--- a/app/templates/docx/contact_template.docx
+++ b/app/templates/docx/contact_template.docx
@@ -524,7 +524,7 @@
           <w:u w:val="single"/>
           <w:lang w:val="en-US"/>
         </w:rPr>
-        <w:t xml:space="preserve"> </w:t>
+        <w:t xml:space="preserve"> {{PROC_TYPE}} </w:t>
       </w:r>
       <w:r>
         <w:rPr>
@@ -534,9 +534,8 @@
           <w:sz w:val="24"/>
           <w:szCs w:val="24"/>
           <w:u w:val="single"/>
-          <w:lang w:val="en-US"/>
-        </w:rPr>
-        <w:t>{{PROC_TYPE}}</w:t>
+        </w:rPr>
+        <w:t>ΥΠ</w:t>
       </w:r>
       <w:r>
         <w:rPr>
@@ -548,7 +547,7 @@
           <w:u w:val="single"/>
           <w:lang w:val="en-US"/>
         </w:rPr>
-        <w:t xml:space="preserve"> </w:t>
+        <w:t xml:space="preserve">’ </w:t>
       </w:r>
       <w:r>
         <w:rPr>
@@ -559,7 +558,7 @@
           <w:szCs w:val="24"/>
           <w:u w:val="single"/>
         </w:rPr>
-        <w:t>ΥΠ</w:t>
+        <w:t>ΑΡΙΘΜΟΝ</w:t>
       </w:r>
       <w:r>
         <w:rPr>
@@ -571,19 +570,41 @@
           <w:u w:val="single"/>
           <w:lang w:val="en-US"/>
         </w:rPr>
-        <w:t xml:space="preserve">’ </w:t>
-      </w:r>
-      <w:r>
+        <w:t xml:space="preserve"> {{PROCUREMENT_CONTRACT_NUMBER}}</w:t>
+      </w:r>
+    </w:p>
+    <w:p>
+      <w:pPr>
+        <w:tabs>
+          <w:tab w:val="left" w:pos="426"/>
+          <w:tab w:val="left" w:pos="851"/>
+          <w:tab w:val="left" w:pos="1276"/>
+          <w:tab w:val="left" w:pos="1701"/>
+          <w:tab w:val="left" w:pos="2127"/>
+          <w:tab w:val="left" w:pos="2552"/>
+          <w:tab w:val="left" w:pos="2977"/>
+          <w:tab w:val="left" w:pos="3402"/>
+          <w:tab w:val="left" w:pos="3828"/>
+          <w:tab w:val="left" w:pos="4253"/>
+          <w:tab w:val="left" w:pos="4678"/>
+          <w:tab w:val="left" w:pos="5103"/>
+          <w:tab w:val="left" w:pos="5529"/>
+          <w:tab w:val="left" w:pos="5954"/>
+          <w:tab w:val="left" w:pos="6379"/>
+          <w:tab w:val="left" w:pos="6804"/>
+          <w:tab w:val="left" w:pos="7230"/>
+          <w:tab w:val="left" w:pos="7655"/>
+          <w:tab w:val="left" w:pos="8080"/>
+        </w:tabs>
+        <w:jc w:val="center"/>
         <w:rPr>
           <w:rFonts w:ascii="Arial" w:hAnsi="Arial" w:cs="Arial"/>
           <w:b/>
           <w:bCs/>
           <w:sz w:val="24"/>
           <w:szCs w:val="24"/>
-          <w:u w:val="single"/>
-        </w:rPr>
-        <w:t>ΑΡΙΘΜΟΝ</w:t>
-      </w:r>
+        </w:rPr>
+      </w:pPr>
       <w:r>
         <w:rPr>
           <w:rFonts w:ascii="Arial" w:hAnsi="Arial" w:cs="Arial"/>
@@ -592,35 +613,10 @@
           <w:sz w:val="24"/>
           <w:szCs w:val="24"/>
           <w:u w:val="single"/>
-          <w:lang w:val="en-US"/>
-        </w:rPr>
-        <w:t xml:space="preserve"> {{PROCUREMENT_CONTRACT_NUMBER}}</w:t>
-      </w:r>
-    </w:p>
-    <w:p>
-      <w:pPr>
-        <w:tabs>
-          <w:tab w:val="left" w:pos="426"/>
-          <w:tab w:val="left" w:pos="851"/>
-          <w:tab w:val="left" w:pos="1276"/>
-          <w:tab w:val="left" w:pos="1701"/>
-          <w:tab w:val="left" w:pos="2127"/>
-          <w:tab w:val="left" w:pos="2552"/>
-          <w:tab w:val="left" w:pos="2977"/>
-          <w:tab w:val="left" w:pos="3402"/>
-          <w:tab w:val="left" w:pos="3828"/>
-          <w:tab w:val="left" w:pos="4253"/>
-          <w:tab w:val="left" w:pos="4678"/>
-          <w:tab w:val="left" w:pos="5103"/>
-          <w:tab w:val="left" w:pos="5529"/>
-          <w:tab w:val="left" w:pos="5954"/>
-          <w:tab w:val="left" w:pos="6379"/>
-          <w:tab w:val="left" w:pos="6804"/>
-          <w:tab w:val="left" w:pos="7230"/>
-          <w:tab w:val="left" w:pos="7655"/>
-          <w:tab w:val="left" w:pos="8080"/>
-        </w:tabs>
-        <w:jc w:val="center"/>
+        </w:rPr>
+        <w:t>ΑΥΞΩΝ ΑΡΙΘΜΟΣ ΑΝΤΙΤΥΠΟΥ</w:t>
+      </w:r>
+      <w:r>
         <w:rPr>
           <w:rFonts w:ascii="Arial" w:hAnsi="Arial" w:cs="Arial"/>
           <w:b/>
@@ -628,7 +624,8 @@
           <w:sz w:val="24"/>
           <w:szCs w:val="24"/>
         </w:rPr>
-      </w:pPr>
+        <w:t xml:space="preserve"> …..</w:t>
+      </w:r>
       <w:r>
         <w:rPr>
           <w:rFonts w:ascii="Arial" w:hAnsi="Arial" w:cs="Arial"/>
@@ -636,9 +633,9 @@
           <w:bCs/>
           <w:sz w:val="24"/>
           <w:szCs w:val="24"/>
-          <w:u w:val="single"/>
-        </w:rPr>
-        <w:t>ΑΥΞΩΝ ΑΡΙΘΜΟΣ ΑΝΤΙΤΥΠΟΥ</w:t>
+          <w:lang w:val="en-US"/>
+        </w:rPr>
+        <w:fldChar w:fldCharType="begin"/>
       </w:r>
       <w:r>
         <w:rPr>
@@ -648,7 +645,7 @@
           <w:sz w:val="24"/>
           <w:szCs w:val="24"/>
         </w:rPr>
-        <w:t xml:space="preserve"> …..</w:t>
+        <w:instrText xml:space="preserve"> </w:instrText>
       </w:r>
       <w:r>
         <w:rPr>
@@ -659,7 +656,7 @@
           <w:szCs w:val="24"/>
           <w:lang w:val="en-US"/>
         </w:rPr>
-        <w:fldChar w:fldCharType="begin"/>
+        <w:instrText>MERGEFIELD</w:instrText>
       </w:r>
       <w:r>
         <w:rPr>
@@ -669,7 +666,7 @@
           <w:sz w:val="24"/>
           <w:szCs w:val="24"/>
         </w:rPr>
-        <w:instrText xml:space="preserve"> </w:instrText>
+        <w:instrText xml:space="preserve"> ΑΡΙΘΜΟΣ_ΣΥΜΒΑΣΗΣ </w:instrText>
       </w:r>
       <w:r>
         <w:rPr>
@@ -680,9 +677,1030 @@
           <w:szCs w:val="24"/>
           <w:lang w:val="en-US"/>
         </w:rPr>
+        <w:fldChar w:fldCharType="end"/>
+      </w:r>
+    </w:p>
+    <w:p>
+      <w:pPr>
+        <w:tabs>
+          <w:tab w:val="left" w:pos="426"/>
+          <w:tab w:val="left" w:pos="851"/>
+          <w:tab w:val="left" w:pos="1276"/>
+          <w:tab w:val="left" w:pos="1701"/>
+          <w:tab w:val="left" w:pos="2127"/>
+          <w:tab w:val="left" w:pos="2552"/>
+          <w:tab w:val="left" w:pos="2977"/>
+          <w:tab w:val="left" w:pos="3402"/>
+          <w:tab w:val="left" w:pos="3828"/>
+          <w:tab w:val="left" w:pos="4253"/>
+          <w:tab w:val="left" w:pos="4678"/>
+          <w:tab w:val="left" w:pos="5103"/>
+          <w:tab w:val="left" w:pos="5529"/>
+          <w:tab w:val="left" w:pos="5954"/>
+          <w:tab w:val="left" w:pos="6379"/>
+          <w:tab w:val="left" w:pos="6804"/>
+          <w:tab w:val="left" w:pos="7230"/>
+          <w:tab w:val="left" w:pos="7655"/>
+          <w:tab w:val="left" w:pos="8080"/>
+        </w:tabs>
+        <w:jc w:val="both"/>
+        <w:rPr>
+          <w:rFonts w:ascii="Arial" w:hAnsi="Arial" w:cs="Arial"/>
+          <w:sz w:val="24"/>
+          <w:szCs w:val="24"/>
+        </w:rPr>
+      </w:pPr>
+    </w:p>
+    <w:p>
+      <w:pPr>
+        <w:tabs>
+          <w:tab w:val="left" w:pos="426"/>
+          <w:tab w:val="left" w:pos="851"/>
+          <w:tab w:val="left" w:pos="1276"/>
+          <w:tab w:val="left" w:pos="1701"/>
+          <w:tab w:val="left" w:pos="2127"/>
+          <w:tab w:val="left" w:pos="2552"/>
+          <w:tab w:val="left" w:pos="2977"/>
+          <w:tab w:val="left" w:pos="3402"/>
+          <w:tab w:val="left" w:pos="3828"/>
+          <w:tab w:val="left" w:pos="4253"/>
+          <w:tab w:val="left" w:pos="4678"/>
+          <w:tab w:val="left" w:pos="5103"/>
+          <w:tab w:val="left" w:pos="5529"/>
+          <w:tab w:val="left" w:pos="5954"/>
+          <w:tab w:val="left" w:pos="6379"/>
+          <w:tab w:val="left" w:pos="6804"/>
+          <w:tab w:val="left" w:pos="7230"/>
+          <w:tab w:val="left" w:pos="7655"/>
+          <w:tab w:val="left" w:pos="8080"/>
+        </w:tabs>
+        <w:jc w:val="both"/>
+        <w:rPr>
+          <w:rFonts w:ascii="Arial" w:hAnsi="Arial" w:cs="Arial"/>
+          <w:sz w:val="24"/>
+          <w:szCs w:val="24"/>
+        </w:rPr>
+      </w:pPr>
+      <w:r>
+        <w:rPr>
+          <w:rFonts w:ascii="Arial" w:hAnsi="Arial" w:cs="Arial"/>
+          <w:sz w:val="24"/>
+          <w:szCs w:val="24"/>
+        </w:rPr>
+        <w:t>Έχοντας υπόψη:</w:t>
+      </w:r>
+    </w:p>
+    <w:p>
+      <w:pPr>
+        <w:tabs>
+          <w:tab w:val="left" w:pos="426"/>
+          <w:tab w:val="left" w:pos="851"/>
+          <w:tab w:val="left" w:pos="1276"/>
+          <w:tab w:val="left" w:pos="1701"/>
+          <w:tab w:val="left" w:pos="2127"/>
+          <w:tab w:val="left" w:pos="2552"/>
+          <w:tab w:val="left" w:pos="2977"/>
+          <w:tab w:val="left" w:pos="3402"/>
+          <w:tab w:val="left" w:pos="3828"/>
+          <w:tab w:val="left" w:pos="4253"/>
+          <w:tab w:val="left" w:pos="4678"/>
+          <w:tab w:val="left" w:pos="5103"/>
+          <w:tab w:val="left" w:pos="5529"/>
+          <w:tab w:val="left" w:pos="5954"/>
+          <w:tab w:val="left" w:pos="6379"/>
+          <w:tab w:val="left" w:pos="6804"/>
+          <w:tab w:val="left" w:pos="7230"/>
+          <w:tab w:val="left" w:pos="7655"/>
+          <w:tab w:val="left" w:pos="8080"/>
+        </w:tabs>
+        <w:jc w:val="both"/>
+        <w:rPr>
+          <w:rFonts w:ascii="Arial" w:hAnsi="Arial" w:cs="Arial"/>
+          <w:sz w:val="24"/>
+          <w:szCs w:val="24"/>
+        </w:rPr>
+      </w:pPr>
+      <w:r>
+        <w:rPr>
+          <w:rFonts w:ascii="Arial" w:hAnsi="Arial" w:cs="Arial"/>
+          <w:sz w:val="24"/>
+          <w:szCs w:val="24"/>
+        </w:rPr>
+        <w:tab/>
+      </w:r>
+    </w:p>
+    <w:p>
+      <w:pPr>
+        <w:tabs>
+          <w:tab w:val="left" w:pos="426"/>
+          <w:tab w:val="left" w:pos="851"/>
+          <w:tab w:val="left" w:pos="1276"/>
+          <w:tab w:val="left" w:pos="1701"/>
+          <w:tab w:val="left" w:pos="2127"/>
+          <w:tab w:val="left" w:pos="2552"/>
+          <w:tab w:val="left" w:pos="2977"/>
+          <w:tab w:val="left" w:pos="3402"/>
+          <w:tab w:val="left" w:pos="3828"/>
+          <w:tab w:val="left" w:pos="4253"/>
+          <w:tab w:val="left" w:pos="4678"/>
+          <w:tab w:val="left" w:pos="5103"/>
+          <w:tab w:val="left" w:pos="5529"/>
+          <w:tab w:val="left" w:pos="5954"/>
+          <w:tab w:val="left" w:pos="6379"/>
+          <w:tab w:val="left" w:pos="6804"/>
+          <w:tab w:val="left" w:pos="7230"/>
+          <w:tab w:val="left" w:pos="7655"/>
+          <w:tab w:val="left" w:pos="8080"/>
+        </w:tabs>
+        <w:jc w:val="both"/>
+        <w:rPr>
+          <w:rFonts w:ascii="Arial" w:hAnsi="Arial" w:cs="Arial"/>
+          <w:sz w:val="24"/>
+          <w:szCs w:val="24"/>
+        </w:rPr>
+      </w:pPr>
+      <w:r>
+        <w:rPr>
+          <w:rFonts w:ascii="Arial" w:hAnsi="Arial" w:cs="Arial"/>
+          <w:sz w:val="24"/>
+          <w:szCs w:val="24"/>
+        </w:rPr>
+        <w:tab/>
+        <w:t>α.</w:t>
+      </w:r>
+      <w:r>
+        <w:rPr>
+          <w:rFonts w:ascii="Arial" w:hAnsi="Arial" w:cs="Arial"/>
+          <w:sz w:val="24"/>
+          <w:szCs w:val="24"/>
+        </w:rPr>
+        <w:tab/>
+        <w:t xml:space="preserve">Το Νομοθετικό Διάταγμα 721/1970 «Περί Οικονομικής </w:t>
+      </w:r>
+      <w:proofErr w:type="spellStart"/>
+      <w:r>
+        <w:rPr>
+          <w:rFonts w:ascii="Arial" w:hAnsi="Arial" w:cs="Arial"/>
+          <w:sz w:val="24"/>
+          <w:szCs w:val="24"/>
+        </w:rPr>
+        <w:t>Μερίμνης</w:t>
+      </w:r>
+      <w:proofErr w:type="spellEnd"/>
+      <w:r>
+        <w:rPr>
+          <w:rFonts w:ascii="Arial" w:hAnsi="Arial" w:cs="Arial"/>
+          <w:sz w:val="24"/>
+          <w:szCs w:val="24"/>
+        </w:rPr>
+        <w:t xml:space="preserve"> και Λογιστικού των   Ε.Δ», (ΦΕΚ 251Α/70).</w:t>
+      </w:r>
+    </w:p>
+    <w:p>
+      <w:pPr>
+        <w:tabs>
+          <w:tab w:val="left" w:pos="426"/>
+          <w:tab w:val="left" w:pos="851"/>
+          <w:tab w:val="left" w:pos="1276"/>
+          <w:tab w:val="left" w:pos="1701"/>
+          <w:tab w:val="left" w:pos="2127"/>
+          <w:tab w:val="left" w:pos="2552"/>
+          <w:tab w:val="left" w:pos="2977"/>
+          <w:tab w:val="left" w:pos="3402"/>
+          <w:tab w:val="left" w:pos="3828"/>
+          <w:tab w:val="left" w:pos="4253"/>
+          <w:tab w:val="left" w:pos="4678"/>
+          <w:tab w:val="left" w:pos="5103"/>
+          <w:tab w:val="left" w:pos="5529"/>
+          <w:tab w:val="left" w:pos="5954"/>
+          <w:tab w:val="left" w:pos="6379"/>
+          <w:tab w:val="left" w:pos="6804"/>
+          <w:tab w:val="left" w:pos="7230"/>
+          <w:tab w:val="left" w:pos="7655"/>
+          <w:tab w:val="left" w:pos="8080"/>
+        </w:tabs>
+        <w:jc w:val="both"/>
+        <w:rPr>
+          <w:rFonts w:ascii="Arial" w:hAnsi="Arial" w:cs="Arial"/>
+          <w:sz w:val="24"/>
+          <w:szCs w:val="24"/>
+        </w:rPr>
+      </w:pPr>
+      <w:r>
+        <w:rPr>
+          <w:rFonts w:ascii="Arial" w:hAnsi="Arial" w:cs="Arial"/>
+          <w:sz w:val="24"/>
+          <w:szCs w:val="24"/>
+        </w:rPr>
+        <w:tab/>
+        <w:t>β.</w:t>
+      </w:r>
+      <w:r>
+        <w:rPr>
+          <w:rFonts w:ascii="Arial" w:hAnsi="Arial" w:cs="Arial"/>
+          <w:sz w:val="24"/>
+          <w:szCs w:val="24"/>
+        </w:rPr>
+        <w:tab/>
+        <w:t>Την απόφαση ΥΦΕΘΑ Φ.800/133/134893/07 (ΦΕΚ 2300//3-12-07) «Περί Μεταβιβάσεως Οικονομικής Εξουσίας σε Κεντρικά και Περιφερειακά Όργανα  της Διοίκησης  των ΕΔ και σε προϊσταμένους των Υπηρεσιών που εξαρτώνται από αυτές, όπως αυτή τροποποιήθηκε με την απόφαση ΥΦΕΘΑ Φ.800/88/131798/Σ2063/25-7-08(ΦΕΚ Β΄ 1753 )».</w:t>
+      </w:r>
+    </w:p>
+    <w:p>
+      <w:pPr>
+        <w:tabs>
+          <w:tab w:val="left" w:pos="426"/>
+          <w:tab w:val="left" w:pos="851"/>
+          <w:tab w:val="left" w:pos="1276"/>
+          <w:tab w:val="left" w:pos="1701"/>
+          <w:tab w:val="left" w:pos="2127"/>
+          <w:tab w:val="left" w:pos="2552"/>
+          <w:tab w:val="left" w:pos="2977"/>
+          <w:tab w:val="left" w:pos="3402"/>
+          <w:tab w:val="left" w:pos="3828"/>
+          <w:tab w:val="left" w:pos="4253"/>
+          <w:tab w:val="left" w:pos="4678"/>
+          <w:tab w:val="left" w:pos="5103"/>
+          <w:tab w:val="left" w:pos="5529"/>
+          <w:tab w:val="left" w:pos="5954"/>
+          <w:tab w:val="left" w:pos="6379"/>
+          <w:tab w:val="left" w:pos="6804"/>
+          <w:tab w:val="left" w:pos="7230"/>
+          <w:tab w:val="left" w:pos="7655"/>
+          <w:tab w:val="left" w:pos="8080"/>
+        </w:tabs>
+        <w:jc w:val="both"/>
+        <w:rPr>
+          <w:rFonts w:ascii="Arial" w:hAnsi="Arial" w:cs="Arial"/>
+          <w:sz w:val="24"/>
+          <w:szCs w:val="24"/>
+        </w:rPr>
+      </w:pPr>
+      <w:r>
+        <w:rPr>
+          <w:rFonts w:ascii="Arial" w:hAnsi="Arial" w:cs="Arial"/>
+          <w:sz w:val="24"/>
+          <w:szCs w:val="24"/>
+        </w:rPr>
+        <w:tab/>
+        <w:t>γ.</w:t>
+      </w:r>
+      <w:r>
+        <w:rPr>
+          <w:rFonts w:ascii="Arial" w:hAnsi="Arial" w:cs="Arial"/>
+          <w:sz w:val="24"/>
+          <w:szCs w:val="24"/>
+        </w:rPr>
+        <w:tab/>
+        <w:t>Τον Ν. 4172/2013 «Φορολογία Εισοδήματος, Επείγοντα Μέτρα Εφαρμογής των Ν.4046/2012, του Ν. 4093/2012 και του Ν. 4127/2013 και άλλες διατάξεις», (ΦΕΚ Α΄ 167 // 23-07-13).</w:t>
+      </w:r>
+    </w:p>
+    <w:p>
+      <w:pPr>
+        <w:tabs>
+          <w:tab w:val="left" w:pos="426"/>
+          <w:tab w:val="left" w:pos="851"/>
+          <w:tab w:val="left" w:pos="1276"/>
+          <w:tab w:val="left" w:pos="1701"/>
+          <w:tab w:val="left" w:pos="2127"/>
+          <w:tab w:val="left" w:pos="2552"/>
+          <w:tab w:val="left" w:pos="2977"/>
+          <w:tab w:val="left" w:pos="3402"/>
+          <w:tab w:val="left" w:pos="3828"/>
+          <w:tab w:val="left" w:pos="4253"/>
+          <w:tab w:val="left" w:pos="4678"/>
+          <w:tab w:val="left" w:pos="5103"/>
+          <w:tab w:val="left" w:pos="5529"/>
+          <w:tab w:val="left" w:pos="5954"/>
+          <w:tab w:val="left" w:pos="6379"/>
+          <w:tab w:val="left" w:pos="6804"/>
+          <w:tab w:val="left" w:pos="7230"/>
+          <w:tab w:val="left" w:pos="7655"/>
+          <w:tab w:val="left" w:pos="8080"/>
+        </w:tabs>
+        <w:jc w:val="both"/>
+        <w:rPr>
+          <w:rFonts w:ascii="Arial" w:hAnsi="Arial" w:cs="Arial"/>
+          <w:sz w:val="24"/>
+          <w:szCs w:val="24"/>
+        </w:rPr>
+      </w:pPr>
+      <w:r>
+        <w:rPr>
+          <w:rFonts w:ascii="Arial" w:hAnsi="Arial" w:cs="Arial"/>
+          <w:sz w:val="24"/>
+          <w:szCs w:val="24"/>
+        </w:rPr>
+        <w:tab/>
+        <w:t>δ.</w:t>
+      </w:r>
+      <w:r>
+        <w:rPr>
+          <w:rFonts w:ascii="Arial" w:hAnsi="Arial" w:cs="Arial"/>
+          <w:sz w:val="24"/>
+          <w:szCs w:val="24"/>
+        </w:rPr>
+        <w:tab/>
+        <w:t>Τον Ν.4270/14 (Α’ 174) «Περί Αρχών δημοσιονομικής διαχείρισης και εποπτείας (ενσωμάτωση της Οδηγίας 2011/85/ΕΕ) − δημόσιο λογιστικό και άλλες διατάξεις.».</w:t>
+      </w:r>
+    </w:p>
+    <w:p>
+      <w:pPr>
+        <w:tabs>
+          <w:tab w:val="left" w:pos="426"/>
+          <w:tab w:val="left" w:pos="851"/>
+          <w:tab w:val="left" w:pos="1276"/>
+          <w:tab w:val="left" w:pos="1701"/>
+          <w:tab w:val="left" w:pos="2127"/>
+          <w:tab w:val="left" w:pos="2552"/>
+          <w:tab w:val="left" w:pos="2977"/>
+          <w:tab w:val="left" w:pos="3402"/>
+          <w:tab w:val="left" w:pos="3828"/>
+          <w:tab w:val="left" w:pos="4253"/>
+          <w:tab w:val="left" w:pos="4678"/>
+          <w:tab w:val="left" w:pos="5103"/>
+          <w:tab w:val="left" w:pos="5529"/>
+          <w:tab w:val="left" w:pos="5954"/>
+          <w:tab w:val="left" w:pos="6379"/>
+          <w:tab w:val="left" w:pos="6804"/>
+          <w:tab w:val="left" w:pos="7230"/>
+          <w:tab w:val="left" w:pos="7655"/>
+          <w:tab w:val="left" w:pos="8080"/>
+        </w:tabs>
+        <w:jc w:val="both"/>
+        <w:rPr>
+          <w:rFonts w:ascii="Arial" w:hAnsi="Arial" w:cs="Arial"/>
+          <w:sz w:val="24"/>
+          <w:szCs w:val="24"/>
+        </w:rPr>
+      </w:pPr>
+      <w:r>
+        <w:rPr>
+          <w:rFonts w:ascii="Arial" w:hAnsi="Arial" w:cs="Arial"/>
+          <w:sz w:val="24"/>
+          <w:szCs w:val="24"/>
+        </w:rPr>
+        <w:tab/>
+        <w:t>δ.</w:t>
+      </w:r>
+      <w:r>
+        <w:rPr>
+          <w:rFonts w:ascii="Arial" w:hAnsi="Arial" w:cs="Arial"/>
+          <w:sz w:val="24"/>
+          <w:szCs w:val="24"/>
+        </w:rPr>
+        <w:tab/>
+        <w:t>Τον Ν.4412/16 (Α’147) «Περί Δημοσίων Συμβάσεων Έργων, Προμηθειών και Υπηρεσιών (προσαρμογή στις Οδηγίες 2014/24/ΕΕ και 2014/25/ΕΕ)», όπως τροποποιήθηκε και ισχύει.</w:t>
+      </w:r>
+    </w:p>
+    <w:p>
+      <w:pPr>
+        <w:tabs>
+          <w:tab w:val="left" w:pos="426"/>
+          <w:tab w:val="left" w:pos="851"/>
+          <w:tab w:val="left" w:pos="1276"/>
+          <w:tab w:val="left" w:pos="1701"/>
+          <w:tab w:val="left" w:pos="2127"/>
+          <w:tab w:val="left" w:pos="2552"/>
+          <w:tab w:val="left" w:pos="2977"/>
+          <w:tab w:val="left" w:pos="3402"/>
+          <w:tab w:val="left" w:pos="3828"/>
+          <w:tab w:val="left" w:pos="4253"/>
+          <w:tab w:val="left" w:pos="4678"/>
+          <w:tab w:val="left" w:pos="5103"/>
+          <w:tab w:val="left" w:pos="5529"/>
+          <w:tab w:val="left" w:pos="5954"/>
+          <w:tab w:val="left" w:pos="6379"/>
+          <w:tab w:val="left" w:pos="6804"/>
+          <w:tab w:val="left" w:pos="7230"/>
+          <w:tab w:val="left" w:pos="7655"/>
+          <w:tab w:val="left" w:pos="8080"/>
+        </w:tabs>
+        <w:jc w:val="both"/>
+        <w:rPr>
+          <w:rFonts w:ascii="Arial" w:hAnsi="Arial" w:cs="Arial"/>
+          <w:sz w:val="24"/>
+          <w:szCs w:val="24"/>
+        </w:rPr>
+      </w:pPr>
+      <w:r>
+        <w:rPr>
+          <w:rFonts w:ascii="Arial" w:hAnsi="Arial" w:cs="Arial"/>
+          <w:sz w:val="24"/>
+          <w:szCs w:val="24"/>
+        </w:rPr>
+        <w:tab/>
+        <w:t>ε.</w:t>
+      </w:r>
+      <w:r>
+        <w:rPr>
+          <w:rFonts w:ascii="Arial" w:hAnsi="Arial" w:cs="Arial"/>
+          <w:sz w:val="24"/>
+          <w:szCs w:val="24"/>
+        </w:rPr>
+        <w:tab/>
+        <w:t xml:space="preserve">Την </w:t>
+      </w:r>
+      <w:proofErr w:type="spellStart"/>
+      <w:r>
+        <w:rPr>
+          <w:rFonts w:ascii="Arial" w:hAnsi="Arial" w:cs="Arial"/>
+          <w:sz w:val="24"/>
+          <w:szCs w:val="24"/>
+        </w:rPr>
+        <w:t>ΠαΔ</w:t>
+      </w:r>
+      <w:proofErr w:type="spellEnd"/>
+      <w:r>
+        <w:rPr>
+          <w:rFonts w:ascii="Arial" w:hAnsi="Arial" w:cs="Arial"/>
+          <w:sz w:val="24"/>
+          <w:szCs w:val="24"/>
+        </w:rPr>
+        <w:t xml:space="preserve"> 6-3/2017//ΓΕΝ/Ε1 «Δημόσιες Συμβάσεις Προμήθειας Υλικών / Παροχής Υπηρεσιών μη Στρατιωτικού Εξοπλισμού», όπως τροποποιήθηκε και ισχύει.</w:t>
+      </w:r>
+      <w:r>
+        <w:rPr>
+          <w:rFonts w:ascii="Arial" w:hAnsi="Arial" w:cs="Arial"/>
+          <w:sz w:val="24"/>
+          <w:szCs w:val="24"/>
+        </w:rPr>
+        <w:tab/>
+      </w:r>
+    </w:p>
+    <w:p>
+      <w:pPr>
+        <w:tabs>
+          <w:tab w:val="left" w:pos="426"/>
+          <w:tab w:val="left" w:pos="851"/>
+          <w:tab w:val="left" w:pos="1276"/>
+          <w:tab w:val="left" w:pos="1701"/>
+          <w:tab w:val="left" w:pos="2127"/>
+          <w:tab w:val="left" w:pos="2552"/>
+          <w:tab w:val="left" w:pos="2977"/>
+          <w:tab w:val="left" w:pos="3402"/>
+          <w:tab w:val="left" w:pos="3828"/>
+          <w:tab w:val="left" w:pos="4253"/>
+          <w:tab w:val="left" w:pos="4678"/>
+          <w:tab w:val="left" w:pos="5103"/>
+          <w:tab w:val="left" w:pos="5529"/>
+          <w:tab w:val="left" w:pos="5954"/>
+          <w:tab w:val="left" w:pos="6379"/>
+          <w:tab w:val="left" w:pos="6804"/>
+          <w:tab w:val="left" w:pos="7230"/>
+          <w:tab w:val="left" w:pos="7655"/>
+          <w:tab w:val="left" w:pos="8080"/>
+        </w:tabs>
+        <w:jc w:val="both"/>
+        <w:rPr>
+          <w:rFonts w:ascii="Arial" w:hAnsi="Arial" w:cs="Arial"/>
+          <w:sz w:val="24"/>
+          <w:szCs w:val="24"/>
+        </w:rPr>
+      </w:pPr>
+      <w:r>
+        <w:rPr>
+          <w:rFonts w:ascii="Arial" w:hAnsi="Arial" w:cs="Arial"/>
+          <w:sz w:val="24"/>
+          <w:szCs w:val="24"/>
+        </w:rPr>
+        <w:tab/>
+      </w:r>
+      <w:proofErr w:type="spellStart"/>
+      <w:r>
+        <w:rPr>
+          <w:rFonts w:ascii="Arial" w:hAnsi="Arial" w:cs="Arial"/>
+          <w:sz w:val="24"/>
+          <w:szCs w:val="24"/>
+        </w:rPr>
+        <w:t>στ</w:t>
+      </w:r>
+      <w:proofErr w:type="spellEnd"/>
+      <w:r>
+        <w:rPr>
+          <w:rFonts w:ascii="Arial" w:hAnsi="Arial" w:cs="Arial"/>
+          <w:sz w:val="24"/>
+          <w:szCs w:val="24"/>
+        </w:rPr>
+        <w:t>.</w:t>
+      </w:r>
+      <w:r>
+        <w:rPr>
+          <w:rFonts w:ascii="Arial" w:hAnsi="Arial" w:cs="Arial"/>
+          <w:sz w:val="24"/>
+          <w:szCs w:val="24"/>
+        </w:rPr>
+        <w:tab/>
+      </w:r>
+      <w:r>
+        <w:rPr>
+          <w:rFonts w:ascii="Arial" w:hAnsi="Arial" w:cs="Arial"/>
+          <w:sz w:val="24"/>
+          <w:szCs w:val="24"/>
+        </w:rPr>
+        <w:t>Την προσφορά του οικονομικού φορέα «{{WINNER_SUPPLIER_DESCRIPTION}}, με ΑΦΜ: {{WINNER_SUPPLIER_AFM}}».</w:t>
+      </w:r>
+    </w:p>
+    <w:p>
+      <w:pPr>
+        <w:tabs>
+          <w:tab w:val="left" w:pos="426"/>
+          <w:tab w:val="left" w:pos="851"/>
+          <w:tab w:val="left" w:pos="1276"/>
+          <w:tab w:val="left" w:pos="1701"/>
+          <w:tab w:val="left" w:pos="2127"/>
+          <w:tab w:val="left" w:pos="2552"/>
+          <w:tab w:val="left" w:pos="2977"/>
+          <w:tab w:val="left" w:pos="3402"/>
+          <w:tab w:val="left" w:pos="3828"/>
+          <w:tab w:val="left" w:pos="4253"/>
+          <w:tab w:val="left" w:pos="4678"/>
+          <w:tab w:val="left" w:pos="5103"/>
+          <w:tab w:val="left" w:pos="5529"/>
+          <w:tab w:val="left" w:pos="5954"/>
+          <w:tab w:val="left" w:pos="6379"/>
+          <w:tab w:val="left" w:pos="6804"/>
+          <w:tab w:val="left" w:pos="7230"/>
+          <w:tab w:val="left" w:pos="7655"/>
+          <w:tab w:val="left" w:pos="8080"/>
+        </w:tabs>
+        <w:jc w:val="both"/>
+        <w:rPr>
+          <w:rFonts w:ascii="Arial" w:hAnsi="Arial" w:cs="Arial"/>
+          <w:sz w:val="24"/>
+          <w:szCs w:val="24"/>
+        </w:rPr>
+      </w:pPr>
+      <w:r>
+        <w:rPr>
+          <w:rFonts w:ascii="Arial" w:hAnsi="Arial" w:cs="Arial"/>
+          <w:sz w:val="24"/>
+          <w:szCs w:val="24"/>
+        </w:rPr>
+        <w:tab/>
+        <w:t>ζ.</w:t>
+      </w:r>
+      <w:r>
+        <w:rPr>
+          <w:rFonts w:ascii="Arial" w:hAnsi="Arial" w:cs="Arial"/>
+          <w:sz w:val="24"/>
+          <w:szCs w:val="24"/>
+        </w:rPr>
+        <w:tab/>
+        <w:t>Την έγκριση πιστώσεως συμφώνως {{</w:t>
+      </w:r>
+      <w:r>
+        <w:rPr>
+          <w:rFonts w:ascii="Arial" w:hAnsi="Arial" w:cs="Arial"/>
+          <w:sz w:val="24"/>
+          <w:szCs w:val="24"/>
+          <w:lang w:val="en-US"/>
+        </w:rPr>
+        <w:t>PROCUREMENT</w:t>
+      </w:r>
+      <w:r>
+        <w:rPr>
+          <w:rFonts w:ascii="Arial" w:hAnsi="Arial" w:cs="Arial"/>
+          <w:sz w:val="24"/>
+          <w:szCs w:val="24"/>
+        </w:rPr>
+        <w:t>_</w:t>
+      </w:r>
+      <w:r>
+        <w:rPr>
+          <w:rFonts w:ascii="Arial" w:hAnsi="Arial" w:cs="Arial"/>
+          <w:sz w:val="24"/>
+          <w:szCs w:val="24"/>
+          <w:lang w:val="en-US"/>
+        </w:rPr>
+        <w:t>HOP</w:t>
+      </w:r>
+      <w:r>
+        <w:rPr>
+          <w:rFonts w:ascii="Arial" w:hAnsi="Arial" w:cs="Arial"/>
+          <w:sz w:val="24"/>
+          <w:szCs w:val="24"/>
+        </w:rPr>
+        <w:t>_</w:t>
+      </w:r>
+      <w:r>
+        <w:rPr>
+          <w:rFonts w:ascii="Arial" w:hAnsi="Arial" w:cs="Arial"/>
+          <w:sz w:val="24"/>
+          <w:szCs w:val="24"/>
+          <w:lang w:val="en-US"/>
+        </w:rPr>
+        <w:t>APPROVAL</w:t>
+      </w:r>
+      <w:r>
+        <w:rPr>
+          <w:rFonts w:ascii="Arial" w:hAnsi="Arial" w:cs="Arial"/>
+          <w:sz w:val="24"/>
+          <w:szCs w:val="24"/>
+        </w:rPr>
+        <w:t>}} και απόφαση ανάληψης υποχρέωσης με αριθμό {{</w:t>
+      </w:r>
+      <w:r>
+        <w:rPr>
+          <w:rFonts w:ascii="Arial" w:hAnsi="Arial" w:cs="Arial"/>
+          <w:sz w:val="24"/>
+          <w:szCs w:val="24"/>
+          <w:lang w:val="en-US"/>
+        </w:rPr>
+        <w:t>PROCUREMENT</w:t>
+      </w:r>
+      <w:r>
+        <w:rPr>
+          <w:rFonts w:ascii="Arial" w:hAnsi="Arial" w:cs="Arial"/>
+          <w:sz w:val="24"/>
+          <w:szCs w:val="24"/>
+        </w:rPr>
+        <w:t>_</w:t>
+      </w:r>
+      <w:r>
+        <w:rPr>
+          <w:rFonts w:ascii="Arial" w:hAnsi="Arial" w:cs="Arial"/>
+          <w:sz w:val="24"/>
+          <w:szCs w:val="24"/>
+          <w:lang w:val="en-US"/>
+        </w:rPr>
+        <w:t>AAY</w:t>
+      </w:r>
+      <w:r>
+        <w:rPr>
+          <w:rFonts w:ascii="Arial" w:hAnsi="Arial" w:cs="Arial"/>
+          <w:sz w:val="24"/>
+          <w:szCs w:val="24"/>
+        </w:rPr>
+        <w:t>}} με ΑΔΑΜ: {{</w:t>
+      </w:r>
+      <w:r>
+        <w:rPr>
+          <w:rFonts w:ascii="Arial" w:hAnsi="Arial" w:cs="Arial"/>
+          <w:sz w:val="24"/>
+          <w:szCs w:val="24"/>
+          <w:lang w:val="en-US"/>
+        </w:rPr>
+        <w:t>PROCUREMENT</w:t>
+      </w:r>
+      <w:r>
+        <w:rPr>
+          <w:rFonts w:ascii="Arial" w:hAnsi="Arial" w:cs="Arial"/>
+          <w:sz w:val="24"/>
+          <w:szCs w:val="24"/>
+        </w:rPr>
+        <w:t>_</w:t>
+      </w:r>
+      <w:r>
+        <w:rPr>
+          <w:rFonts w:ascii="Arial" w:hAnsi="Arial" w:cs="Arial"/>
+          <w:sz w:val="24"/>
+          <w:szCs w:val="24"/>
+          <w:lang w:val="en-US"/>
+        </w:rPr>
+        <w:t>ADAM</w:t>
+      </w:r>
+      <w:r>
+        <w:rPr>
+          <w:rFonts w:ascii="Arial" w:hAnsi="Arial" w:cs="Arial"/>
+          <w:sz w:val="24"/>
+          <w:szCs w:val="24"/>
+        </w:rPr>
+        <w:t>_</w:t>
+      </w:r>
+      <w:r>
+        <w:rPr>
+          <w:rFonts w:ascii="Arial" w:hAnsi="Arial" w:cs="Arial"/>
+          <w:sz w:val="24"/>
+          <w:szCs w:val="24"/>
+          <w:lang w:val="en-US"/>
+        </w:rPr>
+        <w:t>AAY</w:t>
+      </w:r>
+      <w:r>
+        <w:rPr>
+          <w:rFonts w:ascii="Arial" w:hAnsi="Arial" w:cs="Arial"/>
+          <w:sz w:val="24"/>
+          <w:szCs w:val="24"/>
+        </w:rPr>
+        <w:t>}} και ΑΔΑ: {{</w:t>
+      </w:r>
+      <w:r>
+        <w:rPr>
+          <w:rFonts w:ascii="Arial" w:hAnsi="Arial" w:cs="Arial"/>
+          <w:sz w:val="24"/>
+          <w:szCs w:val="24"/>
+          <w:lang w:val="en-US"/>
+        </w:rPr>
+        <w:t>PROCUREMENT</w:t>
+      </w:r>
+      <w:r>
+        <w:rPr>
+          <w:rFonts w:ascii="Arial" w:hAnsi="Arial" w:cs="Arial"/>
+          <w:sz w:val="24"/>
+          <w:szCs w:val="24"/>
+        </w:rPr>
+        <w:t>_</w:t>
+      </w:r>
+      <w:r>
+        <w:rPr>
+          <w:rFonts w:ascii="Arial" w:hAnsi="Arial" w:cs="Arial"/>
+          <w:sz w:val="24"/>
+          <w:szCs w:val="24"/>
+          <w:lang w:val="en-US"/>
+        </w:rPr>
+        <w:t>ADA</w:t>
+      </w:r>
+      <w:r>
+        <w:rPr>
+          <w:rFonts w:ascii="Arial" w:hAnsi="Arial" w:cs="Arial"/>
+          <w:sz w:val="24"/>
+          <w:szCs w:val="24"/>
+        </w:rPr>
+        <w:t>_</w:t>
+      </w:r>
+      <w:r>
+        <w:rPr>
+          <w:rFonts w:ascii="Arial" w:hAnsi="Arial" w:cs="Arial"/>
+          <w:sz w:val="24"/>
+          <w:szCs w:val="24"/>
+          <w:lang w:val="en-US"/>
+        </w:rPr>
+        <w:t>AAY</w:t>
+      </w:r>
+      <w:r>
+        <w:rPr>
+          <w:rFonts w:ascii="Arial" w:hAnsi="Arial" w:cs="Arial"/>
+          <w:sz w:val="24"/>
+          <w:szCs w:val="24"/>
+        </w:rPr>
+        <w:t>}}</w:t>
+      </w:r>
+      <w:r>
+        <w:rPr>
+          <w:rFonts w:ascii="Arial" w:hAnsi="Arial" w:cs="Arial"/>
+          <w:sz w:val="24"/>
+          <w:szCs w:val="24"/>
+          <w:lang w:val="en-US"/>
+        </w:rPr>
+        <w:fldChar w:fldCharType="begin"/>
+      </w:r>
+      <w:r>
+        <w:rPr>
+          <w:rFonts w:ascii="Arial" w:hAnsi="Arial" w:cs="Arial"/>
+          <w:sz w:val="24"/>
+          <w:szCs w:val="24"/>
+        </w:rPr>
+        <w:instrText xml:space="preserve"> </w:instrText>
+      </w:r>
+      <w:r>
+        <w:rPr>
+          <w:rFonts w:ascii="Arial" w:hAnsi="Arial" w:cs="Arial"/>
+          <w:sz w:val="24"/>
+          <w:szCs w:val="24"/>
+          <w:lang w:val="en-US"/>
+        </w:rPr>
         <w:instrText>MERGEFIELD</w:instrText>
       </w:r>
       <w:r>
+        <w:rPr>
+          <w:rFonts w:ascii="Arial" w:hAnsi="Arial" w:cs="Arial"/>
+          <w:sz w:val="24"/>
+          <w:szCs w:val="24"/>
+        </w:rPr>
+        <w:instrText xml:space="preserve"> ΑΑΥ </w:instrText>
+      </w:r>
+      <w:r>
+        <w:rPr>
+          <w:rFonts w:ascii="Arial" w:hAnsi="Arial" w:cs="Arial"/>
+          <w:sz w:val="24"/>
+          <w:szCs w:val="24"/>
+          <w:lang w:val="en-US"/>
+        </w:rPr>
+        <w:fldChar w:fldCharType="end"/>
+      </w:r>
+      <w:r>
+        <w:rPr>
+          <w:rFonts w:ascii="Arial" w:hAnsi="Arial" w:cs="Arial"/>
+          <w:sz w:val="24"/>
+          <w:szCs w:val="24"/>
+        </w:rPr>
+        <w:t>.</w:t>
+      </w:r>
+    </w:p>
+    <w:p>
+      <w:pPr>
+        <w:tabs>
+          <w:tab w:val="left" w:pos="426"/>
+          <w:tab w:val="left" w:pos="851"/>
+          <w:tab w:val="left" w:pos="1276"/>
+          <w:tab w:val="left" w:pos="1701"/>
+          <w:tab w:val="left" w:pos="2127"/>
+          <w:tab w:val="left" w:pos="2552"/>
+          <w:tab w:val="left" w:pos="2977"/>
+          <w:tab w:val="left" w:pos="3402"/>
+          <w:tab w:val="left" w:pos="3828"/>
+          <w:tab w:val="left" w:pos="4253"/>
+          <w:tab w:val="left" w:pos="4678"/>
+          <w:tab w:val="left" w:pos="5103"/>
+          <w:tab w:val="left" w:pos="5529"/>
+          <w:tab w:val="left" w:pos="5954"/>
+          <w:tab w:val="left" w:pos="6379"/>
+          <w:tab w:val="left" w:pos="6804"/>
+          <w:tab w:val="left" w:pos="7230"/>
+          <w:tab w:val="left" w:pos="7655"/>
+          <w:tab w:val="left" w:pos="8080"/>
+        </w:tabs>
+        <w:jc w:val="both"/>
+        <w:rPr>
+          <w:rFonts w:ascii="Arial" w:hAnsi="Arial" w:cs="Arial"/>
+          <w:sz w:val="24"/>
+          <w:szCs w:val="24"/>
+        </w:rPr>
+      </w:pPr>
+      <w:r>
+        <w:rPr>
+          <w:rFonts w:ascii="Arial" w:hAnsi="Arial" w:cs="Arial"/>
+          <w:sz w:val="24"/>
+          <w:szCs w:val="24"/>
+        </w:rPr>
+        <w:t>η.</w:t>
+      </w:r>
+      <w:r>
+        <w:rPr>
+          <w:rFonts w:ascii="Arial" w:hAnsi="Arial" w:cs="Arial"/>
+          <w:sz w:val="24"/>
+          <w:szCs w:val="24"/>
+        </w:rPr>
+        <w:tab/>
+        <w:t>Την δέσμευση πίστωσης με {{PROCUREMENT_IDENTITY_PROSKLISIS}} και ΑΔΑΜ: {{PROCUREMENT_ADAM_PROSKLISIS}}.</w:t>
+      </w:r>
+    </w:p>
+    <w:p>
+      <w:pPr>
+        <w:tabs>
+          <w:tab w:val="left" w:pos="426"/>
+          <w:tab w:val="left" w:pos="851"/>
+          <w:tab w:val="left" w:pos="1276"/>
+          <w:tab w:val="left" w:pos="1701"/>
+          <w:tab w:val="left" w:pos="2127"/>
+          <w:tab w:val="left" w:pos="2552"/>
+          <w:tab w:val="left" w:pos="2977"/>
+          <w:tab w:val="left" w:pos="3402"/>
+          <w:tab w:val="left" w:pos="3828"/>
+          <w:tab w:val="left" w:pos="4253"/>
+          <w:tab w:val="left" w:pos="4678"/>
+          <w:tab w:val="left" w:pos="5103"/>
+          <w:tab w:val="left" w:pos="5529"/>
+          <w:tab w:val="left" w:pos="5954"/>
+          <w:tab w:val="left" w:pos="6379"/>
+          <w:tab w:val="left" w:pos="6804"/>
+          <w:tab w:val="left" w:pos="7230"/>
+          <w:tab w:val="left" w:pos="7655"/>
+          <w:tab w:val="left" w:pos="8080"/>
+        </w:tabs>
+        <w:jc w:val="both"/>
+        <w:rPr>
+          <w:rFonts w:ascii="Arial" w:hAnsi="Arial" w:cs="Arial"/>
+          <w:sz w:val="24"/>
+          <w:szCs w:val="24"/>
+        </w:rPr>
+      </w:pPr>
+      <w:r>
+        <w:rPr>
+          <w:rFonts w:ascii="Arial" w:hAnsi="Arial" w:cs="Arial"/>
+          <w:sz w:val="24"/>
+          <w:szCs w:val="24"/>
+        </w:rPr>
+        <w:lastRenderedPageBreak/>
+        <w:t>θ.</w:t>
+      </w:r>
+      <w:r>
+        <w:rPr>
+          <w:rFonts w:ascii="Arial" w:hAnsi="Arial" w:cs="Arial"/>
+          <w:sz w:val="24"/>
+          <w:szCs w:val="24"/>
+        </w:rPr>
+        <w:tab/>
+        <w:t xml:space="preserve">Την Απόφαση Ανάθεσης για την </w:t>
+      </w:r>
+      <w:r>
+        <w:rPr>
+          <w:rFonts w:ascii="Arial" w:hAnsi="Arial" w:cs="Arial"/>
+          <w:sz w:val="24"/>
+          <w:szCs w:val="24"/>
+        </w:rPr>
+        <w:t>{{PROC_TYPE_LOWER}}</w:t>
+      </w:r>
+      <w:r>
+        <w:rPr>
+          <w:rFonts w:ascii="Arial" w:hAnsi="Arial" w:cs="Arial"/>
+          <w:sz w:val="24"/>
+          <w:szCs w:val="24"/>
+        </w:rPr>
+        <w:t xml:space="preserve"> με {{PROCUREMENT_IDENTITY_APOFASIS_ANATHESIS}} και ΑΔΑΜ: {{PROCUREMENT_ADAM_APOFASIS_ANATHESIS}}.</w:t>
+      </w:r>
+    </w:p>
+    <w:p>
+      <w:pPr>
+        <w:tabs>
+          <w:tab w:val="left" w:pos="426"/>
+          <w:tab w:val="left" w:pos="851"/>
+          <w:tab w:val="left" w:pos="1276"/>
+          <w:tab w:val="left" w:pos="1701"/>
+          <w:tab w:val="left" w:pos="2127"/>
+          <w:tab w:val="left" w:pos="2552"/>
+          <w:tab w:val="left" w:pos="2977"/>
+          <w:tab w:val="left" w:pos="3402"/>
+          <w:tab w:val="left" w:pos="3828"/>
+          <w:tab w:val="left" w:pos="4253"/>
+          <w:tab w:val="left" w:pos="4678"/>
+          <w:tab w:val="left" w:pos="5103"/>
+          <w:tab w:val="left" w:pos="5529"/>
+          <w:tab w:val="left" w:pos="5954"/>
+          <w:tab w:val="left" w:pos="6379"/>
+          <w:tab w:val="left" w:pos="6804"/>
+          <w:tab w:val="left" w:pos="7230"/>
+          <w:tab w:val="left" w:pos="7655"/>
+          <w:tab w:val="left" w:pos="8080"/>
+        </w:tabs>
+        <w:jc w:val="both"/>
+        <w:rPr>
+          <w:rFonts w:ascii="Arial" w:hAnsi="Arial" w:cs="Arial"/>
+          <w:sz w:val="24"/>
+          <w:szCs w:val="24"/>
+        </w:rPr>
+      </w:pPr>
+      <w:r>
+        <w:rPr>
+          <w:rFonts w:ascii="Arial" w:hAnsi="Arial" w:cs="Arial"/>
+          <w:sz w:val="24"/>
+          <w:szCs w:val="24"/>
+        </w:rPr>
+        <w:t xml:space="preserve">Στην …………………… </w:t>
+      </w:r>
+      <w:r>
+        <w:rPr>
+          <w:rFonts w:ascii="Arial" w:hAnsi="Arial" w:cs="Arial"/>
+          <w:sz w:val="24"/>
+          <w:szCs w:val="24"/>
+        </w:rPr>
+        <w:t>σήμερα, την ……………. , οι κάτωθι υπογεγραμμένοι, αφενός ο {{COMMANDER_ROLE_TYPE}} της {{SERVICE_UNIT_NAME}} {{SERVICE_COMMANDER}}, ο οποίος εκπροσωπεί με την ιδιότητά του αυτή το Πολεμικό Ναυτικό, και αφετέρου ο Ανάδοχος οικονομικός φορέας με την επωνυμία {{WINNER_SUPPLIER_DESCRIPTION}} με ΑΦΜ: {{WINNER_SUPPLIER_AFM}} και ΕΜΠΑ: {{WINNER_SUPPLIER_EMBA}}, που εκπροσωπείται νόμιμα από τον ............................................................................... με αριθμό Ταυτότητας ..........................................................., συμφώνησαν και συναποδέχτηκαν ότι ο πρώτος αναθέτει στον δεύτερο και αυτός αναλαμβάνει το συμβατικό αντικείμενο που αναγράφεται στον {{TABLE_REFERENCE_PHRASE}} της παρούσης με βάση τους όρους και τις προϋποθέσεις που αναγράφονται παρακάτω.</w:t>
+      </w:r>
+    </w:p>
+    <w:p>
+      <w:pPr>
+        <w:tabs>
+          <w:tab w:val="left" w:pos="426"/>
+          <w:tab w:val="left" w:pos="851"/>
+          <w:tab w:val="left" w:pos="1276"/>
+          <w:tab w:val="left" w:pos="1701"/>
+          <w:tab w:val="left" w:pos="2127"/>
+          <w:tab w:val="left" w:pos="2552"/>
+          <w:tab w:val="left" w:pos="2977"/>
+          <w:tab w:val="left" w:pos="3402"/>
+          <w:tab w:val="left" w:pos="3828"/>
+          <w:tab w:val="left" w:pos="4253"/>
+          <w:tab w:val="left" w:pos="4678"/>
+          <w:tab w:val="left" w:pos="5103"/>
+          <w:tab w:val="left" w:pos="5529"/>
+          <w:tab w:val="left" w:pos="5954"/>
+          <w:tab w:val="left" w:pos="6379"/>
+          <w:tab w:val="left" w:pos="6804"/>
+          <w:tab w:val="left" w:pos="7230"/>
+          <w:tab w:val="left" w:pos="7655"/>
+          <w:tab w:val="left" w:pos="8080"/>
+        </w:tabs>
+        <w:jc w:val="both"/>
+        <w:rPr>
+          <w:rFonts w:ascii="Arial" w:hAnsi="Arial" w:cs="Arial"/>
+          <w:sz w:val="24"/>
+          <w:szCs w:val="24"/>
+        </w:rPr>
+      </w:pPr>
+    </w:p>
+    <w:p>
+      <w:pPr>
+        <w:tabs>
+          <w:tab w:val="left" w:pos="426"/>
+          <w:tab w:val="left" w:pos="851"/>
+          <w:tab w:val="left" w:pos="1276"/>
+          <w:tab w:val="left" w:pos="1701"/>
+          <w:tab w:val="left" w:pos="2127"/>
+          <w:tab w:val="left" w:pos="2552"/>
+          <w:tab w:val="left" w:pos="2977"/>
+          <w:tab w:val="left" w:pos="3402"/>
+          <w:tab w:val="left" w:pos="3828"/>
+          <w:tab w:val="left" w:pos="4253"/>
+          <w:tab w:val="left" w:pos="4678"/>
+          <w:tab w:val="left" w:pos="5103"/>
+          <w:tab w:val="left" w:pos="5529"/>
+          <w:tab w:val="left" w:pos="5954"/>
+          <w:tab w:val="left" w:pos="6379"/>
+          <w:tab w:val="left" w:pos="6804"/>
+          <w:tab w:val="left" w:pos="7230"/>
+          <w:tab w:val="left" w:pos="7655"/>
+          <w:tab w:val="left" w:pos="8080"/>
+        </w:tabs>
         <w:rPr>
           <w:rFonts w:ascii="Arial" w:hAnsi="Arial" w:cs="Arial"/>
           <w:b/>
@@ -690,8 +1708,7 @@
           <w:sz w:val="24"/>
           <w:szCs w:val="24"/>
         </w:rPr>
-        <w:instrText xml:space="preserve"> ΑΡΙΘΜΟΣ_ΣΥΜΒΑΣΗΣ </w:instrText>
-      </w:r>
+      </w:pPr>
       <w:r>
         <w:rPr>
           <w:rFonts w:ascii="Arial" w:hAnsi="Arial" w:cs="Arial"/>
@@ -699,601 +1716,74 @@
           <w:bCs/>
           <w:sz w:val="24"/>
           <w:szCs w:val="24"/>
+        </w:rPr>
+        <w:t>Άρθρο 1 - Αντικείμενο της σύμβασης</w:t>
+      </w:r>
+    </w:p>
+    <w:p>
+      <w:pPr>
+        <w:tabs>
+          <w:tab w:val="left" w:pos="426"/>
+          <w:tab w:val="left" w:pos="851"/>
+          <w:tab w:val="left" w:pos="1276"/>
+          <w:tab w:val="left" w:pos="1701"/>
+          <w:tab w:val="left" w:pos="2127"/>
+          <w:tab w:val="left" w:pos="2552"/>
+          <w:tab w:val="left" w:pos="2977"/>
+          <w:tab w:val="left" w:pos="3402"/>
+          <w:tab w:val="left" w:pos="3828"/>
+          <w:tab w:val="left" w:pos="4253"/>
+          <w:tab w:val="left" w:pos="4678"/>
+          <w:tab w:val="left" w:pos="5103"/>
+          <w:tab w:val="left" w:pos="5529"/>
+          <w:tab w:val="left" w:pos="5954"/>
+          <w:tab w:val="left" w:pos="6379"/>
+          <w:tab w:val="left" w:pos="6804"/>
+          <w:tab w:val="left" w:pos="7230"/>
+          <w:tab w:val="left" w:pos="7655"/>
+          <w:tab w:val="left" w:pos="8080"/>
+        </w:tabs>
+        <w:jc w:val="both"/>
+        <w:rPr>
+          <w:rFonts w:ascii="Arial" w:hAnsi="Arial" w:cs="Arial"/>
+          <w:sz w:val="24"/>
+          <w:szCs w:val="24"/>
+        </w:rPr>
+      </w:pPr>
+      <w:r>
+        <w:rPr>
+          <w:rFonts w:ascii="Arial" w:hAnsi="Arial" w:cs="Arial"/>
+          <w:sz w:val="24"/>
+          <w:szCs w:val="24"/>
+        </w:rPr>
+        <w:tab/>
+        <w:t>1.</w:t>
+      </w:r>
+      <w:r>
+        <w:rPr>
+          <w:rFonts w:ascii="Arial" w:hAnsi="Arial" w:cs="Arial"/>
+          <w:sz w:val="24"/>
+          <w:szCs w:val="24"/>
+        </w:rPr>
+        <w:tab/>
+        <w:t>Σε εκτέλεση των διαλαμβανομένων στο σχετικό (ζ), με το οποίο αναλήφθηκε πίστωση από τον ΑΛΕ {{</w:t>
+      </w:r>
+      <w:r>
+        <w:rPr>
+          <w:rFonts w:ascii="Arial" w:hAnsi="Arial" w:cs="Arial"/>
+          <w:sz w:val="24"/>
+          <w:szCs w:val="24"/>
           <w:lang w:val="en-US"/>
         </w:rPr>
-        <w:fldChar w:fldCharType="end"/>
-      </w:r>
-    </w:p>
-    <w:p>
-      <w:pPr>
-        <w:tabs>
-          <w:tab w:val="left" w:pos="426"/>
-          <w:tab w:val="left" w:pos="851"/>
-          <w:tab w:val="left" w:pos="1276"/>
-          <w:tab w:val="left" w:pos="1701"/>
-          <w:tab w:val="left" w:pos="2127"/>
-          <w:tab w:val="left" w:pos="2552"/>
-          <w:tab w:val="left" w:pos="2977"/>
-          <w:tab w:val="left" w:pos="3402"/>
-          <w:tab w:val="left" w:pos="3828"/>
-          <w:tab w:val="left" w:pos="4253"/>
-          <w:tab w:val="left" w:pos="4678"/>
-          <w:tab w:val="left" w:pos="5103"/>
-          <w:tab w:val="left" w:pos="5529"/>
-          <w:tab w:val="left" w:pos="5954"/>
-          <w:tab w:val="left" w:pos="6379"/>
-          <w:tab w:val="left" w:pos="6804"/>
-          <w:tab w:val="left" w:pos="7230"/>
-          <w:tab w:val="left" w:pos="7655"/>
-          <w:tab w:val="left" w:pos="8080"/>
-        </w:tabs>
-        <w:jc w:val="both"/>
-        <w:rPr>
-          <w:rFonts w:ascii="Arial" w:hAnsi="Arial" w:cs="Arial"/>
-          <w:sz w:val="24"/>
-          <w:szCs w:val="24"/>
-        </w:rPr>
-      </w:pPr>
-    </w:p>
-    <w:p>
-      <w:pPr>
-        <w:tabs>
-          <w:tab w:val="left" w:pos="426"/>
-          <w:tab w:val="left" w:pos="851"/>
-          <w:tab w:val="left" w:pos="1276"/>
-          <w:tab w:val="left" w:pos="1701"/>
-          <w:tab w:val="left" w:pos="2127"/>
-          <w:tab w:val="left" w:pos="2552"/>
-          <w:tab w:val="left" w:pos="2977"/>
-          <w:tab w:val="left" w:pos="3402"/>
-          <w:tab w:val="left" w:pos="3828"/>
-          <w:tab w:val="left" w:pos="4253"/>
-          <w:tab w:val="left" w:pos="4678"/>
-          <w:tab w:val="left" w:pos="5103"/>
-          <w:tab w:val="left" w:pos="5529"/>
-          <w:tab w:val="left" w:pos="5954"/>
-          <w:tab w:val="left" w:pos="6379"/>
-          <w:tab w:val="left" w:pos="6804"/>
-          <w:tab w:val="left" w:pos="7230"/>
-          <w:tab w:val="left" w:pos="7655"/>
-          <w:tab w:val="left" w:pos="8080"/>
-        </w:tabs>
-        <w:jc w:val="both"/>
-        <w:rPr>
-          <w:rFonts w:ascii="Arial" w:hAnsi="Arial" w:cs="Arial"/>
-          <w:sz w:val="24"/>
-          <w:szCs w:val="24"/>
-        </w:rPr>
-      </w:pPr>
-      <w:r>
-        <w:rPr>
-          <w:rFonts w:ascii="Arial" w:hAnsi="Arial" w:cs="Arial"/>
-          <w:sz w:val="24"/>
-          <w:szCs w:val="24"/>
-        </w:rPr>
-        <w:t>Έχοντας υπόψη:</w:t>
-      </w:r>
-    </w:p>
-    <w:p>
-      <w:pPr>
-        <w:tabs>
-          <w:tab w:val="left" w:pos="426"/>
-          <w:tab w:val="left" w:pos="851"/>
-          <w:tab w:val="left" w:pos="1276"/>
-          <w:tab w:val="left" w:pos="1701"/>
-          <w:tab w:val="left" w:pos="2127"/>
-          <w:tab w:val="left" w:pos="2552"/>
-          <w:tab w:val="left" w:pos="2977"/>
-          <w:tab w:val="left" w:pos="3402"/>
-          <w:tab w:val="left" w:pos="3828"/>
-          <w:tab w:val="left" w:pos="4253"/>
-          <w:tab w:val="left" w:pos="4678"/>
-          <w:tab w:val="left" w:pos="5103"/>
-          <w:tab w:val="left" w:pos="5529"/>
-          <w:tab w:val="left" w:pos="5954"/>
-          <w:tab w:val="left" w:pos="6379"/>
-          <w:tab w:val="left" w:pos="6804"/>
-          <w:tab w:val="left" w:pos="7230"/>
-          <w:tab w:val="left" w:pos="7655"/>
-          <w:tab w:val="left" w:pos="8080"/>
-        </w:tabs>
-        <w:jc w:val="both"/>
-        <w:rPr>
-          <w:rFonts w:ascii="Arial" w:hAnsi="Arial" w:cs="Arial"/>
-          <w:sz w:val="24"/>
-          <w:szCs w:val="24"/>
-        </w:rPr>
-      </w:pPr>
-      <w:r>
-        <w:rPr>
-          <w:rFonts w:ascii="Arial" w:hAnsi="Arial" w:cs="Arial"/>
-          <w:sz w:val="24"/>
-          <w:szCs w:val="24"/>
-        </w:rPr>
-        <w:tab/>
-      </w:r>
-    </w:p>
-    <w:p>
-      <w:pPr>
-        <w:tabs>
-          <w:tab w:val="left" w:pos="426"/>
-          <w:tab w:val="left" w:pos="851"/>
-          <w:tab w:val="left" w:pos="1276"/>
-          <w:tab w:val="left" w:pos="1701"/>
-          <w:tab w:val="left" w:pos="2127"/>
-          <w:tab w:val="left" w:pos="2552"/>
-          <w:tab w:val="left" w:pos="2977"/>
-          <w:tab w:val="left" w:pos="3402"/>
-          <w:tab w:val="left" w:pos="3828"/>
-          <w:tab w:val="left" w:pos="4253"/>
-          <w:tab w:val="left" w:pos="4678"/>
-          <w:tab w:val="left" w:pos="5103"/>
-          <w:tab w:val="left" w:pos="5529"/>
-          <w:tab w:val="left" w:pos="5954"/>
-          <w:tab w:val="left" w:pos="6379"/>
-          <w:tab w:val="left" w:pos="6804"/>
-          <w:tab w:val="left" w:pos="7230"/>
-          <w:tab w:val="left" w:pos="7655"/>
-          <w:tab w:val="left" w:pos="8080"/>
-        </w:tabs>
-        <w:jc w:val="both"/>
-        <w:rPr>
-          <w:rFonts w:ascii="Arial" w:hAnsi="Arial" w:cs="Arial"/>
-          <w:sz w:val="24"/>
-          <w:szCs w:val="24"/>
-        </w:rPr>
-      </w:pPr>
-      <w:r>
-        <w:rPr>
-          <w:rFonts w:ascii="Arial" w:hAnsi="Arial" w:cs="Arial"/>
-          <w:sz w:val="24"/>
-          <w:szCs w:val="24"/>
-        </w:rPr>
-        <w:tab/>
-        <w:t>α.</w:t>
-      </w:r>
-      <w:r>
-        <w:rPr>
-          <w:rFonts w:ascii="Arial" w:hAnsi="Arial" w:cs="Arial"/>
-          <w:sz w:val="24"/>
-          <w:szCs w:val="24"/>
-        </w:rPr>
-        <w:tab/>
-        <w:t xml:space="preserve">Το Νομοθετικό Διάταγμα 721/1970 «Περί Οικονομικής </w:t>
-      </w:r>
-      <w:proofErr w:type="spellStart"/>
-      <w:r>
-        <w:rPr>
-          <w:rFonts w:ascii="Arial" w:hAnsi="Arial" w:cs="Arial"/>
-          <w:sz w:val="24"/>
-          <w:szCs w:val="24"/>
-        </w:rPr>
-        <w:t>Μερίμνης</w:t>
-      </w:r>
-      <w:proofErr w:type="spellEnd"/>
-      <w:r>
-        <w:rPr>
-          <w:rFonts w:ascii="Arial" w:hAnsi="Arial" w:cs="Arial"/>
-          <w:sz w:val="24"/>
-          <w:szCs w:val="24"/>
-        </w:rPr>
-        <w:t xml:space="preserve"> και Λογιστικού των   Ε.Δ», (ΦΕΚ 251Α/70).</w:t>
-      </w:r>
-    </w:p>
-    <w:p>
-      <w:pPr>
-        <w:tabs>
-          <w:tab w:val="left" w:pos="426"/>
-          <w:tab w:val="left" w:pos="851"/>
-          <w:tab w:val="left" w:pos="1276"/>
-          <w:tab w:val="left" w:pos="1701"/>
-          <w:tab w:val="left" w:pos="2127"/>
-          <w:tab w:val="left" w:pos="2552"/>
-          <w:tab w:val="left" w:pos="2977"/>
-          <w:tab w:val="left" w:pos="3402"/>
-          <w:tab w:val="left" w:pos="3828"/>
-          <w:tab w:val="left" w:pos="4253"/>
-          <w:tab w:val="left" w:pos="4678"/>
-          <w:tab w:val="left" w:pos="5103"/>
-          <w:tab w:val="left" w:pos="5529"/>
-          <w:tab w:val="left" w:pos="5954"/>
-          <w:tab w:val="left" w:pos="6379"/>
-          <w:tab w:val="left" w:pos="6804"/>
-          <w:tab w:val="left" w:pos="7230"/>
-          <w:tab w:val="left" w:pos="7655"/>
-          <w:tab w:val="left" w:pos="8080"/>
-        </w:tabs>
-        <w:jc w:val="both"/>
-        <w:rPr>
-          <w:rFonts w:ascii="Arial" w:hAnsi="Arial" w:cs="Arial"/>
-          <w:sz w:val="24"/>
-          <w:szCs w:val="24"/>
-        </w:rPr>
-      </w:pPr>
-      <w:r>
-        <w:rPr>
-          <w:rFonts w:ascii="Arial" w:hAnsi="Arial" w:cs="Arial"/>
-          <w:sz w:val="24"/>
-          <w:szCs w:val="24"/>
-        </w:rPr>
-        <w:tab/>
-        <w:t>β.</w:t>
-      </w:r>
-      <w:r>
-        <w:rPr>
-          <w:rFonts w:ascii="Arial" w:hAnsi="Arial" w:cs="Arial"/>
-          <w:sz w:val="24"/>
-          <w:szCs w:val="24"/>
-        </w:rPr>
-        <w:tab/>
-        <w:t>Την απόφαση ΥΦΕΘΑ Φ.800/133/134893/07 (ΦΕΚ 2300//3-12-07) «Περί Μεταβιβάσεως Οικονομικής Εξουσίας σε Κεντρικά και Περιφερειακά Όργανα  της Διοίκησης  των ΕΔ και σε προϊσταμένους των Υπηρεσιών που εξαρτώνται από αυτές, όπως αυτή τροποποιήθηκε με την απόφαση ΥΦΕΘΑ Φ.800/88/131798/Σ2063/25-7-08(ΦΕΚ Β΄ 1753 )».</w:t>
-      </w:r>
-    </w:p>
-    <w:p>
-      <w:pPr>
-        <w:tabs>
-          <w:tab w:val="left" w:pos="426"/>
-          <w:tab w:val="left" w:pos="851"/>
-          <w:tab w:val="left" w:pos="1276"/>
-          <w:tab w:val="left" w:pos="1701"/>
-          <w:tab w:val="left" w:pos="2127"/>
-          <w:tab w:val="left" w:pos="2552"/>
-          <w:tab w:val="left" w:pos="2977"/>
-          <w:tab w:val="left" w:pos="3402"/>
-          <w:tab w:val="left" w:pos="3828"/>
-          <w:tab w:val="left" w:pos="4253"/>
-          <w:tab w:val="left" w:pos="4678"/>
-          <w:tab w:val="left" w:pos="5103"/>
-          <w:tab w:val="left" w:pos="5529"/>
-          <w:tab w:val="left" w:pos="5954"/>
-          <w:tab w:val="left" w:pos="6379"/>
-          <w:tab w:val="left" w:pos="6804"/>
-          <w:tab w:val="left" w:pos="7230"/>
-          <w:tab w:val="left" w:pos="7655"/>
-          <w:tab w:val="left" w:pos="8080"/>
-        </w:tabs>
-        <w:jc w:val="both"/>
-        <w:rPr>
-          <w:rFonts w:ascii="Arial" w:hAnsi="Arial" w:cs="Arial"/>
-          <w:sz w:val="24"/>
-          <w:szCs w:val="24"/>
-        </w:rPr>
-      </w:pPr>
-      <w:r>
-        <w:rPr>
-          <w:rFonts w:ascii="Arial" w:hAnsi="Arial" w:cs="Arial"/>
-          <w:sz w:val="24"/>
-          <w:szCs w:val="24"/>
-        </w:rPr>
-        <w:tab/>
-        <w:t>γ.</w:t>
-      </w:r>
-      <w:r>
-        <w:rPr>
-          <w:rFonts w:ascii="Arial" w:hAnsi="Arial" w:cs="Arial"/>
-          <w:sz w:val="24"/>
-          <w:szCs w:val="24"/>
-        </w:rPr>
-        <w:tab/>
-        <w:t>Τον Ν. 4172/2013 «Φορολογία Εισοδήματος, Επείγοντα Μέτρα Εφαρμογής των Ν.4046/2012, του Ν. 4093/2012 και του Ν. 4127/2013 και άλλες διατάξεις», (ΦΕΚ Α΄ 167 // 23-07-13).</w:t>
-      </w:r>
-    </w:p>
-    <w:p>
-      <w:pPr>
-        <w:tabs>
-          <w:tab w:val="left" w:pos="426"/>
-          <w:tab w:val="left" w:pos="851"/>
-          <w:tab w:val="left" w:pos="1276"/>
-          <w:tab w:val="left" w:pos="1701"/>
-          <w:tab w:val="left" w:pos="2127"/>
-          <w:tab w:val="left" w:pos="2552"/>
-          <w:tab w:val="left" w:pos="2977"/>
-          <w:tab w:val="left" w:pos="3402"/>
-          <w:tab w:val="left" w:pos="3828"/>
-          <w:tab w:val="left" w:pos="4253"/>
-          <w:tab w:val="left" w:pos="4678"/>
-          <w:tab w:val="left" w:pos="5103"/>
-          <w:tab w:val="left" w:pos="5529"/>
-          <w:tab w:val="left" w:pos="5954"/>
-          <w:tab w:val="left" w:pos="6379"/>
-          <w:tab w:val="left" w:pos="6804"/>
-          <w:tab w:val="left" w:pos="7230"/>
-          <w:tab w:val="left" w:pos="7655"/>
-          <w:tab w:val="left" w:pos="8080"/>
-        </w:tabs>
-        <w:jc w:val="both"/>
-        <w:rPr>
-          <w:rFonts w:ascii="Arial" w:hAnsi="Arial" w:cs="Arial"/>
-          <w:sz w:val="24"/>
-          <w:szCs w:val="24"/>
-        </w:rPr>
-      </w:pPr>
-      <w:r>
-        <w:rPr>
-          <w:rFonts w:ascii="Arial" w:hAnsi="Arial" w:cs="Arial"/>
-          <w:sz w:val="24"/>
-          <w:szCs w:val="24"/>
-        </w:rPr>
-        <w:tab/>
-        <w:t>δ.</w:t>
-      </w:r>
-      <w:r>
-        <w:rPr>
-          <w:rFonts w:ascii="Arial" w:hAnsi="Arial" w:cs="Arial"/>
-          <w:sz w:val="24"/>
-          <w:szCs w:val="24"/>
-        </w:rPr>
-        <w:tab/>
-        <w:t>Τον Ν.4270/14 (Α’ 174) «Περί Αρχών δημοσιονομικής διαχείρισης και εποπτείας (ενσωμάτωση της Οδηγίας 2011/85/ΕΕ) − δημόσιο λογιστικό και άλλες διατάξεις.».</w:t>
-      </w:r>
-    </w:p>
-    <w:p>
-      <w:pPr>
-        <w:tabs>
-          <w:tab w:val="left" w:pos="426"/>
-          <w:tab w:val="left" w:pos="851"/>
-          <w:tab w:val="left" w:pos="1276"/>
-          <w:tab w:val="left" w:pos="1701"/>
-          <w:tab w:val="left" w:pos="2127"/>
-          <w:tab w:val="left" w:pos="2552"/>
-          <w:tab w:val="left" w:pos="2977"/>
-          <w:tab w:val="left" w:pos="3402"/>
-          <w:tab w:val="left" w:pos="3828"/>
-          <w:tab w:val="left" w:pos="4253"/>
-          <w:tab w:val="left" w:pos="4678"/>
-          <w:tab w:val="left" w:pos="5103"/>
-          <w:tab w:val="left" w:pos="5529"/>
-          <w:tab w:val="left" w:pos="5954"/>
-          <w:tab w:val="left" w:pos="6379"/>
-          <w:tab w:val="left" w:pos="6804"/>
-          <w:tab w:val="left" w:pos="7230"/>
-          <w:tab w:val="left" w:pos="7655"/>
-          <w:tab w:val="left" w:pos="8080"/>
-        </w:tabs>
-        <w:jc w:val="both"/>
-        <w:rPr>
-          <w:rFonts w:ascii="Arial" w:hAnsi="Arial" w:cs="Arial"/>
-          <w:sz w:val="24"/>
-          <w:szCs w:val="24"/>
-        </w:rPr>
-      </w:pPr>
-      <w:r>
-        <w:rPr>
-          <w:rFonts w:ascii="Arial" w:hAnsi="Arial" w:cs="Arial"/>
-          <w:sz w:val="24"/>
-          <w:szCs w:val="24"/>
-        </w:rPr>
-        <w:tab/>
-        <w:t>δ.</w:t>
-      </w:r>
-      <w:r>
-        <w:rPr>
-          <w:rFonts w:ascii="Arial" w:hAnsi="Arial" w:cs="Arial"/>
-          <w:sz w:val="24"/>
-          <w:szCs w:val="24"/>
-        </w:rPr>
-        <w:tab/>
-        <w:t>Τον Ν.4412/16 (Α’147) «Περί Δημοσίων Συμβάσεων Έργων, Προμηθειών και Υπηρεσιών (προσαρμογή στις Οδηγίες 2014/24/ΕΕ και 2014/25/ΕΕ)», όπως τροποποιήθηκε και ισχύει.</w:t>
-      </w:r>
-    </w:p>
-    <w:p>
-      <w:pPr>
-        <w:tabs>
-          <w:tab w:val="left" w:pos="426"/>
-          <w:tab w:val="left" w:pos="851"/>
-          <w:tab w:val="left" w:pos="1276"/>
-          <w:tab w:val="left" w:pos="1701"/>
-          <w:tab w:val="left" w:pos="2127"/>
-          <w:tab w:val="left" w:pos="2552"/>
-          <w:tab w:val="left" w:pos="2977"/>
-          <w:tab w:val="left" w:pos="3402"/>
-          <w:tab w:val="left" w:pos="3828"/>
-          <w:tab w:val="left" w:pos="4253"/>
-          <w:tab w:val="left" w:pos="4678"/>
-          <w:tab w:val="left" w:pos="5103"/>
-          <w:tab w:val="left" w:pos="5529"/>
-          <w:tab w:val="left" w:pos="5954"/>
-          <w:tab w:val="left" w:pos="6379"/>
-          <w:tab w:val="left" w:pos="6804"/>
-          <w:tab w:val="left" w:pos="7230"/>
-          <w:tab w:val="left" w:pos="7655"/>
-          <w:tab w:val="left" w:pos="8080"/>
-        </w:tabs>
-        <w:jc w:val="both"/>
-        <w:rPr>
-          <w:rFonts w:ascii="Arial" w:hAnsi="Arial" w:cs="Arial"/>
-          <w:sz w:val="24"/>
-          <w:szCs w:val="24"/>
-        </w:rPr>
-      </w:pPr>
-      <w:r>
-        <w:rPr>
-          <w:rFonts w:ascii="Arial" w:hAnsi="Arial" w:cs="Arial"/>
-          <w:sz w:val="24"/>
-          <w:szCs w:val="24"/>
-        </w:rPr>
-        <w:tab/>
-        <w:t>ε.</w:t>
-      </w:r>
-      <w:r>
-        <w:rPr>
-          <w:rFonts w:ascii="Arial" w:hAnsi="Arial" w:cs="Arial"/>
-          <w:sz w:val="24"/>
-          <w:szCs w:val="24"/>
-        </w:rPr>
-        <w:tab/>
-        <w:t xml:space="preserve">Την </w:t>
-      </w:r>
-      <w:proofErr w:type="spellStart"/>
-      <w:r>
-        <w:rPr>
-          <w:rFonts w:ascii="Arial" w:hAnsi="Arial" w:cs="Arial"/>
-          <w:sz w:val="24"/>
-          <w:szCs w:val="24"/>
-        </w:rPr>
-        <w:t>ΠαΔ</w:t>
-      </w:r>
-      <w:proofErr w:type="spellEnd"/>
-      <w:r>
-        <w:rPr>
-          <w:rFonts w:ascii="Arial" w:hAnsi="Arial" w:cs="Arial"/>
-          <w:sz w:val="24"/>
-          <w:szCs w:val="24"/>
-        </w:rPr>
-        <w:t xml:space="preserve"> 6-3/2017//ΓΕΝ/Ε1 «Δημόσιες Συμβάσεις Προμήθειας Υλικών / Παροχής Υπηρεσιών μη Στρατιωτικού Εξοπλισμού», όπως τροποποιήθηκε και ισχύει.</w:t>
-      </w:r>
-      <w:r>
-        <w:rPr>
-          <w:rFonts w:ascii="Arial" w:hAnsi="Arial" w:cs="Arial"/>
-          <w:sz w:val="24"/>
-          <w:szCs w:val="24"/>
-        </w:rPr>
-        <w:tab/>
-      </w:r>
-    </w:p>
-    <w:p>
-      <w:pPr>
-        <w:tabs>
-          <w:tab w:val="left" w:pos="426"/>
-          <w:tab w:val="left" w:pos="851"/>
-          <w:tab w:val="left" w:pos="1276"/>
-          <w:tab w:val="left" w:pos="1701"/>
-          <w:tab w:val="left" w:pos="2127"/>
-          <w:tab w:val="left" w:pos="2552"/>
-          <w:tab w:val="left" w:pos="2977"/>
-          <w:tab w:val="left" w:pos="3402"/>
-          <w:tab w:val="left" w:pos="3828"/>
-          <w:tab w:val="left" w:pos="4253"/>
-          <w:tab w:val="left" w:pos="4678"/>
-          <w:tab w:val="left" w:pos="5103"/>
-          <w:tab w:val="left" w:pos="5529"/>
-          <w:tab w:val="left" w:pos="5954"/>
-          <w:tab w:val="left" w:pos="6379"/>
-          <w:tab w:val="left" w:pos="6804"/>
-          <w:tab w:val="left" w:pos="7230"/>
-          <w:tab w:val="left" w:pos="7655"/>
-          <w:tab w:val="left" w:pos="8080"/>
-        </w:tabs>
-        <w:jc w:val="both"/>
-        <w:rPr>
-          <w:rFonts w:ascii="Arial" w:hAnsi="Arial" w:cs="Arial"/>
-          <w:sz w:val="24"/>
-          <w:szCs w:val="24"/>
-        </w:rPr>
-      </w:pPr>
-      <w:r>
-        <w:rPr>
-          <w:rFonts w:ascii="Arial" w:hAnsi="Arial" w:cs="Arial"/>
-          <w:sz w:val="24"/>
-          <w:szCs w:val="24"/>
-        </w:rPr>
-        <w:tab/>
-      </w:r>
-      <w:proofErr w:type="spellStart"/>
-      <w:r>
-        <w:rPr>
-          <w:rFonts w:ascii="Arial" w:hAnsi="Arial" w:cs="Arial"/>
-          <w:sz w:val="24"/>
-          <w:szCs w:val="24"/>
-        </w:rPr>
-        <w:t>στ</w:t>
-      </w:r>
-      <w:proofErr w:type="spellEnd"/>
-      <w:r>
-        <w:rPr>
-          <w:rFonts w:ascii="Arial" w:hAnsi="Arial" w:cs="Arial"/>
-          <w:sz w:val="24"/>
-          <w:szCs w:val="24"/>
-        </w:rPr>
-        <w:t>.</w:t>
-      </w:r>
-      <w:r>
-        <w:rPr>
-          <w:rFonts w:ascii="Arial" w:hAnsi="Arial" w:cs="Arial"/>
-          <w:sz w:val="24"/>
-          <w:szCs w:val="24"/>
-        </w:rPr>
-        <w:tab/>
-      </w:r>
-      <w:r>
-        <w:rPr>
-          <w:rFonts w:ascii="Arial" w:hAnsi="Arial" w:cs="Arial"/>
-          <w:sz w:val="24"/>
-          <w:szCs w:val="24"/>
-        </w:rPr>
-        <w:t>Την προσφορά του οικονομικού φορέα «{{WINNER_SUPPLIER_DESCRIPTION}}, με ΑΦΜ: {{WINNER_SUPPLIER_AFM}}».</w:t>
-      </w:r>
-    </w:p>
-    <w:p>
-      <w:pPr>
-        <w:tabs>
-          <w:tab w:val="left" w:pos="426"/>
-          <w:tab w:val="left" w:pos="851"/>
-          <w:tab w:val="left" w:pos="1276"/>
-          <w:tab w:val="left" w:pos="1701"/>
-          <w:tab w:val="left" w:pos="2127"/>
-          <w:tab w:val="left" w:pos="2552"/>
-          <w:tab w:val="left" w:pos="2977"/>
-          <w:tab w:val="left" w:pos="3402"/>
-          <w:tab w:val="left" w:pos="3828"/>
-          <w:tab w:val="left" w:pos="4253"/>
-          <w:tab w:val="left" w:pos="4678"/>
-          <w:tab w:val="left" w:pos="5103"/>
-          <w:tab w:val="left" w:pos="5529"/>
-          <w:tab w:val="left" w:pos="5954"/>
-          <w:tab w:val="left" w:pos="6379"/>
-          <w:tab w:val="left" w:pos="6804"/>
-          <w:tab w:val="left" w:pos="7230"/>
-          <w:tab w:val="left" w:pos="7655"/>
-          <w:tab w:val="left" w:pos="8080"/>
-        </w:tabs>
-        <w:jc w:val="both"/>
-        <w:rPr>
-          <w:rFonts w:ascii="Arial" w:hAnsi="Arial" w:cs="Arial"/>
-          <w:sz w:val="24"/>
-          <w:szCs w:val="24"/>
-        </w:rPr>
-      </w:pPr>
-      <w:r>
-        <w:rPr>
-          <w:rFonts w:ascii="Arial" w:hAnsi="Arial" w:cs="Arial"/>
-          <w:sz w:val="24"/>
-          <w:szCs w:val="24"/>
-        </w:rPr>
-        <w:tab/>
-      </w:r>
-      <w:r>
-        <w:rPr>
-          <w:rFonts w:ascii="Arial" w:hAnsi="Arial" w:cs="Arial"/>
-          <w:sz w:val="24"/>
-          <w:szCs w:val="24"/>
-        </w:rPr>
-        <w:t>ζ</w:t>
-      </w:r>
-      <w:r>
-        <w:rPr>
-          <w:rFonts w:ascii="Arial" w:hAnsi="Arial" w:cs="Arial"/>
-          <w:sz w:val="24"/>
-          <w:szCs w:val="24"/>
-        </w:rPr>
-        <w:t>.</w:t>
-      </w:r>
-      <w:r>
-        <w:rPr>
-          <w:rFonts w:ascii="Arial" w:hAnsi="Arial" w:cs="Arial"/>
-          <w:sz w:val="24"/>
-          <w:szCs w:val="24"/>
-        </w:rPr>
-        <w:tab/>
-        <w:t xml:space="preserve">Την έγκριση πιστώσεως συμφώνως </w:t>
-      </w:r>
-      <w:r>
-        <w:rPr>
-          <w:rFonts w:ascii="Arial" w:hAnsi="Arial" w:cs="Arial"/>
-          <w:sz w:val="24"/>
-          <w:szCs w:val="24"/>
-        </w:rPr>
-        <w:t>{{</w:t>
+        <w:t>PROCUREMENT</w:t>
+      </w:r>
+      <w:r>
+        <w:rPr>
+          <w:rFonts w:ascii="Arial" w:hAnsi="Arial" w:cs="Arial"/>
+          <w:sz w:val="24"/>
+          <w:szCs w:val="24"/>
+        </w:rPr>
+        <w:t>_</w:t>
       </w:r>
       <w:r>
         <w:rPr>
@@ -1302,7 +1792,24 @@
           <w:szCs w:val="24"/>
           <w:lang w:val="en-US"/>
         </w:rPr>
-        <w:t>PROCUREMENT</w:t>
+        <w:t>ALE</w:t>
+      </w:r>
+      <w:r>
+        <w:rPr>
+          <w:rFonts w:ascii="Arial" w:hAnsi="Arial" w:cs="Arial"/>
+          <w:sz w:val="24"/>
+          <w:szCs w:val="24"/>
+        </w:rPr>
+        <w:t>}} Προϋπολογισμού ΓΕΝ οικονομικού έτους {{</w:t>
+      </w:r>
+      <w:r>
+        <w:rPr>
+          <w:rFonts w:ascii="Arial" w:hAnsi="Arial" w:cs="Arial"/>
+          <w:sz w:val="24"/>
+          <w:szCs w:val="24"/>
+          <w:lang w:val="en-US"/>
+        </w:rPr>
+        <w:t>CURRENT</w:t>
       </w:r>
       <w:r>
         <w:rPr>
@@ -1319,7 +1826,24 @@
           <w:szCs w:val="24"/>
           <w:lang w:val="en-US"/>
         </w:rPr>
-        <w:t>HOP</w:t>
+        <w:t>YEAR</w:t>
+      </w:r>
+      <w:r>
+        <w:rPr>
+          <w:rFonts w:ascii="Arial" w:hAnsi="Arial" w:cs="Arial"/>
+          <w:sz w:val="24"/>
+          <w:szCs w:val="24"/>
+        </w:rPr>
+        <w:t>}}, ύψους {{ML_TOTAL_WORDS}} ({{ML_TOTAL}} €), η Αναθέτουσα Αρχή αναθέτει στον συμβαλλόμενο Οικονομικό Φορέα, την {{</w:t>
+      </w:r>
+      <w:r>
+        <w:rPr>
+          <w:rFonts w:ascii="Arial" w:hAnsi="Arial" w:cs="Arial"/>
+          <w:sz w:val="24"/>
+          <w:szCs w:val="24"/>
+          <w:lang w:val="en-US"/>
+        </w:rPr>
+        <w:t>PROC</w:t>
       </w:r>
       <w:r>
         <w:rPr>
@@ -1336,370 +1860,15 @@
           <w:szCs w:val="24"/>
           <w:lang w:val="en-US"/>
         </w:rPr>
-        <w:t>APPROVAL</w:t>
-      </w:r>
-      <w:r>
-        <w:rPr>
-          <w:rFonts w:ascii="Arial" w:hAnsi="Arial" w:cs="Arial"/>
-          <w:sz w:val="24"/>
-          <w:szCs w:val="24"/>
-        </w:rPr>
-        <w:t xml:space="preserve">}} </w:t>
-      </w:r>
-      <w:r>
-        <w:rPr>
-          <w:rFonts w:ascii="Arial" w:hAnsi="Arial" w:cs="Arial"/>
-          <w:sz w:val="24"/>
-          <w:szCs w:val="24"/>
-        </w:rPr>
-        <w:t xml:space="preserve">και απόφαση ανάληψης υποχρέωσης με αριθμό </w:t>
-      </w:r>
-      <w:r>
-        <w:rPr>
-          <w:rFonts w:ascii="Arial" w:hAnsi="Arial" w:cs="Arial"/>
-          <w:sz w:val="24"/>
-          <w:szCs w:val="24"/>
-        </w:rPr>
-        <w:t>{{</w:t>
-      </w:r>
-      <w:r>
-        <w:rPr>
-          <w:rFonts w:ascii="Arial" w:hAnsi="Arial" w:cs="Arial"/>
-          <w:sz w:val="24"/>
-          <w:szCs w:val="24"/>
-          <w:lang w:val="en-US"/>
-        </w:rPr>
-        <w:t>PROCUREMENT</w:t>
-      </w:r>
-      <w:r>
-        <w:rPr>
-          <w:rFonts w:ascii="Arial" w:hAnsi="Arial" w:cs="Arial"/>
-          <w:sz w:val="24"/>
-          <w:szCs w:val="24"/>
-        </w:rPr>
-        <w:t>_</w:t>
-      </w:r>
-      <w:r>
-        <w:rPr>
-          <w:rFonts w:ascii="Arial" w:hAnsi="Arial" w:cs="Arial"/>
-          <w:sz w:val="24"/>
-          <w:szCs w:val="24"/>
-          <w:lang w:val="en-US"/>
-        </w:rPr>
-        <w:t>AAY</w:t>
-      </w:r>
-      <w:r>
-        <w:rPr>
-          <w:rFonts w:ascii="Arial" w:hAnsi="Arial" w:cs="Arial"/>
-          <w:sz w:val="24"/>
-          <w:szCs w:val="24"/>
-        </w:rPr>
-        <w:t>}} με ΑΔΑΜ: {{</w:t>
-      </w:r>
-      <w:r>
-        <w:rPr>
-          <w:rFonts w:ascii="Arial" w:hAnsi="Arial" w:cs="Arial"/>
-          <w:sz w:val="24"/>
-          <w:szCs w:val="24"/>
-          <w:lang w:val="en-US"/>
-        </w:rPr>
-        <w:t>PROCUREMENT</w:t>
-      </w:r>
-      <w:r>
-        <w:rPr>
-          <w:rFonts w:ascii="Arial" w:hAnsi="Arial" w:cs="Arial"/>
-          <w:sz w:val="24"/>
-          <w:szCs w:val="24"/>
-        </w:rPr>
-        <w:t>_</w:t>
-      </w:r>
-      <w:r>
-        <w:rPr>
-          <w:rFonts w:ascii="Arial" w:hAnsi="Arial" w:cs="Arial"/>
-          <w:sz w:val="24"/>
-          <w:szCs w:val="24"/>
-          <w:lang w:val="en-US"/>
-        </w:rPr>
-        <w:t>ADAM</w:t>
-      </w:r>
-      <w:r>
-        <w:rPr>
-          <w:rFonts w:ascii="Arial" w:hAnsi="Arial" w:cs="Arial"/>
-          <w:sz w:val="24"/>
-          <w:szCs w:val="24"/>
-        </w:rPr>
-        <w:t>_</w:t>
-      </w:r>
-      <w:r>
-        <w:rPr>
-          <w:rFonts w:ascii="Arial" w:hAnsi="Arial" w:cs="Arial"/>
-          <w:sz w:val="24"/>
-          <w:szCs w:val="24"/>
-          <w:lang w:val="en-US"/>
-        </w:rPr>
-        <w:t>AAY</w:t>
-      </w:r>
-      <w:r>
-        <w:rPr>
-          <w:rFonts w:ascii="Arial" w:hAnsi="Arial" w:cs="Arial"/>
-          <w:sz w:val="24"/>
-          <w:szCs w:val="24"/>
-        </w:rPr>
-        <w:t>}} και ΑΔΑ: {{</w:t>
-      </w:r>
-      <w:r>
-        <w:rPr>
-          <w:rFonts w:ascii="Arial" w:hAnsi="Arial" w:cs="Arial"/>
-          <w:sz w:val="24"/>
-          <w:szCs w:val="24"/>
-          <w:lang w:val="en-US"/>
-        </w:rPr>
-        <w:t>PROCUREMENT</w:t>
-      </w:r>
-      <w:r>
-        <w:rPr>
-          <w:rFonts w:ascii="Arial" w:hAnsi="Arial" w:cs="Arial"/>
-          <w:sz w:val="24"/>
-          <w:szCs w:val="24"/>
-        </w:rPr>
-        <w:t>_</w:t>
-      </w:r>
-      <w:r>
-        <w:rPr>
-          <w:rFonts w:ascii="Arial" w:hAnsi="Arial" w:cs="Arial"/>
-          <w:sz w:val="24"/>
-          <w:szCs w:val="24"/>
-          <w:lang w:val="en-US"/>
-        </w:rPr>
-        <w:t>ADA</w:t>
-      </w:r>
-      <w:r>
-        <w:rPr>
-          <w:rFonts w:ascii="Arial" w:hAnsi="Arial" w:cs="Arial"/>
-          <w:sz w:val="24"/>
-          <w:szCs w:val="24"/>
-        </w:rPr>
-        <w:t>_</w:t>
-      </w:r>
-      <w:r>
-        <w:rPr>
-          <w:rFonts w:ascii="Arial" w:hAnsi="Arial" w:cs="Arial"/>
-          <w:sz w:val="24"/>
-          <w:szCs w:val="24"/>
-          <w:lang w:val="en-US"/>
-        </w:rPr>
-        <w:t>AAY</w:t>
-      </w:r>
-      <w:r>
-        <w:rPr>
-          <w:rFonts w:ascii="Arial" w:hAnsi="Arial" w:cs="Arial"/>
-          <w:sz w:val="24"/>
-          <w:szCs w:val="24"/>
-        </w:rPr>
-        <w:t>}}</w:t>
-      </w:r>
-      <w:r>
-        <w:rPr>
-          <w:rFonts w:ascii="Arial" w:hAnsi="Arial" w:cs="Arial"/>
-          <w:sz w:val="24"/>
-          <w:szCs w:val="24"/>
-          <w:lang w:val="en-US"/>
-        </w:rPr>
-        <w:fldChar w:fldCharType="begin"/>
-      </w:r>
-      <w:r>
-        <w:rPr>
-          <w:rFonts w:ascii="Arial" w:hAnsi="Arial" w:cs="Arial"/>
-          <w:sz w:val="24"/>
-          <w:szCs w:val="24"/>
-        </w:rPr>
-        <w:instrText xml:space="preserve"> </w:instrText>
-      </w:r>
-      <w:r>
-        <w:rPr>
-          <w:rFonts w:ascii="Arial" w:hAnsi="Arial" w:cs="Arial"/>
-          <w:sz w:val="24"/>
-          <w:szCs w:val="24"/>
-          <w:lang w:val="en-US"/>
-        </w:rPr>
-        <w:instrText>MERGEFIELD</w:instrText>
-      </w:r>
-      <w:r>
-        <w:rPr>
-          <w:rFonts w:ascii="Arial" w:hAnsi="Arial" w:cs="Arial"/>
-          <w:sz w:val="24"/>
-          <w:szCs w:val="24"/>
-        </w:rPr>
-        <w:instrText xml:space="preserve"> ΑΑΥ </w:instrText>
-      </w:r>
-      <w:r>
-        <w:rPr>
-          <w:rFonts w:ascii="Arial" w:hAnsi="Arial" w:cs="Arial"/>
-          <w:sz w:val="24"/>
-          <w:szCs w:val="24"/>
-          <w:lang w:val="en-US"/>
-        </w:rPr>
-        <w:fldChar w:fldCharType="end"/>
-      </w:r>
-      <w:r>
-        <w:rPr>
-          <w:rFonts w:ascii="Arial" w:hAnsi="Arial" w:cs="Arial"/>
-          <w:sz w:val="24"/>
-          <w:szCs w:val="24"/>
-        </w:rPr>
-        <w:t>.</w:t>
-      </w:r>
-    </w:p>
-    <w:p>
-      <w:pPr>
-        <w:tabs>
-          <w:tab w:val="left" w:pos="426"/>
-          <w:tab w:val="left" w:pos="851"/>
-          <w:tab w:val="left" w:pos="1276"/>
-          <w:tab w:val="left" w:pos="1701"/>
-          <w:tab w:val="left" w:pos="2127"/>
-          <w:tab w:val="left" w:pos="2552"/>
-          <w:tab w:val="left" w:pos="2977"/>
-          <w:tab w:val="left" w:pos="3402"/>
-          <w:tab w:val="left" w:pos="3828"/>
-          <w:tab w:val="left" w:pos="4253"/>
-          <w:tab w:val="left" w:pos="4678"/>
-          <w:tab w:val="left" w:pos="5103"/>
-          <w:tab w:val="left" w:pos="5529"/>
-          <w:tab w:val="left" w:pos="5954"/>
-          <w:tab w:val="left" w:pos="6379"/>
-          <w:tab w:val="left" w:pos="6804"/>
-          <w:tab w:val="left" w:pos="7230"/>
-          <w:tab w:val="left" w:pos="7655"/>
-          <w:tab w:val="left" w:pos="8080"/>
-        </w:tabs>
-        <w:jc w:val="both"/>
-        <w:rPr>
-          <w:rFonts w:ascii="Arial" w:hAnsi="Arial" w:cs="Arial"/>
-          <w:sz w:val="24"/>
-          <w:szCs w:val="24"/>
-        </w:rPr>
-      </w:pPr>
-      <w:r>
-        <w:rPr>
-          <w:rFonts w:ascii="Arial" w:hAnsi="Arial" w:cs="Arial"/>
-          <w:sz w:val="24"/>
-          <w:szCs w:val="24"/>
-        </w:rPr>
-        <w:t>η.</w:t>
-      </w:r>
-      <w:r>
-        <w:rPr>
-          <w:rFonts w:ascii="Arial" w:hAnsi="Arial" w:cs="Arial"/>
-          <w:sz w:val="24"/>
-          <w:szCs w:val="24"/>
-        </w:rPr>
-        <w:tab/>
-        <w:t>Την δέσμευση πίστωσης με {{PROCUREMENT_IDENTITY_PROSKLISIS}} και ΑΔΑΜ: {{PROCUREMENT_ADAM_PROSKLISIS}}.</w:t>
-      </w:r>
-    </w:p>
-    <w:p>
-      <w:pPr>
-        <w:tabs>
-          <w:tab w:val="left" w:pos="426"/>
-          <w:tab w:val="left" w:pos="851"/>
-          <w:tab w:val="left" w:pos="1276"/>
-          <w:tab w:val="left" w:pos="1701"/>
-          <w:tab w:val="left" w:pos="2127"/>
-          <w:tab w:val="left" w:pos="2552"/>
-          <w:tab w:val="left" w:pos="2977"/>
-          <w:tab w:val="left" w:pos="3402"/>
-          <w:tab w:val="left" w:pos="3828"/>
-          <w:tab w:val="left" w:pos="4253"/>
-          <w:tab w:val="left" w:pos="4678"/>
-          <w:tab w:val="left" w:pos="5103"/>
-          <w:tab w:val="left" w:pos="5529"/>
-          <w:tab w:val="left" w:pos="5954"/>
-          <w:tab w:val="left" w:pos="6379"/>
-          <w:tab w:val="left" w:pos="6804"/>
-          <w:tab w:val="left" w:pos="7230"/>
-          <w:tab w:val="left" w:pos="7655"/>
-          <w:tab w:val="left" w:pos="8080"/>
-        </w:tabs>
-        <w:jc w:val="both"/>
-        <w:rPr>
-          <w:rFonts w:ascii="Arial" w:hAnsi="Arial" w:cs="Arial"/>
-          <w:sz w:val="24"/>
-          <w:szCs w:val="24"/>
-        </w:rPr>
-      </w:pPr>
-      <w:r>
-        <w:rPr>
-          <w:rFonts w:ascii="Arial" w:hAnsi="Arial" w:cs="Arial"/>
-          <w:sz w:val="24"/>
-          <w:szCs w:val="24"/>
-        </w:rPr>
-        <w:lastRenderedPageBreak/>
-        <w:t>θ.</w:t>
-      </w:r>
-      <w:r>
-        <w:rPr>
-          <w:rFonts w:ascii="Arial" w:hAnsi="Arial" w:cs="Arial"/>
-          <w:sz w:val="24"/>
-          <w:szCs w:val="24"/>
-        </w:rPr>
-        <w:tab/>
-        <w:t xml:space="preserve">Την Απόφαση Ανάθεσης για την </w:t>
-      </w:r>
-      <w:r>
-        <w:rPr>
-          <w:rFonts w:ascii="Arial" w:hAnsi="Arial" w:cs="Arial"/>
-          <w:sz w:val="24"/>
-          <w:szCs w:val="24"/>
-        </w:rPr>
-        <w:t>{{PROC_TYPE_LOWER}}</w:t>
-      </w:r>
-      <w:r>
-        <w:rPr>
-          <w:rFonts w:ascii="Arial" w:hAnsi="Arial" w:cs="Arial"/>
-          <w:sz w:val="24"/>
-          <w:szCs w:val="24"/>
-        </w:rPr>
-        <w:t xml:space="preserve"> με {{PROCUREMENT_IDENTITY_APOFASIS_ANATHESIS}} και ΑΔΑΜ: {{PROCUREMENT_ADAM_APOFASIS_ANATHESIS}}.</w:t>
-      </w:r>
-    </w:p>
-    <w:p>
-      <w:pPr>
-        <w:tabs>
-          <w:tab w:val="left" w:pos="426"/>
-          <w:tab w:val="left" w:pos="851"/>
-          <w:tab w:val="left" w:pos="1276"/>
-          <w:tab w:val="left" w:pos="1701"/>
-          <w:tab w:val="left" w:pos="2127"/>
-          <w:tab w:val="left" w:pos="2552"/>
-          <w:tab w:val="left" w:pos="2977"/>
-          <w:tab w:val="left" w:pos="3402"/>
-          <w:tab w:val="left" w:pos="3828"/>
-          <w:tab w:val="left" w:pos="4253"/>
-          <w:tab w:val="left" w:pos="4678"/>
-          <w:tab w:val="left" w:pos="5103"/>
-          <w:tab w:val="left" w:pos="5529"/>
-          <w:tab w:val="left" w:pos="5954"/>
-          <w:tab w:val="left" w:pos="6379"/>
-          <w:tab w:val="left" w:pos="6804"/>
-          <w:tab w:val="left" w:pos="7230"/>
-          <w:tab w:val="left" w:pos="7655"/>
-          <w:tab w:val="left" w:pos="8080"/>
-        </w:tabs>
-        <w:jc w:val="both"/>
-        <w:rPr>
-          <w:rFonts w:ascii="Arial" w:hAnsi="Arial" w:cs="Arial"/>
-          <w:sz w:val="24"/>
-          <w:szCs w:val="24"/>
-        </w:rPr>
-      </w:pPr>
-      <w:r>
-        <w:rPr>
-          <w:rFonts w:ascii="Arial" w:hAnsi="Arial" w:cs="Arial"/>
-          <w:sz w:val="24"/>
-          <w:szCs w:val="24"/>
-        </w:rPr>
-        <w:t>Στο/Στην {{SERVICE_UNIT_PLACE}} σήμερα, την ……………. , οι κάτωθι υπογεγραμμένοι, αφενός ο {{COMMANDER_ROLE_TYPE}} της {{SERVICE_UNIT_NAME}} {{SERVICE_COMMANDER}}, ο οποίος εκπροσωπεί με την ιδιότητά του αυτή το Πολεμικό Ναυτικό, και αφετέρου ο Ανάδοχος οικονομικός φορέας με την επωνυμία {{WINNER_SUPPLIER_DESCRIPTION}} με ΑΦΜ: {{WINNER_SUPPLIER_AFM}} και ΕΜΠΑ: {{WINNER_SUPPLIER_EMBA}}, που εκπροσωπείται νόμιμα από τον ............................................................................... με αριθμό Ταυτότητας ..........................................................., συμφώνησαν και συναποδέχτηκαν ότι ο πρώτος αναθέτει στον δεύτερο και αυτός αναλαμβάνει το συμβατικό αντικείμενο που αναγράφεται στον {{TABLE_REFERENCE_PHRASE}} της παρούσης με βάση τους όρους και τις προϋποθέσεις που αναγράφονται παρακάτω.</w:t>
+        <w:t>TYPE</w:t>
+      </w:r>
+      <w:r>
+        <w:rPr>
+          <w:rFonts w:ascii="Arial" w:hAnsi="Arial" w:cs="Arial"/>
+          <w:sz w:val="24"/>
+          <w:szCs w:val="24"/>
+        </w:rPr>
+        <w:t>}} όπως αυτά αναγράφονται αναλυτικά στο συνημμένο πίνακα της παρούσης, σύμφωνα με τους όρους και τις προϋποθέσεις που διατυπώνονται ακολούθως.</w:t>
       </w:r>
     </w:p>
     <w:p>
@@ -1762,6 +1931,7 @@
           <w:bCs/>
           <w:sz w:val="24"/>
           <w:szCs w:val="24"/>
+          <w:lang w:val="en-US"/>
         </w:rPr>
       </w:pPr>
       <w:r>
@@ -1772,317 +1942,9 @@
           <w:sz w:val="24"/>
           <w:szCs w:val="24"/>
         </w:rPr>
-        <w:t>Άρθρο 1 - Αντικείμενο της σύμβασης</w:t>
-      </w:r>
-    </w:p>
-    <w:p>
-      <w:pPr>
-        <w:tabs>
-          <w:tab w:val="left" w:pos="426"/>
-          <w:tab w:val="left" w:pos="851"/>
-          <w:tab w:val="left" w:pos="1276"/>
-          <w:tab w:val="left" w:pos="1701"/>
-          <w:tab w:val="left" w:pos="2127"/>
-          <w:tab w:val="left" w:pos="2552"/>
-          <w:tab w:val="left" w:pos="2977"/>
-          <w:tab w:val="left" w:pos="3402"/>
-          <w:tab w:val="left" w:pos="3828"/>
-          <w:tab w:val="left" w:pos="4253"/>
-          <w:tab w:val="left" w:pos="4678"/>
-          <w:tab w:val="left" w:pos="5103"/>
-          <w:tab w:val="left" w:pos="5529"/>
-          <w:tab w:val="left" w:pos="5954"/>
-          <w:tab w:val="left" w:pos="6379"/>
-          <w:tab w:val="left" w:pos="6804"/>
-          <w:tab w:val="left" w:pos="7230"/>
-          <w:tab w:val="left" w:pos="7655"/>
-          <w:tab w:val="left" w:pos="8080"/>
-        </w:tabs>
-        <w:jc w:val="both"/>
-        <w:rPr>
-          <w:rFonts w:ascii="Arial" w:hAnsi="Arial" w:cs="Arial"/>
-          <w:sz w:val="24"/>
-          <w:szCs w:val="24"/>
-        </w:rPr>
-      </w:pPr>
-      <w:r>
-        <w:rPr>
-          <w:rFonts w:ascii="Arial" w:hAnsi="Arial" w:cs="Arial"/>
-          <w:sz w:val="24"/>
-          <w:szCs w:val="24"/>
-        </w:rPr>
-        <w:tab/>
-        <w:t>1.</w:t>
-      </w:r>
-      <w:r>
-        <w:rPr>
-          <w:rFonts w:ascii="Arial" w:hAnsi="Arial" w:cs="Arial"/>
-          <w:sz w:val="24"/>
-          <w:szCs w:val="24"/>
-        </w:rPr>
-        <w:tab/>
-      </w:r>
-      <w:r>
-        <w:rPr>
-          <w:rFonts w:ascii="Arial" w:hAnsi="Arial" w:cs="Arial"/>
-          <w:sz w:val="24"/>
-          <w:szCs w:val="24"/>
-        </w:rPr>
-        <w:t>Σε εκτέλεση των διαλαμβανομένων στο σχετικό (</w:t>
-      </w:r>
-      <w:r>
-        <w:rPr>
-          <w:rFonts w:ascii="Arial" w:hAnsi="Arial" w:cs="Arial"/>
-          <w:sz w:val="24"/>
-          <w:szCs w:val="24"/>
-        </w:rPr>
-        <w:t>ζ</w:t>
-      </w:r>
-      <w:r>
-        <w:rPr>
-          <w:rFonts w:ascii="Arial" w:hAnsi="Arial" w:cs="Arial"/>
-          <w:sz w:val="24"/>
-          <w:szCs w:val="24"/>
-        </w:rPr>
-        <w:t xml:space="preserve">), με το οποίο αναλήφθηκε πίστωση από τον ΑΛΕ </w:t>
-      </w:r>
-      <w:r>
-        <w:rPr>
-          <w:rFonts w:ascii="Arial" w:hAnsi="Arial" w:cs="Arial"/>
-          <w:sz w:val="24"/>
-          <w:szCs w:val="24"/>
-        </w:rPr>
-        <w:t>{{</w:t>
-      </w:r>
-      <w:r>
-        <w:rPr>
-          <w:rFonts w:ascii="Arial" w:hAnsi="Arial" w:cs="Arial"/>
-          <w:sz w:val="24"/>
-          <w:szCs w:val="24"/>
-          <w:lang w:val="en-US"/>
-        </w:rPr>
-        <w:t>PROCUREMENT</w:t>
-      </w:r>
-      <w:r>
-        <w:rPr>
-          <w:rFonts w:ascii="Arial" w:hAnsi="Arial" w:cs="Arial"/>
-          <w:sz w:val="24"/>
-          <w:szCs w:val="24"/>
-        </w:rPr>
-        <w:t>_</w:t>
-      </w:r>
-      <w:r>
-        <w:rPr>
-          <w:rFonts w:ascii="Arial" w:hAnsi="Arial" w:cs="Arial"/>
-          <w:sz w:val="24"/>
-          <w:szCs w:val="24"/>
-          <w:lang w:val="en-US"/>
-        </w:rPr>
-        <w:t>ALE</w:t>
-      </w:r>
-      <w:r>
-        <w:rPr>
-          <w:rFonts w:ascii="Arial" w:hAnsi="Arial" w:cs="Arial"/>
-          <w:sz w:val="24"/>
-          <w:szCs w:val="24"/>
-        </w:rPr>
-        <w:t>}}</w:t>
-      </w:r>
-      <w:r>
-        <w:rPr>
-          <w:rFonts w:ascii="Arial" w:hAnsi="Arial" w:cs="Arial"/>
-          <w:sz w:val="24"/>
-          <w:szCs w:val="24"/>
-        </w:rPr>
-        <w:t xml:space="preserve"> Προϋπολογισμού ΓΕΝ οικονομικού έτους </w:t>
-      </w:r>
-      <w:r>
-        <w:rPr>
-          <w:rFonts w:ascii="Arial" w:hAnsi="Arial" w:cs="Arial"/>
-          <w:sz w:val="24"/>
-          <w:szCs w:val="24"/>
-        </w:rPr>
-        <w:t>{{</w:t>
-      </w:r>
-      <w:r>
-        <w:rPr>
-          <w:rFonts w:ascii="Arial" w:hAnsi="Arial" w:cs="Arial"/>
-          <w:sz w:val="24"/>
-          <w:szCs w:val="24"/>
-          <w:lang w:val="en-US"/>
-        </w:rPr>
-        <w:t>CURRENT</w:t>
-      </w:r>
-      <w:r>
-        <w:rPr>
-          <w:rFonts w:ascii="Arial" w:hAnsi="Arial" w:cs="Arial"/>
-          <w:sz w:val="24"/>
-          <w:szCs w:val="24"/>
-        </w:rPr>
-        <w:t>_</w:t>
-      </w:r>
-      <w:r>
-        <w:rPr>
-          <w:rFonts w:ascii="Arial" w:hAnsi="Arial" w:cs="Arial"/>
-          <w:sz w:val="24"/>
-          <w:szCs w:val="24"/>
-          <w:lang w:val="en-US"/>
-        </w:rPr>
-        <w:t>YEAR</w:t>
-      </w:r>
-      <w:r>
-        <w:rPr>
-          <w:rFonts w:ascii="Arial" w:hAnsi="Arial" w:cs="Arial"/>
-          <w:sz w:val="24"/>
-          <w:szCs w:val="24"/>
-        </w:rPr>
-        <w:t>}}</w:t>
-      </w:r>
-      <w:r>
-        <w:rPr>
-          <w:rFonts w:ascii="Arial" w:hAnsi="Arial" w:cs="Arial"/>
-          <w:sz w:val="24"/>
-          <w:szCs w:val="24"/>
-        </w:rPr>
-        <w:t xml:space="preserve">, ύψους </w:t>
-      </w:r>
-      <w:r>
-        <w:rPr>
-          <w:rFonts w:ascii="Arial" w:hAnsi="Arial" w:cs="Arial"/>
-          <w:sz w:val="24"/>
-          <w:szCs w:val="24"/>
-        </w:rPr>
-        <w:t>{{ML_TOTAL_WORDS}} ({{ML_TOTAL}} €)</w:t>
-      </w:r>
-      <w:r>
-        <w:rPr>
-          <w:rFonts w:ascii="Arial" w:hAnsi="Arial" w:cs="Arial"/>
-          <w:sz w:val="24"/>
-          <w:szCs w:val="24"/>
-        </w:rPr>
-        <w:t xml:space="preserve">, η Αναθέτουσα Αρχή αναθέτει στον συμβαλλόμενο Οικονομικό Φορέα, την </w:t>
-      </w:r>
-      <w:r>
-        <w:rPr>
-          <w:rFonts w:ascii="Arial" w:hAnsi="Arial" w:cs="Arial"/>
-          <w:sz w:val="24"/>
-          <w:szCs w:val="24"/>
-        </w:rPr>
-        <w:t>{{</w:t>
-      </w:r>
-      <w:r>
-        <w:rPr>
-          <w:rFonts w:ascii="Arial" w:hAnsi="Arial" w:cs="Arial"/>
-          <w:sz w:val="24"/>
-          <w:szCs w:val="24"/>
-          <w:lang w:val="en-US"/>
-        </w:rPr>
-        <w:t>PROC</w:t>
-      </w:r>
-      <w:r>
-        <w:rPr>
-          <w:rFonts w:ascii="Arial" w:hAnsi="Arial" w:cs="Arial"/>
-          <w:sz w:val="24"/>
-          <w:szCs w:val="24"/>
-        </w:rPr>
-        <w:t>_</w:t>
-      </w:r>
-      <w:r>
-        <w:rPr>
-          <w:rFonts w:ascii="Arial" w:hAnsi="Arial" w:cs="Arial"/>
-          <w:sz w:val="24"/>
-          <w:szCs w:val="24"/>
-          <w:lang w:val="en-US"/>
-        </w:rPr>
-        <w:t>TYPE</w:t>
-      </w:r>
-      <w:r>
-        <w:rPr>
-          <w:rFonts w:ascii="Arial" w:hAnsi="Arial" w:cs="Arial"/>
-          <w:sz w:val="24"/>
-          <w:szCs w:val="24"/>
-        </w:rPr>
-        <w:t>}}</w:t>
-      </w:r>
-      <w:r>
-        <w:rPr>
-          <w:rFonts w:ascii="Arial" w:hAnsi="Arial" w:cs="Arial"/>
-          <w:sz w:val="24"/>
-          <w:szCs w:val="24"/>
-        </w:rPr>
-        <w:t xml:space="preserve"> </w:t>
-      </w:r>
-      <w:r>
-        <w:rPr>
-          <w:rFonts w:ascii="Arial" w:hAnsi="Arial" w:cs="Arial"/>
-          <w:sz w:val="24"/>
-          <w:szCs w:val="24"/>
-        </w:rPr>
-        <w:t>όπως αυτά αναγράφονται</w:t>
-      </w:r>
-      <w:r>
-        <w:rPr>
-          <w:rFonts w:ascii="Arial" w:hAnsi="Arial" w:cs="Arial"/>
-          <w:sz w:val="24"/>
-          <w:szCs w:val="24"/>
-        </w:rPr>
-        <w:t xml:space="preserve"> αναλυτικά στο συνημμένο πίνακα της παρούσης, σύμφωνα με τους όρους και τις προϋποθέσεις που διατυπώνονται ακολούθως.</w:t>
-      </w:r>
-    </w:p>
-    <w:p>
-      <w:pPr>
-        <w:tabs>
-          <w:tab w:val="left" w:pos="426"/>
-          <w:tab w:val="left" w:pos="851"/>
-          <w:tab w:val="left" w:pos="1276"/>
-          <w:tab w:val="left" w:pos="1701"/>
-          <w:tab w:val="left" w:pos="2127"/>
-          <w:tab w:val="left" w:pos="2552"/>
-          <w:tab w:val="left" w:pos="2977"/>
-          <w:tab w:val="left" w:pos="3402"/>
-          <w:tab w:val="left" w:pos="3828"/>
-          <w:tab w:val="left" w:pos="4253"/>
-          <w:tab w:val="left" w:pos="4678"/>
-          <w:tab w:val="left" w:pos="5103"/>
-          <w:tab w:val="left" w:pos="5529"/>
-          <w:tab w:val="left" w:pos="5954"/>
-          <w:tab w:val="left" w:pos="6379"/>
-          <w:tab w:val="left" w:pos="6804"/>
-          <w:tab w:val="left" w:pos="7230"/>
-          <w:tab w:val="left" w:pos="7655"/>
-          <w:tab w:val="left" w:pos="8080"/>
-        </w:tabs>
-        <w:jc w:val="both"/>
-        <w:rPr>
-          <w:rFonts w:ascii="Arial" w:hAnsi="Arial" w:cs="Arial"/>
-          <w:sz w:val="24"/>
-          <w:szCs w:val="24"/>
-        </w:rPr>
-      </w:pPr>
-    </w:p>
-    <w:p>
-      <w:pPr>
-        <w:tabs>
-          <w:tab w:val="left" w:pos="426"/>
-          <w:tab w:val="left" w:pos="851"/>
-          <w:tab w:val="left" w:pos="1276"/>
-          <w:tab w:val="left" w:pos="1701"/>
-          <w:tab w:val="left" w:pos="2127"/>
-          <w:tab w:val="left" w:pos="2552"/>
-          <w:tab w:val="left" w:pos="2977"/>
-          <w:tab w:val="left" w:pos="3402"/>
-          <w:tab w:val="left" w:pos="3828"/>
-          <w:tab w:val="left" w:pos="4253"/>
-          <w:tab w:val="left" w:pos="4678"/>
-          <w:tab w:val="left" w:pos="5103"/>
-          <w:tab w:val="left" w:pos="5529"/>
-          <w:tab w:val="left" w:pos="5954"/>
-          <w:tab w:val="left" w:pos="6379"/>
-          <w:tab w:val="left" w:pos="6804"/>
-          <w:tab w:val="left" w:pos="7230"/>
-          <w:tab w:val="left" w:pos="7655"/>
-          <w:tab w:val="left" w:pos="8080"/>
-        </w:tabs>
+        <w:t>Άρθρο</w:t>
+      </w:r>
+      <w:r>
         <w:rPr>
           <w:rFonts w:ascii="Arial" w:hAnsi="Arial" w:cs="Arial"/>
           <w:b/>
@@ -2091,7 +1953,8 @@
           <w:szCs w:val="24"/>
           <w:lang w:val="en-US"/>
         </w:rPr>
-      </w:pPr>
+        <w:t xml:space="preserve"> 2  - </w:t>
+      </w:r>
       <w:r>
         <w:rPr>
           <w:rFonts w:ascii="Arial" w:hAnsi="Arial" w:cs="Arial"/>
@@ -2100,7 +1963,7 @@
           <w:sz w:val="24"/>
           <w:szCs w:val="24"/>
         </w:rPr>
-        <w:t>Άρθρο</w:t>
+        <w:t>Τιμή</w:t>
       </w:r>
       <w:r>
         <w:rPr>
@@ -2111,9 +1974,232 @@
           <w:szCs w:val="24"/>
           <w:lang w:val="en-US"/>
         </w:rPr>
-        <w:t xml:space="preserve"> 2  - </w:t>
-      </w:r>
-      <w:r>
+        <w:t xml:space="preserve"> {{CONTRACT_KIND_TITLE}}</w:t>
+      </w:r>
+    </w:p>
+    <w:p>
+      <w:pPr>
+        <w:tabs>
+          <w:tab w:val="left" w:pos="426"/>
+          <w:tab w:val="left" w:pos="851"/>
+          <w:tab w:val="left" w:pos="1276"/>
+          <w:tab w:val="left" w:pos="1701"/>
+          <w:tab w:val="left" w:pos="2127"/>
+          <w:tab w:val="left" w:pos="2552"/>
+          <w:tab w:val="left" w:pos="2977"/>
+          <w:tab w:val="left" w:pos="3402"/>
+          <w:tab w:val="left" w:pos="3828"/>
+          <w:tab w:val="left" w:pos="4253"/>
+          <w:tab w:val="left" w:pos="4678"/>
+          <w:tab w:val="left" w:pos="5103"/>
+          <w:tab w:val="left" w:pos="5529"/>
+          <w:tab w:val="left" w:pos="5954"/>
+          <w:tab w:val="left" w:pos="6379"/>
+          <w:tab w:val="left" w:pos="6804"/>
+          <w:tab w:val="left" w:pos="7230"/>
+          <w:tab w:val="left" w:pos="7655"/>
+          <w:tab w:val="left" w:pos="8080"/>
+        </w:tabs>
+        <w:jc w:val="both"/>
+        <w:rPr>
+          <w:rFonts w:ascii="Arial" w:hAnsi="Arial" w:cs="Arial"/>
+          <w:sz w:val="24"/>
+          <w:szCs w:val="24"/>
+        </w:rPr>
+      </w:pPr>
+      <w:r>
+        <w:rPr>
+          <w:rFonts w:ascii="Arial" w:hAnsi="Arial" w:cs="Arial"/>
+          <w:sz w:val="24"/>
+          <w:szCs w:val="24"/>
+          <w:lang w:val="en-US"/>
+        </w:rPr>
+        <w:tab/>
+      </w:r>
+      <w:r>
+        <w:rPr>
+          <w:rFonts w:ascii="Arial" w:hAnsi="Arial" w:cs="Arial"/>
+          <w:sz w:val="24"/>
+          <w:szCs w:val="24"/>
+        </w:rPr>
+        <w:t>1.</w:t>
+      </w:r>
+      <w:r>
+        <w:rPr>
+          <w:rFonts w:ascii="Arial" w:hAnsi="Arial" w:cs="Arial"/>
+          <w:sz w:val="24"/>
+          <w:szCs w:val="24"/>
+        </w:rPr>
+        <w:tab/>
+        <w:t>Η τιμή των ειδών του συμβατικού αντικειμένου είναι η αναγραφόμενη στον {{TABLE_REFERENCE_PHRASE}} της παρούσης.</w:t>
+      </w:r>
+    </w:p>
+    <w:p>
+      <w:pPr>
+        <w:tabs>
+          <w:tab w:val="left" w:pos="426"/>
+          <w:tab w:val="left" w:pos="851"/>
+          <w:tab w:val="left" w:pos="1276"/>
+          <w:tab w:val="left" w:pos="1701"/>
+          <w:tab w:val="left" w:pos="2127"/>
+          <w:tab w:val="left" w:pos="2552"/>
+          <w:tab w:val="left" w:pos="2977"/>
+          <w:tab w:val="left" w:pos="3402"/>
+          <w:tab w:val="left" w:pos="3828"/>
+          <w:tab w:val="left" w:pos="4253"/>
+          <w:tab w:val="left" w:pos="4678"/>
+          <w:tab w:val="left" w:pos="5103"/>
+          <w:tab w:val="left" w:pos="5529"/>
+          <w:tab w:val="left" w:pos="5954"/>
+          <w:tab w:val="left" w:pos="6379"/>
+          <w:tab w:val="left" w:pos="6804"/>
+          <w:tab w:val="left" w:pos="7230"/>
+          <w:tab w:val="left" w:pos="7655"/>
+          <w:tab w:val="left" w:pos="8080"/>
+        </w:tabs>
+        <w:jc w:val="both"/>
+        <w:rPr>
+          <w:rFonts w:ascii="Arial" w:hAnsi="Arial" w:cs="Arial"/>
+          <w:sz w:val="24"/>
+          <w:szCs w:val="24"/>
+        </w:rPr>
+      </w:pPr>
+      <w:r>
+        <w:rPr>
+          <w:rFonts w:ascii="Arial" w:hAnsi="Arial" w:cs="Arial"/>
+          <w:sz w:val="24"/>
+          <w:szCs w:val="24"/>
+        </w:rPr>
+        <w:tab/>
+      </w:r>
+      <w:r>
+        <w:rPr>
+          <w:rFonts w:ascii="Arial" w:hAnsi="Arial" w:cs="Arial"/>
+          <w:sz w:val="24"/>
+          <w:szCs w:val="24"/>
+        </w:rPr>
+        <w:t>2.</w:t>
+      </w:r>
+      <w:r>
+        <w:rPr>
+          <w:rFonts w:ascii="Arial" w:hAnsi="Arial" w:cs="Arial"/>
+          <w:sz w:val="24"/>
+          <w:szCs w:val="24"/>
+        </w:rPr>
+        <w:tab/>
+        <w:t>Επί της καθαρής αξίας ειδών του συμβατικού αντικειμένου υπολογίζονται κρατήσεις {{PROCUREMENT_KRATHSEIS_SYNOLO}} υπέρ Δημοσίου και ο αναλογών φόρος εισοδήματος {{PROCUREMENT_FE}} % όπου για την τελευταία θα χορηγείται αντίστοιχη βεβαίωση από το Δημόσιο Ταμείο του Πολεμικού Ναυτικού (Δ.Τ.Π.Ν.).</w:t>
+      </w:r>
+    </w:p>
+    <w:p>
+      <w:pPr>
+        <w:tabs>
+          <w:tab w:val="left" w:pos="426"/>
+          <w:tab w:val="left" w:pos="851"/>
+          <w:tab w:val="left" w:pos="1276"/>
+          <w:tab w:val="left" w:pos="1701"/>
+          <w:tab w:val="left" w:pos="2127"/>
+          <w:tab w:val="left" w:pos="2552"/>
+          <w:tab w:val="left" w:pos="2977"/>
+          <w:tab w:val="left" w:pos="3402"/>
+          <w:tab w:val="left" w:pos="3828"/>
+          <w:tab w:val="left" w:pos="4253"/>
+          <w:tab w:val="left" w:pos="4678"/>
+          <w:tab w:val="left" w:pos="5103"/>
+          <w:tab w:val="left" w:pos="5529"/>
+          <w:tab w:val="left" w:pos="5954"/>
+          <w:tab w:val="left" w:pos="6379"/>
+          <w:tab w:val="left" w:pos="6804"/>
+          <w:tab w:val="left" w:pos="7230"/>
+          <w:tab w:val="left" w:pos="7655"/>
+          <w:tab w:val="left" w:pos="8080"/>
+        </w:tabs>
+        <w:jc w:val="both"/>
+        <w:rPr>
+          <w:rFonts w:ascii="Arial" w:hAnsi="Arial" w:cs="Arial"/>
+          <w:sz w:val="24"/>
+          <w:szCs w:val="24"/>
+        </w:rPr>
+      </w:pPr>
+      <w:r>
+        <w:rPr>
+          <w:rFonts w:ascii="Arial" w:hAnsi="Arial" w:cs="Arial"/>
+          <w:sz w:val="24"/>
+          <w:szCs w:val="24"/>
+        </w:rPr>
+        <w:tab/>
+      </w:r>
+      <w:r>
+        <w:rPr>
+          <w:rFonts w:ascii="Arial" w:hAnsi="Arial" w:cs="Arial"/>
+          <w:sz w:val="24"/>
+          <w:szCs w:val="24"/>
+        </w:rPr>
+        <w:t>3.</w:t>
+      </w:r>
+      <w:r>
+        <w:rPr>
+          <w:rFonts w:ascii="Arial" w:hAnsi="Arial" w:cs="Arial"/>
+          <w:sz w:val="24"/>
+          <w:szCs w:val="24"/>
+        </w:rPr>
+        <w:tab/>
+        <w:t>{{VAT_SENTENCE}}</w:t>
+      </w:r>
+    </w:p>
+    <w:p>
+      <w:pPr>
+        <w:tabs>
+          <w:tab w:val="left" w:pos="426"/>
+          <w:tab w:val="left" w:pos="851"/>
+          <w:tab w:val="left" w:pos="1276"/>
+          <w:tab w:val="left" w:pos="1701"/>
+          <w:tab w:val="left" w:pos="2127"/>
+          <w:tab w:val="left" w:pos="2552"/>
+          <w:tab w:val="left" w:pos="2977"/>
+          <w:tab w:val="left" w:pos="3402"/>
+          <w:tab w:val="left" w:pos="3828"/>
+          <w:tab w:val="left" w:pos="4253"/>
+          <w:tab w:val="left" w:pos="4678"/>
+          <w:tab w:val="left" w:pos="5103"/>
+          <w:tab w:val="left" w:pos="5529"/>
+          <w:tab w:val="left" w:pos="5954"/>
+          <w:tab w:val="left" w:pos="6379"/>
+          <w:tab w:val="left" w:pos="6804"/>
+          <w:tab w:val="left" w:pos="7230"/>
+          <w:tab w:val="left" w:pos="7655"/>
+          <w:tab w:val="left" w:pos="8080"/>
+        </w:tabs>
+        <w:jc w:val="both"/>
+        <w:rPr>
+          <w:rFonts w:ascii="Arial" w:hAnsi="Arial" w:cs="Arial"/>
+          <w:sz w:val="24"/>
+          <w:szCs w:val="24"/>
+        </w:rPr>
+      </w:pPr>
+    </w:p>
+    <w:p>
+      <w:pPr>
+        <w:tabs>
+          <w:tab w:val="left" w:pos="426"/>
+          <w:tab w:val="left" w:pos="851"/>
+          <w:tab w:val="left" w:pos="1276"/>
+          <w:tab w:val="left" w:pos="1701"/>
+          <w:tab w:val="left" w:pos="2127"/>
+          <w:tab w:val="left" w:pos="2552"/>
+          <w:tab w:val="left" w:pos="2977"/>
+          <w:tab w:val="left" w:pos="3402"/>
+          <w:tab w:val="left" w:pos="3828"/>
+          <w:tab w:val="left" w:pos="4253"/>
+          <w:tab w:val="left" w:pos="4678"/>
+          <w:tab w:val="left" w:pos="5103"/>
+          <w:tab w:val="left" w:pos="5529"/>
+          <w:tab w:val="left" w:pos="5954"/>
+          <w:tab w:val="left" w:pos="6379"/>
+          <w:tab w:val="left" w:pos="6804"/>
+          <w:tab w:val="left" w:pos="7230"/>
+          <w:tab w:val="left" w:pos="7655"/>
+          <w:tab w:val="left" w:pos="8080"/>
+        </w:tabs>
         <w:rPr>
           <w:rFonts w:ascii="Arial" w:hAnsi="Arial" w:cs="Arial"/>
           <w:b/>
@@ -2121,8 +2207,7 @@
           <w:sz w:val="24"/>
           <w:szCs w:val="24"/>
         </w:rPr>
-        <w:t>Τιμή</w:t>
-      </w:r>
+      </w:pPr>
       <w:r>
         <w:rPr>
           <w:rFonts w:ascii="Arial" w:hAnsi="Arial" w:cs="Arial"/>
@@ -2130,9 +2215,8 @@
           <w:bCs/>
           <w:sz w:val="24"/>
           <w:szCs w:val="24"/>
-          <w:lang w:val="en-US"/>
-        </w:rPr>
-        <w:t xml:space="preserve"> {{CONTRACT_KIND_TITLE}}</w:t>
+        </w:rPr>
+        <w:t>Άρθρο 3 - Τόπος, τρόπος και χρόνος εκτέλεσης του συμβατικού αντικειμένου</w:t>
       </w:r>
     </w:p>
     <w:p>
@@ -2170,7 +2254,6 @@
           <w:rFonts w:ascii="Arial" w:hAnsi="Arial" w:cs="Arial"/>
           <w:sz w:val="24"/>
           <w:szCs w:val="24"/>
-          <w:lang w:val="en-US"/>
         </w:rPr>
         <w:tab/>
       </w:r>
@@ -2189,7 +2272,22 @@
           <w:szCs w:val="24"/>
         </w:rPr>
         <w:tab/>
-        <w:t>Η τιμή των ειδών του συμβατικού αντικειμένου είναι η αναγραφόμενη στον {{TABLE_REFERENCE_PHRASE}} της παρούσης.</w:t>
+      </w:r>
+      <w:r>
+        <w:rPr>
+          <w:rFonts w:ascii="Arial" w:hAnsi="Arial" w:cs="Arial"/>
+          <w:sz w:val="24"/>
+          <w:szCs w:val="24"/>
+        </w:rPr>
+        <w:t>{{DELIVERY_TO_SERVICE_SENTENCE}}</w:t>
+      </w:r>
+      <w:r>
+        <w:rPr>
+          <w:rFonts w:ascii="Arial" w:hAnsi="Arial" w:cs="Arial"/>
+          <w:sz w:val="24"/>
+          <w:szCs w:val="24"/>
+        </w:rPr>
+        <w:t xml:space="preserve"> στις εγκαταστάσεις της Υπηρεσίας, με μέριμνα και χρέωση του Ανάδοχου οικονομικού φορέα.</w:t>
       </w:r>
     </w:p>
     <w:p>
@@ -2228,14 +2326,8 @@
           <w:sz w:val="24"/>
           <w:szCs w:val="24"/>
         </w:rPr>
-        <w:tab/>
-      </w:r>
-      <w:r>
-        <w:rPr>
-          <w:rFonts w:ascii="Arial" w:hAnsi="Arial" w:cs="Arial"/>
-          <w:sz w:val="24"/>
-          <w:szCs w:val="24"/>
-        </w:rPr>
+        <w:lastRenderedPageBreak/>
+        <w:tab/>
         <w:t>2.</w:t>
       </w:r>
       <w:r>
@@ -2245,7 +2337,7 @@
           <w:szCs w:val="24"/>
         </w:rPr>
         <w:tab/>
-        <w:t>Επί της καθαρής αξίας ειδών του συμβατικού αντικειμένου υπολογίζονται κρατήσεις {{PROCUREMENT_KRATHSEIS_SYNOLO}} υπέρ Δημοσίου και ο αναλογών φόρος εισοδήματος {{PROCUREMENT_FE}} % όπου για την τελευταία θα χορηγείται αντίστοιχη βεβαίωση από το Δημόσιο Ταμείο του Πολεμικού Ναυτικού (Δ.Τ.Π.Ν.).</w:t>
+        <w:t>Τα υλικά θα παραδοθούν στην υπηρεσία /Οι υπηρεσίες θα εκτελεστούν με μέριμνα του Οικονομικού Φορέα εντός ………………….. από την ημερομηνία υπογραφής της παρούσης από τα συμβαλλόμενα μέρη δηλαδή έως την ………………………</w:t>
       </w:r>
     </w:p>
     <w:p>
@@ -2285,13 +2377,6 @@
           <w:szCs w:val="24"/>
         </w:rPr>
         <w:tab/>
-      </w:r>
-      <w:r>
-        <w:rPr>
-          <w:rFonts w:ascii="Arial" w:hAnsi="Arial" w:cs="Arial"/>
-          <w:sz w:val="24"/>
-          <w:szCs w:val="24"/>
-        </w:rPr>
         <w:t>3.</w:t>
       </w:r>
       <w:r>
@@ -2301,7 +2386,55 @@
           <w:szCs w:val="24"/>
         </w:rPr>
         <w:tab/>
-        <w:t>{{VAT_SENTENCE}}</w:t>
+        <w:t>Μετάθεση/παράταση του συμβατικού χρόνου {{DEADLINE_PHRASE}}, ως καθορίστηκε ανωτέρω, δύναται να εγκριθεί εφόσον συντρέχουν λόγοι ανωτέρας βίας ή άλλοι ιδιαιτέρως σοβαροί λόγοι που καθιστούν αντικειμενικά αδύνατη την εμπρόθεσμη παράδοση αυτών. Το σχετικό έγγραφο αίτημα, το οποίο θα πρέπει να υποβάλλεται απαρεγκλίτως πριν την παρέλευση του αρχικώς καθορισθέντος συμβατικού χρόνου, θα εξετάζεται, υπό το πνεύμα σχετικού (δ), από το αρμόδιο όργανο της Αναθέτουσας Αρχής, η οποία εν συνεχεία θα προβαίνει στην κοινοποίηση της ανωτέρω απόφασης στον αντισυμβαλλόμενο. Επισημαίνεται ότι ο Ανάδοχος οικονομικός φορέας που επικαλείται λόγους ανωτέρας βίας υποχρεούται όπως, εντός είκοσι ημερών από τότε που έλαβαν χώρα τα εν λόγω περιστατικά, προσκομίσει τα απαραίτητα αποδεικτικά στοιχεία στην Αναθέτουσα Αρχή.</w:t>
+      </w:r>
+    </w:p>
+    <w:p>
+      <w:pPr>
+        <w:tabs>
+          <w:tab w:val="left" w:pos="426"/>
+          <w:tab w:val="left" w:pos="851"/>
+          <w:tab w:val="left" w:pos="1276"/>
+          <w:tab w:val="left" w:pos="1701"/>
+          <w:tab w:val="left" w:pos="2127"/>
+          <w:tab w:val="left" w:pos="2552"/>
+          <w:tab w:val="left" w:pos="2977"/>
+          <w:tab w:val="left" w:pos="3402"/>
+          <w:tab w:val="left" w:pos="3828"/>
+          <w:tab w:val="left" w:pos="4253"/>
+          <w:tab w:val="left" w:pos="4678"/>
+          <w:tab w:val="left" w:pos="5103"/>
+          <w:tab w:val="left" w:pos="5529"/>
+          <w:tab w:val="left" w:pos="5954"/>
+          <w:tab w:val="left" w:pos="6379"/>
+          <w:tab w:val="left" w:pos="6804"/>
+          <w:tab w:val="left" w:pos="7230"/>
+          <w:tab w:val="left" w:pos="7655"/>
+          <w:tab w:val="left" w:pos="8080"/>
+        </w:tabs>
+        <w:jc w:val="both"/>
+        <w:rPr>
+          <w:rFonts w:ascii="Arial" w:hAnsi="Arial" w:cs="Arial"/>
+          <w:sz w:val="24"/>
+          <w:szCs w:val="24"/>
+        </w:rPr>
+      </w:pPr>
+      <w:r>
+        <w:rPr>
+          <w:rFonts w:ascii="Arial" w:hAnsi="Arial" w:cs="Arial"/>
+          <w:sz w:val="24"/>
+          <w:szCs w:val="24"/>
+        </w:rPr>
+        <w:t>4.</w:t>
+      </w:r>
+      <w:r>
+        <w:rPr>
+          <w:rFonts w:ascii="Arial" w:hAnsi="Arial" w:cs="Arial"/>
+          <w:sz w:val="24"/>
+          <w:szCs w:val="24"/>
+        </w:rPr>
+        <w:tab/>
+        <w:t>Μετά την ολοκλήρωση {{COMPLETION_PHRASE}} θα συνταχθεί με μέριμνα της, κατά περίπτωση, πρωτοβάθμιας ή δευτεροβάθμιας επιτροπής, σχετικό πρωτόκολλο παραλαβής ή απόρριψης.</w:t>
       </w:r>
     </w:p>
     <w:p>
@@ -2374,7 +2507,7 @@
           <w:sz w:val="24"/>
           <w:szCs w:val="24"/>
         </w:rPr>
-        <w:t>Άρθρο 3 - Τόπος, τρόπος και χρόνος εκτέλεσης του συμβατικού αντικειμένου</w:t>
+        <w:t>Άρθρο 4 - Προδιαγραφές/Τεχνικά Χαρακτηριστικά</w:t>
       </w:r>
     </w:p>
     <w:p>
@@ -2413,14 +2546,6 @@
           <w:sz w:val="24"/>
           <w:szCs w:val="24"/>
         </w:rPr>
-        <w:tab/>
-      </w:r>
-      <w:r>
-        <w:rPr>
-          <w:rFonts w:ascii="Arial" w:hAnsi="Arial" w:cs="Arial"/>
-          <w:sz w:val="24"/>
-          <w:szCs w:val="24"/>
-        </w:rPr>
         <w:t>1.</w:t>
       </w:r>
       <w:r>
@@ -2430,22 +2555,7 @@
           <w:szCs w:val="24"/>
         </w:rPr>
         <w:tab/>
-      </w:r>
-      <w:r>
-        <w:rPr>
-          <w:rFonts w:ascii="Arial" w:hAnsi="Arial" w:cs="Arial"/>
-          <w:sz w:val="24"/>
-          <w:szCs w:val="24"/>
-        </w:rPr>
-        <w:t>{{DELIVERY_TO_SERVICE_SENTENCE}}</w:t>
-      </w:r>
-      <w:r>
-        <w:rPr>
-          <w:rFonts w:ascii="Arial" w:hAnsi="Arial" w:cs="Arial"/>
-          <w:sz w:val="24"/>
-          <w:szCs w:val="24"/>
-        </w:rPr>
-        <w:t xml:space="preserve"> στις εγκαταστάσεις της Υπηρεσίας, με μέριμνα και χρέωση του Ανάδοχου οικονομικού φορέα.</w:t>
+        <w:t>Τα είδη του συμβατικού αντικειμένου θα τηρούν τις τεχνικές προδιαγραφές και εγγυήσεις όπως καθορίστηκαν από την υπηρεσία και έγιναν αποδεκτές από τον Ανάδοχο οικονομικό φορέα, σύμφωνα με την κατατεθείσα οικονομική προσφορά του.</w:t>
       </w:r>
     </w:p>
     <w:p>
@@ -2478,25 +2588,6 @@
           <w:szCs w:val="24"/>
         </w:rPr>
       </w:pPr>
-      <w:r>
-        <w:rPr>
-          <w:rFonts w:ascii="Arial" w:hAnsi="Arial" w:cs="Arial"/>
-          <w:sz w:val="24"/>
-          <w:szCs w:val="24"/>
-        </w:rPr>
-        <w:lastRenderedPageBreak/>
-        <w:tab/>
-        <w:t>2.</w:t>
-      </w:r>
-      <w:r>
-        <w:rPr>
-          <w:rFonts w:ascii="Arial" w:hAnsi="Arial" w:cs="Arial"/>
-          <w:sz w:val="24"/>
-          <w:szCs w:val="24"/>
-        </w:rPr>
-        <w:tab/>
-        <w:t>Τα υλικά θα παραδοθούν στην υπηρεσία /Οι υπηρεσίες θα εκτελεστούν με μέριμνα του Οικονομικού Φορέα εντός ………………….. από την ημερομηνία υπογραφής της παρούσης από τα συμβαλλόμενα μέρη δηλαδή έως την ………………………</w:t>
-      </w:r>
     </w:p>
     <w:p>
       <w:pPr>
@@ -2522,133 +2613,6 @@
           <w:tab w:val="left" w:pos="8080"/>
         </w:tabs>
         <w:jc w:val="both"/>
-        <w:rPr>
-          <w:rFonts w:ascii="Arial" w:hAnsi="Arial" w:cs="Arial"/>
-          <w:sz w:val="24"/>
-          <w:szCs w:val="24"/>
-        </w:rPr>
-      </w:pPr>
-      <w:r>
-        <w:rPr>
-          <w:rFonts w:ascii="Arial" w:hAnsi="Arial" w:cs="Arial"/>
-          <w:sz w:val="24"/>
-          <w:szCs w:val="24"/>
-        </w:rPr>
-        <w:tab/>
-        <w:t>3.</w:t>
-      </w:r>
-      <w:r>
-        <w:rPr>
-          <w:rFonts w:ascii="Arial" w:hAnsi="Arial" w:cs="Arial"/>
-          <w:sz w:val="24"/>
-          <w:szCs w:val="24"/>
-        </w:rPr>
-        <w:tab/>
-        <w:t>Μετάθεση/παράταση του συμβατικού χρόνου {{DEADLINE_PHRASE}}, ως καθορίστηκε ανωτέρω, δύναται να εγκριθεί εφόσον συντρέχουν λόγοι ανωτέρας βίας ή άλλοι ιδιαιτέρως σοβαροί λόγοι που καθιστούν αντικειμενικά αδύνατη την εμπρόθεσμη παράδοση αυτών. Το σχετικό έγγραφο αίτημα, το οποίο θα πρέπει να υποβάλλεται απαρεγκλίτως πριν την παρέλευση του αρχικώς καθορισθέντος συμβατικού χρόνου, θα εξετάζεται, υπό το πνεύμα σχετικού (δ), από το αρμόδιο όργανο της Αναθέτουσας Αρχής, η οποία εν συνεχεία θα προβαίνει στην κοινοποίηση της ανωτέρω απόφασης στον αντισυμβαλλόμενο. Επισημαίνεται ότι ο Ανάδοχος οικονομικός φορέας που επικαλείται λόγους ανωτέρας βίας υποχρεούται όπως, εντός είκοσι ημερών από τότε που έλαβαν χώρα τα εν λόγω περιστατικά, προσκομίσει τα απαραίτητα αποδεικτικά στοιχεία στην Αναθέτουσα Αρχή.</w:t>
-      </w:r>
-    </w:p>
-    <w:p>
-      <w:pPr>
-        <w:tabs>
-          <w:tab w:val="left" w:pos="426"/>
-          <w:tab w:val="left" w:pos="851"/>
-          <w:tab w:val="left" w:pos="1276"/>
-          <w:tab w:val="left" w:pos="1701"/>
-          <w:tab w:val="left" w:pos="2127"/>
-          <w:tab w:val="left" w:pos="2552"/>
-          <w:tab w:val="left" w:pos="2977"/>
-          <w:tab w:val="left" w:pos="3402"/>
-          <w:tab w:val="left" w:pos="3828"/>
-          <w:tab w:val="left" w:pos="4253"/>
-          <w:tab w:val="left" w:pos="4678"/>
-          <w:tab w:val="left" w:pos="5103"/>
-          <w:tab w:val="left" w:pos="5529"/>
-          <w:tab w:val="left" w:pos="5954"/>
-          <w:tab w:val="left" w:pos="6379"/>
-          <w:tab w:val="left" w:pos="6804"/>
-          <w:tab w:val="left" w:pos="7230"/>
-          <w:tab w:val="left" w:pos="7655"/>
-          <w:tab w:val="left" w:pos="8080"/>
-        </w:tabs>
-        <w:jc w:val="both"/>
-        <w:rPr>
-          <w:rFonts w:ascii="Arial" w:hAnsi="Arial" w:cs="Arial"/>
-          <w:sz w:val="24"/>
-          <w:szCs w:val="24"/>
-        </w:rPr>
-      </w:pPr>
-      <w:r>
-        <w:rPr>
-          <w:rFonts w:ascii="Arial" w:hAnsi="Arial" w:cs="Arial"/>
-          <w:sz w:val="24"/>
-          <w:szCs w:val="24"/>
-        </w:rPr>
-        <w:t>4.</w:t>
-      </w:r>
-      <w:r>
-        <w:rPr>
-          <w:rFonts w:ascii="Arial" w:hAnsi="Arial" w:cs="Arial"/>
-          <w:sz w:val="24"/>
-          <w:szCs w:val="24"/>
-        </w:rPr>
-        <w:tab/>
-        <w:t>Μετά την ολοκλήρωση {{COMPLETION_PHRASE}} θα συνταχθεί με μέριμνα της, κατά περίπτωση, πρωτοβάθμιας ή δευτεροβάθμιας επιτροπής, σχετικό πρωτόκολλο παραλαβής ή απόρριψης.</w:t>
-      </w:r>
-    </w:p>
-    <w:p>
-      <w:pPr>
-        <w:tabs>
-          <w:tab w:val="left" w:pos="426"/>
-          <w:tab w:val="left" w:pos="851"/>
-          <w:tab w:val="left" w:pos="1276"/>
-          <w:tab w:val="left" w:pos="1701"/>
-          <w:tab w:val="left" w:pos="2127"/>
-          <w:tab w:val="left" w:pos="2552"/>
-          <w:tab w:val="left" w:pos="2977"/>
-          <w:tab w:val="left" w:pos="3402"/>
-          <w:tab w:val="left" w:pos="3828"/>
-          <w:tab w:val="left" w:pos="4253"/>
-          <w:tab w:val="left" w:pos="4678"/>
-          <w:tab w:val="left" w:pos="5103"/>
-          <w:tab w:val="left" w:pos="5529"/>
-          <w:tab w:val="left" w:pos="5954"/>
-          <w:tab w:val="left" w:pos="6379"/>
-          <w:tab w:val="left" w:pos="6804"/>
-          <w:tab w:val="left" w:pos="7230"/>
-          <w:tab w:val="left" w:pos="7655"/>
-          <w:tab w:val="left" w:pos="8080"/>
-        </w:tabs>
-        <w:jc w:val="both"/>
-        <w:rPr>
-          <w:rFonts w:ascii="Arial" w:hAnsi="Arial" w:cs="Arial"/>
-          <w:sz w:val="24"/>
-          <w:szCs w:val="24"/>
-        </w:rPr>
-      </w:pPr>
-    </w:p>
-    <w:p>
-      <w:pPr>
-        <w:tabs>
-          <w:tab w:val="left" w:pos="426"/>
-          <w:tab w:val="left" w:pos="851"/>
-          <w:tab w:val="left" w:pos="1276"/>
-          <w:tab w:val="left" w:pos="1701"/>
-          <w:tab w:val="left" w:pos="2127"/>
-          <w:tab w:val="left" w:pos="2552"/>
-          <w:tab w:val="left" w:pos="2977"/>
-          <w:tab w:val="left" w:pos="3402"/>
-          <w:tab w:val="left" w:pos="3828"/>
-          <w:tab w:val="left" w:pos="4253"/>
-          <w:tab w:val="left" w:pos="4678"/>
-          <w:tab w:val="left" w:pos="5103"/>
-          <w:tab w:val="left" w:pos="5529"/>
-          <w:tab w:val="left" w:pos="5954"/>
-          <w:tab w:val="left" w:pos="6379"/>
-          <w:tab w:val="left" w:pos="6804"/>
-          <w:tab w:val="left" w:pos="7230"/>
-          <w:tab w:val="left" w:pos="7655"/>
-          <w:tab w:val="left" w:pos="8080"/>
-        </w:tabs>
         <w:rPr>
           <w:rFonts w:ascii="Arial" w:hAnsi="Arial" w:cs="Arial"/>
           <w:b/>
@@ -2665,9 +2629,211 @@
           <w:sz w:val="24"/>
           <w:szCs w:val="24"/>
         </w:rPr>
-        <w:t xml:space="preserve">Άρθρο </w:t>
-      </w:r>
-      <w:r>
+        <w:t>Άρθρο 5 - Εγγυήσεις</w:t>
+      </w:r>
+    </w:p>
+    <w:p>
+      <w:pPr>
+        <w:tabs>
+          <w:tab w:val="left" w:pos="426"/>
+          <w:tab w:val="left" w:pos="851"/>
+          <w:tab w:val="left" w:pos="1276"/>
+          <w:tab w:val="left" w:pos="1701"/>
+          <w:tab w:val="left" w:pos="2127"/>
+          <w:tab w:val="left" w:pos="2552"/>
+          <w:tab w:val="left" w:pos="2977"/>
+          <w:tab w:val="left" w:pos="3402"/>
+          <w:tab w:val="left" w:pos="3828"/>
+          <w:tab w:val="left" w:pos="4253"/>
+          <w:tab w:val="left" w:pos="4678"/>
+          <w:tab w:val="left" w:pos="5103"/>
+          <w:tab w:val="left" w:pos="5529"/>
+          <w:tab w:val="left" w:pos="5954"/>
+          <w:tab w:val="left" w:pos="6379"/>
+          <w:tab w:val="left" w:pos="6804"/>
+          <w:tab w:val="left" w:pos="7230"/>
+          <w:tab w:val="left" w:pos="7655"/>
+          <w:tab w:val="left" w:pos="8080"/>
+        </w:tabs>
+        <w:jc w:val="both"/>
+        <w:rPr>
+          <w:rFonts w:ascii="Arial" w:hAnsi="Arial" w:cs="Arial"/>
+          <w:sz w:val="24"/>
+          <w:szCs w:val="24"/>
+        </w:rPr>
+      </w:pPr>
+      <w:r>
+        <w:rPr>
+          <w:rFonts w:ascii="Arial" w:hAnsi="Arial" w:cs="Arial"/>
+          <w:sz w:val="24"/>
+          <w:szCs w:val="24"/>
+        </w:rPr>
+        <w:tab/>
+        <w:t>1.</w:t>
+      </w:r>
+      <w:r>
+        <w:rPr>
+          <w:rFonts w:ascii="Arial" w:hAnsi="Arial" w:cs="Arial"/>
+          <w:sz w:val="24"/>
+          <w:szCs w:val="24"/>
+        </w:rPr>
+        <w:tab/>
+        <w:t>Δεν απαιτείται η προσκόμιση εγγυητικής επιστολής  καλής εκτέλεσης της σύμβασης από τον οικονομικό φορέα.</w:t>
+      </w:r>
+    </w:p>
+    <w:p>
+      <w:pPr>
+        <w:tabs>
+          <w:tab w:val="left" w:pos="426"/>
+          <w:tab w:val="left" w:pos="851"/>
+          <w:tab w:val="left" w:pos="1276"/>
+          <w:tab w:val="left" w:pos="1701"/>
+          <w:tab w:val="left" w:pos="2127"/>
+          <w:tab w:val="left" w:pos="2552"/>
+          <w:tab w:val="left" w:pos="2977"/>
+          <w:tab w:val="left" w:pos="3402"/>
+          <w:tab w:val="left" w:pos="3828"/>
+          <w:tab w:val="left" w:pos="4253"/>
+          <w:tab w:val="left" w:pos="4678"/>
+          <w:tab w:val="left" w:pos="5103"/>
+          <w:tab w:val="left" w:pos="5529"/>
+          <w:tab w:val="left" w:pos="5954"/>
+          <w:tab w:val="left" w:pos="6379"/>
+          <w:tab w:val="left" w:pos="6804"/>
+          <w:tab w:val="left" w:pos="7230"/>
+          <w:tab w:val="left" w:pos="7655"/>
+          <w:tab w:val="left" w:pos="8080"/>
+        </w:tabs>
+        <w:jc w:val="both"/>
+        <w:rPr>
+          <w:rFonts w:ascii="Arial" w:hAnsi="Arial" w:cs="Arial"/>
+          <w:sz w:val="24"/>
+          <w:szCs w:val="24"/>
+        </w:rPr>
+      </w:pPr>
+      <w:r>
+        <w:rPr>
+          <w:rFonts w:ascii="Arial" w:hAnsi="Arial" w:cs="Arial"/>
+          <w:sz w:val="24"/>
+          <w:szCs w:val="24"/>
+        </w:rPr>
+        <w:tab/>
+        <w:t>2.</w:t>
+      </w:r>
+      <w:r>
+        <w:rPr>
+          <w:rFonts w:ascii="Arial" w:hAnsi="Arial" w:cs="Arial"/>
+          <w:sz w:val="24"/>
+          <w:szCs w:val="24"/>
+        </w:rPr>
+        <w:tab/>
+        <w:t>Σε περιπτώσεις παροχής υπηρεσιών, ο Ανάδοχος οικονομικός φορέας εγγυάται ότι οι παρεχόμενες υπηρεσίες θα είναι σύμφωνα με τις καθορισθείσες από την υπηρεσία απαιτήσεις.</w:t>
+      </w:r>
+    </w:p>
+    <w:p>
+      <w:pPr>
+        <w:tabs>
+          <w:tab w:val="left" w:pos="426"/>
+          <w:tab w:val="left" w:pos="851"/>
+          <w:tab w:val="left" w:pos="1276"/>
+          <w:tab w:val="left" w:pos="1701"/>
+          <w:tab w:val="left" w:pos="2127"/>
+          <w:tab w:val="left" w:pos="2552"/>
+          <w:tab w:val="left" w:pos="2977"/>
+          <w:tab w:val="left" w:pos="3402"/>
+          <w:tab w:val="left" w:pos="3828"/>
+          <w:tab w:val="left" w:pos="4253"/>
+          <w:tab w:val="left" w:pos="4678"/>
+          <w:tab w:val="left" w:pos="5103"/>
+          <w:tab w:val="left" w:pos="5529"/>
+          <w:tab w:val="left" w:pos="5954"/>
+          <w:tab w:val="left" w:pos="6379"/>
+          <w:tab w:val="left" w:pos="6804"/>
+          <w:tab w:val="left" w:pos="7230"/>
+          <w:tab w:val="left" w:pos="7655"/>
+          <w:tab w:val="left" w:pos="8080"/>
+        </w:tabs>
+        <w:jc w:val="both"/>
+        <w:rPr>
+          <w:rFonts w:ascii="Arial" w:hAnsi="Arial" w:cs="Arial"/>
+          <w:sz w:val="24"/>
+          <w:szCs w:val="24"/>
+        </w:rPr>
+      </w:pPr>
+      <w:r>
+        <w:rPr>
+          <w:rFonts w:ascii="Arial" w:hAnsi="Arial" w:cs="Arial"/>
+          <w:sz w:val="24"/>
+          <w:szCs w:val="24"/>
+        </w:rPr>
+        <w:tab/>
+        <w:t>3.</w:t>
+      </w:r>
+      <w:r>
+        <w:rPr>
+          <w:rFonts w:ascii="Arial" w:hAnsi="Arial" w:cs="Arial"/>
+          <w:sz w:val="24"/>
+          <w:szCs w:val="24"/>
+        </w:rPr>
+        <w:tab/>
+        <w:t>Με την υπογραφή της παρούσης δεν προβλέπεται χορήγηση προκαταβολής, ως ποσοστό επί της συνολικής συμβατικής αξίας της προμήθειας.</w:t>
+      </w:r>
+    </w:p>
+    <w:p>
+      <w:pPr>
+        <w:tabs>
+          <w:tab w:val="left" w:pos="426"/>
+          <w:tab w:val="left" w:pos="851"/>
+          <w:tab w:val="left" w:pos="1276"/>
+          <w:tab w:val="left" w:pos="1701"/>
+          <w:tab w:val="left" w:pos="2127"/>
+          <w:tab w:val="left" w:pos="2552"/>
+          <w:tab w:val="left" w:pos="2977"/>
+          <w:tab w:val="left" w:pos="3402"/>
+          <w:tab w:val="left" w:pos="3828"/>
+          <w:tab w:val="left" w:pos="4253"/>
+          <w:tab w:val="left" w:pos="4678"/>
+          <w:tab w:val="left" w:pos="5103"/>
+          <w:tab w:val="left" w:pos="5529"/>
+          <w:tab w:val="left" w:pos="5954"/>
+          <w:tab w:val="left" w:pos="6379"/>
+          <w:tab w:val="left" w:pos="6804"/>
+          <w:tab w:val="left" w:pos="7230"/>
+          <w:tab w:val="left" w:pos="7655"/>
+          <w:tab w:val="left" w:pos="8080"/>
+        </w:tabs>
+        <w:jc w:val="both"/>
+        <w:rPr>
+          <w:rFonts w:ascii="Arial" w:hAnsi="Arial" w:cs="Arial"/>
+          <w:sz w:val="24"/>
+          <w:szCs w:val="24"/>
+        </w:rPr>
+      </w:pPr>
+    </w:p>
+    <w:p>
+      <w:pPr>
+        <w:tabs>
+          <w:tab w:val="left" w:pos="426"/>
+          <w:tab w:val="left" w:pos="851"/>
+          <w:tab w:val="left" w:pos="1276"/>
+          <w:tab w:val="left" w:pos="1701"/>
+          <w:tab w:val="left" w:pos="2127"/>
+          <w:tab w:val="left" w:pos="2552"/>
+          <w:tab w:val="left" w:pos="2977"/>
+          <w:tab w:val="left" w:pos="3402"/>
+          <w:tab w:val="left" w:pos="3828"/>
+          <w:tab w:val="left" w:pos="4253"/>
+          <w:tab w:val="left" w:pos="4678"/>
+          <w:tab w:val="left" w:pos="5103"/>
+          <w:tab w:val="left" w:pos="5529"/>
+          <w:tab w:val="left" w:pos="5954"/>
+          <w:tab w:val="left" w:pos="6379"/>
+          <w:tab w:val="left" w:pos="6804"/>
+          <w:tab w:val="left" w:pos="7230"/>
+          <w:tab w:val="left" w:pos="7655"/>
+          <w:tab w:val="left" w:pos="8080"/>
+        </w:tabs>
+        <w:jc w:val="both"/>
         <w:rPr>
           <w:rFonts w:ascii="Arial" w:hAnsi="Arial" w:cs="Arial"/>
           <w:b/>
@@ -2675,112 +2841,8 @@
           <w:sz w:val="24"/>
           <w:szCs w:val="24"/>
         </w:rPr>
-        <w:t>4 - Προδιαγραφές/Τεχνικά Χαρακτηριστικά</w:t>
-      </w:r>
-    </w:p>
-    <w:p>
-      <w:pPr>
-        <w:tabs>
-          <w:tab w:val="left" w:pos="426"/>
-          <w:tab w:val="left" w:pos="851"/>
-          <w:tab w:val="left" w:pos="1276"/>
-          <w:tab w:val="left" w:pos="1701"/>
-          <w:tab w:val="left" w:pos="2127"/>
-          <w:tab w:val="left" w:pos="2552"/>
-          <w:tab w:val="left" w:pos="2977"/>
-          <w:tab w:val="left" w:pos="3402"/>
-          <w:tab w:val="left" w:pos="3828"/>
-          <w:tab w:val="left" w:pos="4253"/>
-          <w:tab w:val="left" w:pos="4678"/>
-          <w:tab w:val="left" w:pos="5103"/>
-          <w:tab w:val="left" w:pos="5529"/>
-          <w:tab w:val="left" w:pos="5954"/>
-          <w:tab w:val="left" w:pos="6379"/>
-          <w:tab w:val="left" w:pos="6804"/>
-          <w:tab w:val="left" w:pos="7230"/>
-          <w:tab w:val="left" w:pos="7655"/>
-          <w:tab w:val="left" w:pos="8080"/>
-        </w:tabs>
-        <w:jc w:val="both"/>
-        <w:rPr>
-          <w:rFonts w:ascii="Arial" w:hAnsi="Arial" w:cs="Arial"/>
-          <w:sz w:val="24"/>
-          <w:szCs w:val="24"/>
-        </w:rPr>
-      </w:pPr>
-      <w:r>
-        <w:rPr>
-          <w:rFonts w:ascii="Arial" w:hAnsi="Arial" w:cs="Arial"/>
-          <w:sz w:val="24"/>
-          <w:szCs w:val="24"/>
-        </w:rPr>
-        <w:t>1.</w:t>
-      </w:r>
-      <w:r>
-        <w:rPr>
-          <w:rFonts w:ascii="Arial" w:hAnsi="Arial" w:cs="Arial"/>
-          <w:sz w:val="24"/>
-          <w:szCs w:val="24"/>
-        </w:rPr>
-        <w:tab/>
-        <w:t>Τα είδη του συμβατικού αντικειμένου θα τηρούν τις τεχνικές προδιαγραφές και εγγυήσεις όπως καθορίστηκαν από την υπηρεσία και έγιναν αποδεκτές από τον Ανάδοχο οικονομικό φορέα, σύμφωνα με την κατατεθείσα οικονομική προσφορά του.</w:t>
-      </w:r>
-    </w:p>
-    <w:p>
-      <w:pPr>
-        <w:tabs>
-          <w:tab w:val="left" w:pos="426"/>
-          <w:tab w:val="left" w:pos="851"/>
-          <w:tab w:val="left" w:pos="1276"/>
-          <w:tab w:val="left" w:pos="1701"/>
-          <w:tab w:val="left" w:pos="2127"/>
-          <w:tab w:val="left" w:pos="2552"/>
-          <w:tab w:val="left" w:pos="2977"/>
-          <w:tab w:val="left" w:pos="3402"/>
-          <w:tab w:val="left" w:pos="3828"/>
-          <w:tab w:val="left" w:pos="4253"/>
-          <w:tab w:val="left" w:pos="4678"/>
-          <w:tab w:val="left" w:pos="5103"/>
-          <w:tab w:val="left" w:pos="5529"/>
-          <w:tab w:val="left" w:pos="5954"/>
-          <w:tab w:val="left" w:pos="6379"/>
-          <w:tab w:val="left" w:pos="6804"/>
-          <w:tab w:val="left" w:pos="7230"/>
-          <w:tab w:val="left" w:pos="7655"/>
-          <w:tab w:val="left" w:pos="8080"/>
-        </w:tabs>
-        <w:jc w:val="both"/>
-        <w:rPr>
-          <w:rFonts w:ascii="Arial" w:hAnsi="Arial" w:cs="Arial"/>
-          <w:sz w:val="24"/>
-          <w:szCs w:val="24"/>
-        </w:rPr>
-      </w:pPr>
-    </w:p>
-    <w:p>
-      <w:pPr>
-        <w:tabs>
-          <w:tab w:val="left" w:pos="426"/>
-          <w:tab w:val="left" w:pos="851"/>
-          <w:tab w:val="left" w:pos="1276"/>
-          <w:tab w:val="left" w:pos="1701"/>
-          <w:tab w:val="left" w:pos="2127"/>
-          <w:tab w:val="left" w:pos="2552"/>
-          <w:tab w:val="left" w:pos="2977"/>
-          <w:tab w:val="left" w:pos="3402"/>
-          <w:tab w:val="left" w:pos="3828"/>
-          <w:tab w:val="left" w:pos="4253"/>
-          <w:tab w:val="left" w:pos="4678"/>
-          <w:tab w:val="left" w:pos="5103"/>
-          <w:tab w:val="left" w:pos="5529"/>
-          <w:tab w:val="left" w:pos="5954"/>
-          <w:tab w:val="left" w:pos="6379"/>
-          <w:tab w:val="left" w:pos="6804"/>
-          <w:tab w:val="left" w:pos="7230"/>
-          <w:tab w:val="left" w:pos="7655"/>
-          <w:tab w:val="left" w:pos="8080"/>
-        </w:tabs>
-        <w:jc w:val="both"/>
+      </w:pPr>
+      <w:r>
         <w:rPr>
           <w:rFonts w:ascii="Arial" w:hAnsi="Arial" w:cs="Arial"/>
           <w:b/>
@@ -2788,8 +2850,178 @@
           <w:sz w:val="24"/>
           <w:szCs w:val="24"/>
         </w:rPr>
-      </w:pPr>
-      <w:r>
+        <w:t>Άρθρο 6 - Προβλεπόμενες  Ρήτρες</w:t>
+      </w:r>
+    </w:p>
+    <w:p>
+      <w:pPr>
+        <w:tabs>
+          <w:tab w:val="left" w:pos="426"/>
+          <w:tab w:val="left" w:pos="851"/>
+          <w:tab w:val="left" w:pos="1276"/>
+          <w:tab w:val="left" w:pos="1701"/>
+          <w:tab w:val="left" w:pos="2127"/>
+          <w:tab w:val="left" w:pos="2552"/>
+          <w:tab w:val="left" w:pos="2977"/>
+          <w:tab w:val="left" w:pos="3402"/>
+          <w:tab w:val="left" w:pos="3828"/>
+          <w:tab w:val="left" w:pos="4253"/>
+          <w:tab w:val="left" w:pos="4678"/>
+          <w:tab w:val="left" w:pos="5103"/>
+          <w:tab w:val="left" w:pos="5529"/>
+          <w:tab w:val="left" w:pos="5954"/>
+          <w:tab w:val="left" w:pos="6379"/>
+          <w:tab w:val="left" w:pos="6804"/>
+          <w:tab w:val="left" w:pos="7230"/>
+          <w:tab w:val="left" w:pos="7655"/>
+          <w:tab w:val="left" w:pos="8080"/>
+        </w:tabs>
+        <w:jc w:val="both"/>
+        <w:rPr>
+          <w:rFonts w:ascii="Arial" w:hAnsi="Arial" w:cs="Arial"/>
+          <w:sz w:val="24"/>
+          <w:szCs w:val="24"/>
+        </w:rPr>
+      </w:pPr>
+      <w:r>
+        <w:rPr>
+          <w:rFonts w:ascii="Arial" w:hAnsi="Arial" w:cs="Arial"/>
+          <w:sz w:val="24"/>
+          <w:szCs w:val="24"/>
+        </w:rPr>
+        <w:tab/>
+        <w:t>1.</w:t>
+      </w:r>
+      <w:r>
+        <w:rPr>
+          <w:rFonts w:ascii="Arial" w:hAnsi="Arial" w:cs="Arial"/>
+          <w:sz w:val="24"/>
+          <w:szCs w:val="24"/>
+        </w:rPr>
+        <w:tab/>
+        <w:t xml:space="preserve">Σε περίπτωση που ο Ανάδοχος οικονομικός φορέας δεν ανταποκριθεί στις συμβατικές του υποχρεώσεις, όπως αυτές καθορίστηκαν στην παρούσα </w:t>
+      </w:r>
+      <w:r>
+        <w:rPr>
+          <w:rFonts w:ascii="Arial" w:hAnsi="Arial" w:cs="Arial"/>
+          <w:sz w:val="24"/>
+          <w:szCs w:val="24"/>
+        </w:rPr>
+        <w:lastRenderedPageBreak/>
+        <w:t xml:space="preserve">σύμβαση και στα λοιπά σχετικά έγγραφα της όλης διαδικασίας , η Υπηρεσία μπορεί να επιβάλει τις κατά περίπτωση νόμιμες κυρώσεις συμφώνως άρθρων 203, 206, 207, 215, 217, 218 και 220 σχετικού (δ) νόμου. </w:t>
+      </w:r>
+    </w:p>
+    <w:p>
+      <w:pPr>
+        <w:tabs>
+          <w:tab w:val="left" w:pos="426"/>
+          <w:tab w:val="left" w:pos="851"/>
+          <w:tab w:val="left" w:pos="1276"/>
+          <w:tab w:val="left" w:pos="1701"/>
+          <w:tab w:val="left" w:pos="2127"/>
+          <w:tab w:val="left" w:pos="2552"/>
+          <w:tab w:val="left" w:pos="2977"/>
+          <w:tab w:val="left" w:pos="3402"/>
+          <w:tab w:val="left" w:pos="3828"/>
+          <w:tab w:val="left" w:pos="4253"/>
+          <w:tab w:val="left" w:pos="4678"/>
+          <w:tab w:val="left" w:pos="5103"/>
+          <w:tab w:val="left" w:pos="5529"/>
+          <w:tab w:val="left" w:pos="5954"/>
+          <w:tab w:val="left" w:pos="6379"/>
+          <w:tab w:val="left" w:pos="6804"/>
+          <w:tab w:val="left" w:pos="7230"/>
+          <w:tab w:val="left" w:pos="7655"/>
+          <w:tab w:val="left" w:pos="8080"/>
+        </w:tabs>
+        <w:jc w:val="both"/>
+        <w:rPr>
+          <w:rFonts w:ascii="Arial" w:hAnsi="Arial" w:cs="Arial"/>
+          <w:sz w:val="24"/>
+          <w:szCs w:val="24"/>
+        </w:rPr>
+      </w:pPr>
+      <w:r>
+        <w:rPr>
+          <w:rFonts w:ascii="Arial" w:hAnsi="Arial" w:cs="Arial"/>
+          <w:sz w:val="24"/>
+          <w:szCs w:val="24"/>
+        </w:rPr>
+        <w:tab/>
+      </w:r>
+      <w:r>
+        <w:rPr>
+          <w:rFonts w:ascii="Arial" w:hAnsi="Arial" w:cs="Arial"/>
+          <w:sz w:val="24"/>
+          <w:szCs w:val="24"/>
+        </w:rPr>
+        <w:t>2.</w:t>
+      </w:r>
+      <w:r>
+        <w:rPr>
+          <w:rFonts w:ascii="Arial" w:hAnsi="Arial" w:cs="Arial"/>
+          <w:sz w:val="24"/>
+          <w:szCs w:val="24"/>
+        </w:rPr>
+        <w:tab/>
+        <w:t>Σε περίπτωση που {{NONCONFORMITY_SUBJECT}} αποκλίνουν ουσιαστικά από τις ορισθείσες τεχνικές προδιαγραφές/απαιτήσεις της υπηρεσίας, ο Ανάδοχος οικονομικός φορέας θα θεωρηθεί έκπτωτος χωρίς να έχει ουδεμία περαιτέρω αξίωση από το Πολεμικό Ναυτικό.</w:t>
+      </w:r>
+    </w:p>
+    <w:p>
+      <w:pPr>
+        <w:tabs>
+          <w:tab w:val="left" w:pos="426"/>
+          <w:tab w:val="left" w:pos="851"/>
+          <w:tab w:val="left" w:pos="1276"/>
+          <w:tab w:val="left" w:pos="1701"/>
+          <w:tab w:val="left" w:pos="2127"/>
+          <w:tab w:val="left" w:pos="2552"/>
+          <w:tab w:val="left" w:pos="2977"/>
+          <w:tab w:val="left" w:pos="3402"/>
+          <w:tab w:val="left" w:pos="3828"/>
+          <w:tab w:val="left" w:pos="4253"/>
+          <w:tab w:val="left" w:pos="4678"/>
+          <w:tab w:val="left" w:pos="5103"/>
+          <w:tab w:val="left" w:pos="5529"/>
+          <w:tab w:val="left" w:pos="5954"/>
+          <w:tab w:val="left" w:pos="6379"/>
+          <w:tab w:val="left" w:pos="6804"/>
+          <w:tab w:val="left" w:pos="7230"/>
+          <w:tab w:val="left" w:pos="7655"/>
+          <w:tab w:val="left" w:pos="8080"/>
+        </w:tabs>
+        <w:jc w:val="both"/>
+        <w:rPr>
+          <w:rFonts w:ascii="Arial" w:hAnsi="Arial" w:cs="Arial"/>
+          <w:sz w:val="24"/>
+          <w:szCs w:val="24"/>
+        </w:rPr>
+      </w:pPr>
+    </w:p>
+    <w:p>
+      <w:pPr>
+        <w:tabs>
+          <w:tab w:val="left" w:pos="426"/>
+          <w:tab w:val="left" w:pos="851"/>
+          <w:tab w:val="left" w:pos="1276"/>
+          <w:tab w:val="left" w:pos="1701"/>
+          <w:tab w:val="left" w:pos="2127"/>
+          <w:tab w:val="left" w:pos="2552"/>
+          <w:tab w:val="left" w:pos="2977"/>
+          <w:tab w:val="left" w:pos="3402"/>
+          <w:tab w:val="left" w:pos="3828"/>
+          <w:tab w:val="left" w:pos="4253"/>
+          <w:tab w:val="left" w:pos="4678"/>
+          <w:tab w:val="left" w:pos="5103"/>
+          <w:tab w:val="left" w:pos="5529"/>
+          <w:tab w:val="left" w:pos="5954"/>
+          <w:tab w:val="left" w:pos="6379"/>
+          <w:tab w:val="left" w:pos="6804"/>
+          <w:tab w:val="left" w:pos="7230"/>
+          <w:tab w:val="left" w:pos="7655"/>
+          <w:tab w:val="left" w:pos="8080"/>
+        </w:tabs>
+        <w:jc w:val="both"/>
         <w:rPr>
           <w:rFonts w:ascii="Arial" w:hAnsi="Arial" w:cs="Arial"/>
           <w:b/>
@@ -2797,259 +3029,8 @@
           <w:sz w:val="24"/>
           <w:szCs w:val="24"/>
         </w:rPr>
-        <w:t>Άρθρο 5 - Εγγυήσεις</w:t>
-      </w:r>
-    </w:p>
-    <w:p>
-      <w:pPr>
-        <w:tabs>
-          <w:tab w:val="left" w:pos="426"/>
-          <w:tab w:val="left" w:pos="851"/>
-          <w:tab w:val="left" w:pos="1276"/>
-          <w:tab w:val="left" w:pos="1701"/>
-          <w:tab w:val="left" w:pos="2127"/>
-          <w:tab w:val="left" w:pos="2552"/>
-          <w:tab w:val="left" w:pos="2977"/>
-          <w:tab w:val="left" w:pos="3402"/>
-          <w:tab w:val="left" w:pos="3828"/>
-          <w:tab w:val="left" w:pos="4253"/>
-          <w:tab w:val="left" w:pos="4678"/>
-          <w:tab w:val="left" w:pos="5103"/>
-          <w:tab w:val="left" w:pos="5529"/>
-          <w:tab w:val="left" w:pos="5954"/>
-          <w:tab w:val="left" w:pos="6379"/>
-          <w:tab w:val="left" w:pos="6804"/>
-          <w:tab w:val="left" w:pos="7230"/>
-          <w:tab w:val="left" w:pos="7655"/>
-          <w:tab w:val="left" w:pos="8080"/>
-        </w:tabs>
-        <w:jc w:val="both"/>
-        <w:rPr>
-          <w:rFonts w:ascii="Arial" w:hAnsi="Arial" w:cs="Arial"/>
-          <w:sz w:val="24"/>
-          <w:szCs w:val="24"/>
-        </w:rPr>
-      </w:pPr>
-      <w:r>
-        <w:rPr>
-          <w:rFonts w:ascii="Arial" w:hAnsi="Arial" w:cs="Arial"/>
-          <w:sz w:val="24"/>
-          <w:szCs w:val="24"/>
-        </w:rPr>
-        <w:tab/>
-        <w:t>1.</w:t>
-      </w:r>
-      <w:r>
-        <w:rPr>
-          <w:rFonts w:ascii="Arial" w:hAnsi="Arial" w:cs="Arial"/>
-          <w:sz w:val="24"/>
-          <w:szCs w:val="24"/>
-        </w:rPr>
-        <w:tab/>
-        <w:t>Δεν απαιτείται η προσκόμιση εγγυητικής επιστολής  καλής εκτέλεσης της σύμβασης από τον</w:t>
-      </w:r>
-      <w:r>
-        <w:rPr>
-          <w:rFonts w:ascii="Arial" w:hAnsi="Arial" w:cs="Arial"/>
-          <w:sz w:val="24"/>
-          <w:szCs w:val="24"/>
-        </w:rPr>
-        <w:t xml:space="preserve"> οικονομικό φορέα</w:t>
-      </w:r>
-      <w:r>
-        <w:rPr>
-          <w:rFonts w:ascii="Arial" w:hAnsi="Arial" w:cs="Arial"/>
-          <w:sz w:val="24"/>
-          <w:szCs w:val="24"/>
-        </w:rPr>
-        <w:t>.</w:t>
-      </w:r>
-    </w:p>
-    <w:p>
-      <w:pPr>
-        <w:tabs>
-          <w:tab w:val="left" w:pos="426"/>
-          <w:tab w:val="left" w:pos="851"/>
-          <w:tab w:val="left" w:pos="1276"/>
-          <w:tab w:val="left" w:pos="1701"/>
-          <w:tab w:val="left" w:pos="2127"/>
-          <w:tab w:val="left" w:pos="2552"/>
-          <w:tab w:val="left" w:pos="2977"/>
-          <w:tab w:val="left" w:pos="3402"/>
-          <w:tab w:val="left" w:pos="3828"/>
-          <w:tab w:val="left" w:pos="4253"/>
-          <w:tab w:val="left" w:pos="4678"/>
-          <w:tab w:val="left" w:pos="5103"/>
-          <w:tab w:val="left" w:pos="5529"/>
-          <w:tab w:val="left" w:pos="5954"/>
-          <w:tab w:val="left" w:pos="6379"/>
-          <w:tab w:val="left" w:pos="6804"/>
-          <w:tab w:val="left" w:pos="7230"/>
-          <w:tab w:val="left" w:pos="7655"/>
-          <w:tab w:val="left" w:pos="8080"/>
-        </w:tabs>
-        <w:jc w:val="both"/>
-        <w:rPr>
-          <w:rFonts w:ascii="Arial" w:hAnsi="Arial" w:cs="Arial"/>
-          <w:sz w:val="24"/>
-          <w:szCs w:val="24"/>
-        </w:rPr>
-      </w:pPr>
-      <w:r>
-        <w:rPr>
-          <w:rFonts w:ascii="Arial" w:hAnsi="Arial" w:cs="Arial"/>
-          <w:sz w:val="24"/>
-          <w:szCs w:val="24"/>
-        </w:rPr>
-        <w:tab/>
-        <w:t>2.</w:t>
-      </w:r>
-      <w:r>
-        <w:rPr>
-          <w:rFonts w:ascii="Arial" w:hAnsi="Arial" w:cs="Arial"/>
-          <w:sz w:val="24"/>
-          <w:szCs w:val="24"/>
-        </w:rPr>
-        <w:tab/>
-        <w:t>Σε περιπτώσεις παροχής υπηρεσιών, ο</w:t>
-      </w:r>
-      <w:r>
-        <w:rPr>
-          <w:rFonts w:ascii="Arial" w:hAnsi="Arial" w:cs="Arial"/>
-          <w:sz w:val="24"/>
-          <w:szCs w:val="24"/>
-        </w:rPr>
-        <w:t xml:space="preserve"> </w:t>
-      </w:r>
-      <w:r>
-        <w:rPr>
-          <w:rFonts w:ascii="Arial" w:hAnsi="Arial" w:cs="Arial"/>
-          <w:sz w:val="24"/>
-          <w:szCs w:val="24"/>
-        </w:rPr>
-        <w:t xml:space="preserve">Ανάδοχος </w:t>
-      </w:r>
-      <w:r>
-        <w:rPr>
-          <w:rFonts w:ascii="Arial" w:hAnsi="Arial" w:cs="Arial"/>
-          <w:sz w:val="24"/>
-          <w:szCs w:val="24"/>
-        </w:rPr>
-        <w:t>οικονομικός φορέας</w:t>
-      </w:r>
-      <w:r>
-        <w:rPr>
-          <w:rFonts w:ascii="Arial" w:hAnsi="Arial" w:cs="Arial"/>
-          <w:sz w:val="24"/>
-          <w:szCs w:val="24"/>
-        </w:rPr>
-        <w:t xml:space="preserve"> εγγυάται ότι οι παρεχόμενες υπηρεσίες θα είναι σύμφωνα με τις καθορισθείσες από την υπηρεσία απαιτήσεις.</w:t>
-      </w:r>
-    </w:p>
-    <w:p>
-      <w:pPr>
-        <w:tabs>
-          <w:tab w:val="left" w:pos="426"/>
-          <w:tab w:val="left" w:pos="851"/>
-          <w:tab w:val="left" w:pos="1276"/>
-          <w:tab w:val="left" w:pos="1701"/>
-          <w:tab w:val="left" w:pos="2127"/>
-          <w:tab w:val="left" w:pos="2552"/>
-          <w:tab w:val="left" w:pos="2977"/>
-          <w:tab w:val="left" w:pos="3402"/>
-          <w:tab w:val="left" w:pos="3828"/>
-          <w:tab w:val="left" w:pos="4253"/>
-          <w:tab w:val="left" w:pos="4678"/>
-          <w:tab w:val="left" w:pos="5103"/>
-          <w:tab w:val="left" w:pos="5529"/>
-          <w:tab w:val="left" w:pos="5954"/>
-          <w:tab w:val="left" w:pos="6379"/>
-          <w:tab w:val="left" w:pos="6804"/>
-          <w:tab w:val="left" w:pos="7230"/>
-          <w:tab w:val="left" w:pos="7655"/>
-          <w:tab w:val="left" w:pos="8080"/>
-        </w:tabs>
-        <w:jc w:val="both"/>
-        <w:rPr>
-          <w:rFonts w:ascii="Arial" w:hAnsi="Arial" w:cs="Arial"/>
-          <w:sz w:val="24"/>
-          <w:szCs w:val="24"/>
-        </w:rPr>
-      </w:pPr>
-      <w:r>
-        <w:rPr>
-          <w:rFonts w:ascii="Arial" w:hAnsi="Arial" w:cs="Arial"/>
-          <w:sz w:val="24"/>
-          <w:szCs w:val="24"/>
-        </w:rPr>
-        <w:tab/>
-        <w:t>3.</w:t>
-      </w:r>
-      <w:r>
-        <w:rPr>
-          <w:rFonts w:ascii="Arial" w:hAnsi="Arial" w:cs="Arial"/>
-          <w:sz w:val="24"/>
-          <w:szCs w:val="24"/>
-        </w:rPr>
-        <w:tab/>
-        <w:t>Με την υπογραφή της παρούσης δεν προβλέπεται χορήγηση προκαταβολής, ως ποσοστό επί της συνολικής συμβατικής αξίας της προμήθειας.</w:t>
-      </w:r>
-    </w:p>
-    <w:p>
-      <w:pPr>
-        <w:tabs>
-          <w:tab w:val="left" w:pos="426"/>
-          <w:tab w:val="left" w:pos="851"/>
-          <w:tab w:val="left" w:pos="1276"/>
-          <w:tab w:val="left" w:pos="1701"/>
-          <w:tab w:val="left" w:pos="2127"/>
-          <w:tab w:val="left" w:pos="2552"/>
-          <w:tab w:val="left" w:pos="2977"/>
-          <w:tab w:val="left" w:pos="3402"/>
-          <w:tab w:val="left" w:pos="3828"/>
-          <w:tab w:val="left" w:pos="4253"/>
-          <w:tab w:val="left" w:pos="4678"/>
-          <w:tab w:val="left" w:pos="5103"/>
-          <w:tab w:val="left" w:pos="5529"/>
-          <w:tab w:val="left" w:pos="5954"/>
-          <w:tab w:val="left" w:pos="6379"/>
-          <w:tab w:val="left" w:pos="6804"/>
-          <w:tab w:val="left" w:pos="7230"/>
-          <w:tab w:val="left" w:pos="7655"/>
-          <w:tab w:val="left" w:pos="8080"/>
-        </w:tabs>
-        <w:jc w:val="both"/>
-        <w:rPr>
-          <w:rFonts w:ascii="Arial" w:hAnsi="Arial" w:cs="Arial"/>
-          <w:sz w:val="24"/>
-          <w:szCs w:val="24"/>
-        </w:rPr>
-      </w:pPr>
-    </w:p>
-    <w:p>
-      <w:pPr>
-        <w:tabs>
-          <w:tab w:val="left" w:pos="426"/>
-          <w:tab w:val="left" w:pos="851"/>
-          <w:tab w:val="left" w:pos="1276"/>
-          <w:tab w:val="left" w:pos="1701"/>
-          <w:tab w:val="left" w:pos="2127"/>
-          <w:tab w:val="left" w:pos="2552"/>
-          <w:tab w:val="left" w:pos="2977"/>
-          <w:tab w:val="left" w:pos="3402"/>
-          <w:tab w:val="left" w:pos="3828"/>
-          <w:tab w:val="left" w:pos="4253"/>
-          <w:tab w:val="left" w:pos="4678"/>
-          <w:tab w:val="left" w:pos="5103"/>
-          <w:tab w:val="left" w:pos="5529"/>
-          <w:tab w:val="left" w:pos="5954"/>
-          <w:tab w:val="left" w:pos="6379"/>
-          <w:tab w:val="left" w:pos="6804"/>
-          <w:tab w:val="left" w:pos="7230"/>
-          <w:tab w:val="left" w:pos="7655"/>
-          <w:tab w:val="left" w:pos="8080"/>
-        </w:tabs>
-        <w:jc w:val="both"/>
+      </w:pPr>
+      <w:r>
         <w:rPr>
           <w:rFonts w:ascii="Arial" w:hAnsi="Arial" w:cs="Arial"/>
           <w:b/>
@@ -3057,8 +3038,229 @@
           <w:sz w:val="24"/>
           <w:szCs w:val="24"/>
         </w:rPr>
-      </w:pPr>
-      <w:r>
+        <w:t>Άρθρο 7 - Τρόπος επίλυσης τυχόν διαφορών</w:t>
+      </w:r>
+    </w:p>
+    <w:p>
+      <w:pPr>
+        <w:tabs>
+          <w:tab w:val="left" w:pos="426"/>
+          <w:tab w:val="left" w:pos="851"/>
+          <w:tab w:val="left" w:pos="1276"/>
+          <w:tab w:val="left" w:pos="1701"/>
+          <w:tab w:val="left" w:pos="2127"/>
+          <w:tab w:val="left" w:pos="2552"/>
+          <w:tab w:val="left" w:pos="2977"/>
+          <w:tab w:val="left" w:pos="3402"/>
+          <w:tab w:val="left" w:pos="3828"/>
+          <w:tab w:val="left" w:pos="4253"/>
+          <w:tab w:val="left" w:pos="4678"/>
+          <w:tab w:val="left" w:pos="5103"/>
+          <w:tab w:val="left" w:pos="5529"/>
+          <w:tab w:val="left" w:pos="5954"/>
+          <w:tab w:val="left" w:pos="6379"/>
+          <w:tab w:val="left" w:pos="6804"/>
+          <w:tab w:val="left" w:pos="7230"/>
+          <w:tab w:val="left" w:pos="7655"/>
+          <w:tab w:val="left" w:pos="8080"/>
+        </w:tabs>
+        <w:jc w:val="both"/>
+        <w:rPr>
+          <w:rFonts w:ascii="Arial" w:hAnsi="Arial" w:cs="Arial"/>
+          <w:sz w:val="24"/>
+          <w:szCs w:val="24"/>
+        </w:rPr>
+      </w:pPr>
+      <w:r>
+        <w:rPr>
+          <w:rFonts w:ascii="Arial" w:hAnsi="Arial" w:cs="Arial"/>
+          <w:sz w:val="24"/>
+          <w:szCs w:val="24"/>
+        </w:rPr>
+        <w:tab/>
+        <w:t>1.</w:t>
+      </w:r>
+      <w:r>
+        <w:rPr>
+          <w:rFonts w:ascii="Arial" w:hAnsi="Arial" w:cs="Arial"/>
+          <w:sz w:val="24"/>
+          <w:szCs w:val="24"/>
+        </w:rPr>
+        <w:tab/>
+        <w:t>Εφόσον κατά την διαδικασία ποιοτικής/ποσοτικής παραλαβής του συμβατικού αντικειμένου, η πρωτοβάθμια επιτροπή διαπιστώσει, τυχόν παρεκκλίσεις από τα ως άνω καθορισθέντα, θα συγκροτείται μετά από αίτημα του Οικονομικού Φορέα, εντός ανατρεπτικής προθεσμίας είκοσι (20) ημερών από την ημερομηνία κοινοποίησης της σχετικής απόφασης απόρριψης, ή αυτεπάγγελτα από την Αναθέτουσα Αρχή, δευτεροβάθμια επιτροπή η οποία θα προβαίνει στην επανεξέτασή τους, ως σχετικό (δ).</w:t>
+      </w:r>
+    </w:p>
+    <w:p>
+      <w:pPr>
+        <w:tabs>
+          <w:tab w:val="left" w:pos="426"/>
+          <w:tab w:val="left" w:pos="851"/>
+          <w:tab w:val="left" w:pos="1276"/>
+          <w:tab w:val="left" w:pos="1701"/>
+          <w:tab w:val="left" w:pos="2127"/>
+          <w:tab w:val="left" w:pos="2552"/>
+          <w:tab w:val="left" w:pos="2977"/>
+          <w:tab w:val="left" w:pos="3402"/>
+          <w:tab w:val="left" w:pos="3828"/>
+          <w:tab w:val="left" w:pos="4253"/>
+          <w:tab w:val="left" w:pos="4678"/>
+          <w:tab w:val="left" w:pos="5103"/>
+          <w:tab w:val="left" w:pos="5529"/>
+          <w:tab w:val="left" w:pos="5954"/>
+          <w:tab w:val="left" w:pos="6379"/>
+          <w:tab w:val="left" w:pos="6804"/>
+          <w:tab w:val="left" w:pos="7230"/>
+          <w:tab w:val="left" w:pos="7655"/>
+          <w:tab w:val="left" w:pos="8080"/>
+        </w:tabs>
+        <w:jc w:val="both"/>
+        <w:rPr>
+          <w:rFonts w:ascii="Arial" w:hAnsi="Arial" w:cs="Arial"/>
+          <w:sz w:val="24"/>
+          <w:szCs w:val="24"/>
+        </w:rPr>
+      </w:pPr>
+      <w:r>
+        <w:rPr>
+          <w:rFonts w:ascii="Arial" w:hAnsi="Arial" w:cs="Arial"/>
+          <w:sz w:val="24"/>
+          <w:szCs w:val="24"/>
+        </w:rPr>
+        <w:tab/>
+        <w:t>2.</w:t>
+      </w:r>
+      <w:r>
+        <w:rPr>
+          <w:rFonts w:ascii="Arial" w:hAnsi="Arial" w:cs="Arial"/>
+          <w:sz w:val="24"/>
+          <w:szCs w:val="24"/>
+        </w:rPr>
+        <w:tab/>
+        <w:t xml:space="preserve">Σε περίπτωση που η δευτεροβάθμια επιτροπή αποφανθεί την οριστική απόρριψη ολόκληρης ή μέρους της ποσότητας των συμβατικών ειδών, η δυνατότητα σχετικής αντικατάστασής της με </w:t>
+      </w:r>
+      <w:proofErr w:type="spellStart"/>
+      <w:r>
+        <w:rPr>
+          <w:rFonts w:ascii="Arial" w:hAnsi="Arial" w:cs="Arial"/>
+          <w:sz w:val="24"/>
+          <w:szCs w:val="24"/>
+        </w:rPr>
+        <w:t>έτερη</w:t>
+      </w:r>
+      <w:proofErr w:type="spellEnd"/>
+      <w:r>
+        <w:rPr>
+          <w:rFonts w:ascii="Arial" w:hAnsi="Arial" w:cs="Arial"/>
+          <w:sz w:val="24"/>
+          <w:szCs w:val="24"/>
+        </w:rPr>
+        <w:t xml:space="preserve"> που να είναι σύμφωνη με τους όρους του παρόντος, θα παρέχεται μόνο κατόπιν έγκρισης του αρμοδίου οργάνου της Αναθέτουσας Αρχής.</w:t>
+      </w:r>
+    </w:p>
+    <w:p>
+      <w:pPr>
+        <w:tabs>
+          <w:tab w:val="left" w:pos="426"/>
+          <w:tab w:val="left" w:pos="851"/>
+          <w:tab w:val="left" w:pos="1276"/>
+          <w:tab w:val="left" w:pos="1701"/>
+          <w:tab w:val="left" w:pos="2127"/>
+          <w:tab w:val="left" w:pos="2552"/>
+          <w:tab w:val="left" w:pos="2977"/>
+          <w:tab w:val="left" w:pos="3402"/>
+          <w:tab w:val="left" w:pos="3828"/>
+          <w:tab w:val="left" w:pos="4253"/>
+          <w:tab w:val="left" w:pos="4678"/>
+          <w:tab w:val="left" w:pos="5103"/>
+          <w:tab w:val="left" w:pos="5529"/>
+          <w:tab w:val="left" w:pos="5954"/>
+          <w:tab w:val="left" w:pos="6379"/>
+          <w:tab w:val="left" w:pos="6804"/>
+          <w:tab w:val="left" w:pos="7230"/>
+          <w:tab w:val="left" w:pos="7655"/>
+          <w:tab w:val="left" w:pos="8080"/>
+        </w:tabs>
+        <w:jc w:val="both"/>
+        <w:rPr>
+          <w:rFonts w:ascii="Arial" w:hAnsi="Arial" w:cs="Arial"/>
+          <w:sz w:val="24"/>
+          <w:szCs w:val="24"/>
+        </w:rPr>
+      </w:pPr>
+      <w:r>
+        <w:rPr>
+          <w:rFonts w:ascii="Arial" w:hAnsi="Arial" w:cs="Arial"/>
+          <w:sz w:val="24"/>
+          <w:szCs w:val="24"/>
+        </w:rPr>
+        <w:tab/>
+        <w:t>3.</w:t>
+      </w:r>
+      <w:r>
+        <w:rPr>
+          <w:rFonts w:ascii="Arial" w:hAnsi="Arial" w:cs="Arial"/>
+          <w:sz w:val="24"/>
+          <w:szCs w:val="24"/>
+        </w:rPr>
+        <w:tab/>
+        <w:t>Ποιοτική/ποσοτική παραλαβή του συμβατικού αντικειμένου το οποίο αποκλίνει από τις τεχνικές προδιαγραφές/χαρακτηριστικά που έχει καθορίσει η Αναθέτουσα Αρχή, με έκπτωση επί της συμβατικής τους αξία, δεν προβλέπεται από την παρούσα.</w:t>
+      </w:r>
+    </w:p>
+    <w:p>
+      <w:pPr>
+        <w:tabs>
+          <w:tab w:val="left" w:pos="426"/>
+          <w:tab w:val="left" w:pos="851"/>
+          <w:tab w:val="left" w:pos="1276"/>
+          <w:tab w:val="left" w:pos="1701"/>
+          <w:tab w:val="left" w:pos="2127"/>
+          <w:tab w:val="left" w:pos="2552"/>
+          <w:tab w:val="left" w:pos="2977"/>
+          <w:tab w:val="left" w:pos="3402"/>
+          <w:tab w:val="left" w:pos="3828"/>
+          <w:tab w:val="left" w:pos="4253"/>
+          <w:tab w:val="left" w:pos="4678"/>
+          <w:tab w:val="left" w:pos="5103"/>
+          <w:tab w:val="left" w:pos="5529"/>
+          <w:tab w:val="left" w:pos="5954"/>
+          <w:tab w:val="left" w:pos="6379"/>
+          <w:tab w:val="left" w:pos="6804"/>
+          <w:tab w:val="left" w:pos="7230"/>
+          <w:tab w:val="left" w:pos="7655"/>
+          <w:tab w:val="left" w:pos="8080"/>
+        </w:tabs>
+        <w:jc w:val="both"/>
+        <w:rPr>
+          <w:rFonts w:ascii="Arial" w:hAnsi="Arial" w:cs="Arial"/>
+          <w:sz w:val="24"/>
+          <w:szCs w:val="24"/>
+        </w:rPr>
+      </w:pPr>
+    </w:p>
+    <w:p>
+      <w:pPr>
+        <w:tabs>
+          <w:tab w:val="left" w:pos="426"/>
+          <w:tab w:val="left" w:pos="851"/>
+          <w:tab w:val="left" w:pos="1276"/>
+          <w:tab w:val="left" w:pos="1701"/>
+          <w:tab w:val="left" w:pos="2127"/>
+          <w:tab w:val="left" w:pos="2552"/>
+          <w:tab w:val="left" w:pos="2977"/>
+          <w:tab w:val="left" w:pos="3402"/>
+          <w:tab w:val="left" w:pos="3828"/>
+          <w:tab w:val="left" w:pos="4253"/>
+          <w:tab w:val="left" w:pos="4678"/>
+          <w:tab w:val="left" w:pos="5103"/>
+          <w:tab w:val="left" w:pos="5529"/>
+          <w:tab w:val="left" w:pos="5954"/>
+          <w:tab w:val="left" w:pos="6379"/>
+          <w:tab w:val="left" w:pos="6804"/>
+          <w:tab w:val="left" w:pos="7230"/>
+          <w:tab w:val="left" w:pos="7655"/>
+          <w:tab w:val="left" w:pos="8080"/>
+        </w:tabs>
+        <w:jc w:val="both"/>
         <w:rPr>
           <w:rFonts w:ascii="Arial" w:hAnsi="Arial" w:cs="Arial"/>
           <w:b/>
@@ -3066,208 +3268,8 @@
           <w:sz w:val="24"/>
           <w:szCs w:val="24"/>
         </w:rPr>
-        <w:t>Άρθρο 6 - Προβλεπόμενες  Ρήτρες</w:t>
-      </w:r>
-    </w:p>
-    <w:p>
-      <w:pPr>
-        <w:tabs>
-          <w:tab w:val="left" w:pos="426"/>
-          <w:tab w:val="left" w:pos="851"/>
-          <w:tab w:val="left" w:pos="1276"/>
-          <w:tab w:val="left" w:pos="1701"/>
-          <w:tab w:val="left" w:pos="2127"/>
-          <w:tab w:val="left" w:pos="2552"/>
-          <w:tab w:val="left" w:pos="2977"/>
-          <w:tab w:val="left" w:pos="3402"/>
-          <w:tab w:val="left" w:pos="3828"/>
-          <w:tab w:val="left" w:pos="4253"/>
-          <w:tab w:val="left" w:pos="4678"/>
-          <w:tab w:val="left" w:pos="5103"/>
-          <w:tab w:val="left" w:pos="5529"/>
-          <w:tab w:val="left" w:pos="5954"/>
-          <w:tab w:val="left" w:pos="6379"/>
-          <w:tab w:val="left" w:pos="6804"/>
-          <w:tab w:val="left" w:pos="7230"/>
-          <w:tab w:val="left" w:pos="7655"/>
-          <w:tab w:val="left" w:pos="8080"/>
-        </w:tabs>
-        <w:jc w:val="both"/>
-        <w:rPr>
-          <w:rFonts w:ascii="Arial" w:hAnsi="Arial" w:cs="Arial"/>
-          <w:sz w:val="24"/>
-          <w:szCs w:val="24"/>
-        </w:rPr>
-      </w:pPr>
-      <w:r>
-        <w:rPr>
-          <w:rFonts w:ascii="Arial" w:hAnsi="Arial" w:cs="Arial"/>
-          <w:sz w:val="24"/>
-          <w:szCs w:val="24"/>
-        </w:rPr>
-        <w:tab/>
-      </w:r>
-      <w:r>
-        <w:rPr>
-          <w:rFonts w:ascii="Arial" w:hAnsi="Arial" w:cs="Arial"/>
-          <w:sz w:val="24"/>
-          <w:szCs w:val="24"/>
-        </w:rPr>
-        <w:t>1.</w:t>
-      </w:r>
-      <w:r>
-        <w:rPr>
-          <w:rFonts w:ascii="Arial" w:hAnsi="Arial" w:cs="Arial"/>
-          <w:sz w:val="24"/>
-          <w:szCs w:val="24"/>
-        </w:rPr>
-        <w:tab/>
-      </w:r>
-      <w:r>
-        <w:rPr>
-          <w:rFonts w:ascii="Arial" w:hAnsi="Arial" w:cs="Arial"/>
-          <w:sz w:val="24"/>
-          <w:szCs w:val="24"/>
-        </w:rPr>
-        <w:t xml:space="preserve">Σε περίπτωση που ο </w:t>
-      </w:r>
-      <w:r>
-        <w:rPr>
-          <w:rFonts w:ascii="Arial" w:hAnsi="Arial" w:cs="Arial"/>
-          <w:sz w:val="24"/>
-          <w:szCs w:val="24"/>
-        </w:rPr>
-        <w:t xml:space="preserve">Ανάδοχος </w:t>
-      </w:r>
-      <w:r>
-        <w:rPr>
-          <w:rFonts w:ascii="Arial" w:hAnsi="Arial" w:cs="Arial"/>
-          <w:sz w:val="24"/>
-          <w:szCs w:val="24"/>
-        </w:rPr>
-        <w:t xml:space="preserve">οικονομικός φορέας δεν ανταποκριθεί στις συμβατικές του υποχρεώσεις, όπως αυτές καθορίστηκαν στην παρούσα </w:t>
-      </w:r>
-      <w:r>
-        <w:rPr>
-          <w:rFonts w:ascii="Arial" w:hAnsi="Arial" w:cs="Arial"/>
-          <w:sz w:val="24"/>
-          <w:szCs w:val="24"/>
-        </w:rPr>
-        <w:lastRenderedPageBreak/>
-        <w:t xml:space="preserve">σύμβαση και στα λοιπά σχετικά έγγραφα της όλης διαδικασίας , η Υπηρεσία μπορεί να επιβάλει τις κατά περίπτωση νόμιμες κυρώσεις συμφώνως άρθρων 203, 206, 207, 215, 217, 218 και 220 σχετικού (δ) νόμου. </w:t>
-      </w:r>
-    </w:p>
-    <w:p>
-      <w:pPr>
-        <w:tabs>
-          <w:tab w:val="left" w:pos="426"/>
-          <w:tab w:val="left" w:pos="851"/>
-          <w:tab w:val="left" w:pos="1276"/>
-          <w:tab w:val="left" w:pos="1701"/>
-          <w:tab w:val="left" w:pos="2127"/>
-          <w:tab w:val="left" w:pos="2552"/>
-          <w:tab w:val="left" w:pos="2977"/>
-          <w:tab w:val="left" w:pos="3402"/>
-          <w:tab w:val="left" w:pos="3828"/>
-          <w:tab w:val="left" w:pos="4253"/>
-          <w:tab w:val="left" w:pos="4678"/>
-          <w:tab w:val="left" w:pos="5103"/>
-          <w:tab w:val="left" w:pos="5529"/>
-          <w:tab w:val="left" w:pos="5954"/>
-          <w:tab w:val="left" w:pos="6379"/>
-          <w:tab w:val="left" w:pos="6804"/>
-          <w:tab w:val="left" w:pos="7230"/>
-          <w:tab w:val="left" w:pos="7655"/>
-          <w:tab w:val="left" w:pos="8080"/>
-        </w:tabs>
-        <w:jc w:val="both"/>
-        <w:rPr>
-          <w:rFonts w:ascii="Arial" w:hAnsi="Arial" w:cs="Arial"/>
-          <w:sz w:val="24"/>
-          <w:szCs w:val="24"/>
-        </w:rPr>
-      </w:pPr>
-      <w:r>
-        <w:rPr>
-          <w:rFonts w:ascii="Arial" w:hAnsi="Arial" w:cs="Arial"/>
-          <w:sz w:val="24"/>
-          <w:szCs w:val="24"/>
-        </w:rPr>
-        <w:tab/>
-      </w:r>
-      <w:r>
-        <w:rPr>
-          <w:rFonts w:ascii="Arial" w:hAnsi="Arial" w:cs="Arial"/>
-          <w:sz w:val="24"/>
-          <w:szCs w:val="24"/>
-        </w:rPr>
-        <w:t>2.</w:t>
-      </w:r>
-      <w:r>
-        <w:rPr>
-          <w:rFonts w:ascii="Arial" w:hAnsi="Arial" w:cs="Arial"/>
-          <w:sz w:val="24"/>
-          <w:szCs w:val="24"/>
-        </w:rPr>
-        <w:tab/>
-        <w:t>Σε περίπτωση που {{NONCONFORMITY_SUBJECT}} αποκλίνουν ουσιαστικά από τις ορισθείσες τεχνικές προδιαγραφές/απαιτήσεις της υπηρεσίας, ο Ανάδοχος οικονομικός φορέας θα θεωρηθεί έκπτωτος χωρίς να έχει ουδεμία περαιτέρω αξίωση από το Πολεμικό Ναυτικό.</w:t>
-      </w:r>
-    </w:p>
-    <w:p>
-      <w:pPr>
-        <w:tabs>
-          <w:tab w:val="left" w:pos="426"/>
-          <w:tab w:val="left" w:pos="851"/>
-          <w:tab w:val="left" w:pos="1276"/>
-          <w:tab w:val="left" w:pos="1701"/>
-          <w:tab w:val="left" w:pos="2127"/>
-          <w:tab w:val="left" w:pos="2552"/>
-          <w:tab w:val="left" w:pos="2977"/>
-          <w:tab w:val="left" w:pos="3402"/>
-          <w:tab w:val="left" w:pos="3828"/>
-          <w:tab w:val="left" w:pos="4253"/>
-          <w:tab w:val="left" w:pos="4678"/>
-          <w:tab w:val="left" w:pos="5103"/>
-          <w:tab w:val="left" w:pos="5529"/>
-          <w:tab w:val="left" w:pos="5954"/>
-          <w:tab w:val="left" w:pos="6379"/>
-          <w:tab w:val="left" w:pos="6804"/>
-          <w:tab w:val="left" w:pos="7230"/>
-          <w:tab w:val="left" w:pos="7655"/>
-          <w:tab w:val="left" w:pos="8080"/>
-        </w:tabs>
-        <w:jc w:val="both"/>
-        <w:rPr>
-          <w:rFonts w:ascii="Arial" w:hAnsi="Arial" w:cs="Arial"/>
-          <w:sz w:val="24"/>
-          <w:szCs w:val="24"/>
-        </w:rPr>
-      </w:pPr>
-    </w:p>
-    <w:p>
-      <w:pPr>
-        <w:tabs>
-          <w:tab w:val="left" w:pos="426"/>
-          <w:tab w:val="left" w:pos="851"/>
-          <w:tab w:val="left" w:pos="1276"/>
-          <w:tab w:val="left" w:pos="1701"/>
-          <w:tab w:val="left" w:pos="2127"/>
-          <w:tab w:val="left" w:pos="2552"/>
-          <w:tab w:val="left" w:pos="2977"/>
-          <w:tab w:val="left" w:pos="3402"/>
-          <w:tab w:val="left" w:pos="3828"/>
-          <w:tab w:val="left" w:pos="4253"/>
-          <w:tab w:val="left" w:pos="4678"/>
-          <w:tab w:val="left" w:pos="5103"/>
-          <w:tab w:val="left" w:pos="5529"/>
-          <w:tab w:val="left" w:pos="5954"/>
-          <w:tab w:val="left" w:pos="6379"/>
-          <w:tab w:val="left" w:pos="6804"/>
-          <w:tab w:val="left" w:pos="7230"/>
-          <w:tab w:val="left" w:pos="7655"/>
-          <w:tab w:val="left" w:pos="8080"/>
-        </w:tabs>
-        <w:jc w:val="both"/>
+      </w:pPr>
+      <w:r>
         <w:rPr>
           <w:rFonts w:ascii="Arial" w:hAnsi="Arial" w:cs="Arial"/>
           <w:b/>
@@ -3275,265 +3277,7 @@
           <w:sz w:val="24"/>
           <w:szCs w:val="24"/>
         </w:rPr>
-      </w:pPr>
-      <w:r>
-        <w:rPr>
-          <w:rFonts w:ascii="Arial" w:hAnsi="Arial" w:cs="Arial"/>
-          <w:b/>
-          <w:bCs/>
-          <w:sz w:val="24"/>
-          <w:szCs w:val="24"/>
-        </w:rPr>
-        <w:t>Άρθρο 7 - Τρόπος επίλυσης τυχόν διαφορών</w:t>
-      </w:r>
-    </w:p>
-    <w:p>
-      <w:pPr>
-        <w:tabs>
-          <w:tab w:val="left" w:pos="426"/>
-          <w:tab w:val="left" w:pos="851"/>
-          <w:tab w:val="left" w:pos="1276"/>
-          <w:tab w:val="left" w:pos="1701"/>
-          <w:tab w:val="left" w:pos="2127"/>
-          <w:tab w:val="left" w:pos="2552"/>
-          <w:tab w:val="left" w:pos="2977"/>
-          <w:tab w:val="left" w:pos="3402"/>
-          <w:tab w:val="left" w:pos="3828"/>
-          <w:tab w:val="left" w:pos="4253"/>
-          <w:tab w:val="left" w:pos="4678"/>
-          <w:tab w:val="left" w:pos="5103"/>
-          <w:tab w:val="left" w:pos="5529"/>
-          <w:tab w:val="left" w:pos="5954"/>
-          <w:tab w:val="left" w:pos="6379"/>
-          <w:tab w:val="left" w:pos="6804"/>
-          <w:tab w:val="left" w:pos="7230"/>
-          <w:tab w:val="left" w:pos="7655"/>
-          <w:tab w:val="left" w:pos="8080"/>
-        </w:tabs>
-        <w:jc w:val="both"/>
-        <w:rPr>
-          <w:rFonts w:ascii="Arial" w:hAnsi="Arial" w:cs="Arial"/>
-          <w:sz w:val="24"/>
-          <w:szCs w:val="24"/>
-        </w:rPr>
-      </w:pPr>
-      <w:r>
-        <w:rPr>
-          <w:rFonts w:ascii="Arial" w:hAnsi="Arial" w:cs="Arial"/>
-          <w:sz w:val="24"/>
-          <w:szCs w:val="24"/>
-        </w:rPr>
-        <w:tab/>
-        <w:t>1.</w:t>
-      </w:r>
-      <w:r>
-        <w:rPr>
-          <w:rFonts w:ascii="Arial" w:hAnsi="Arial" w:cs="Arial"/>
-          <w:sz w:val="24"/>
-          <w:szCs w:val="24"/>
-        </w:rPr>
-        <w:tab/>
-        <w:t>Εφόσον κατά την διαδικασία ποιοτικής/ποσοτικής παραλαβής του συμβατικού αντικειμένου, η πρωτοβάθμια επιτροπή διαπιστώσει, τυχόν παρεκκλίσεις από τα ως άνω καθορισθέντα, θα συγκροτείται μετά από αίτημα του Οικονομικού Φορέα, εντός ανατρεπτικής προθεσμίας είκοσι (20) ημερών από την ημερομηνία κοινοποίησης της σχετικής απόφασης απόρριψης, ή αυτεπάγγελτα από την Αναθέτουσα Αρχή, δευτεροβάθμια επιτροπή η οποία θα προβαίνει στην επανεξέτασή τους, ως σχετικό (δ).</w:t>
-      </w:r>
-    </w:p>
-    <w:p>
-      <w:pPr>
-        <w:tabs>
-          <w:tab w:val="left" w:pos="426"/>
-          <w:tab w:val="left" w:pos="851"/>
-          <w:tab w:val="left" w:pos="1276"/>
-          <w:tab w:val="left" w:pos="1701"/>
-          <w:tab w:val="left" w:pos="2127"/>
-          <w:tab w:val="left" w:pos="2552"/>
-          <w:tab w:val="left" w:pos="2977"/>
-          <w:tab w:val="left" w:pos="3402"/>
-          <w:tab w:val="left" w:pos="3828"/>
-          <w:tab w:val="left" w:pos="4253"/>
-          <w:tab w:val="left" w:pos="4678"/>
-          <w:tab w:val="left" w:pos="5103"/>
-          <w:tab w:val="left" w:pos="5529"/>
-          <w:tab w:val="left" w:pos="5954"/>
-          <w:tab w:val="left" w:pos="6379"/>
-          <w:tab w:val="left" w:pos="6804"/>
-          <w:tab w:val="left" w:pos="7230"/>
-          <w:tab w:val="left" w:pos="7655"/>
-          <w:tab w:val="left" w:pos="8080"/>
-        </w:tabs>
-        <w:jc w:val="both"/>
-        <w:rPr>
-          <w:rFonts w:ascii="Arial" w:hAnsi="Arial" w:cs="Arial"/>
-          <w:sz w:val="24"/>
-          <w:szCs w:val="24"/>
-        </w:rPr>
-      </w:pPr>
-      <w:r>
-        <w:rPr>
-          <w:rFonts w:ascii="Arial" w:hAnsi="Arial" w:cs="Arial"/>
-          <w:sz w:val="24"/>
-          <w:szCs w:val="24"/>
-        </w:rPr>
-        <w:tab/>
-        <w:t>2.</w:t>
-      </w:r>
-      <w:r>
-        <w:rPr>
-          <w:rFonts w:ascii="Arial" w:hAnsi="Arial" w:cs="Arial"/>
-          <w:sz w:val="24"/>
-          <w:szCs w:val="24"/>
-        </w:rPr>
-        <w:tab/>
-        <w:t xml:space="preserve">Σε περίπτωση που η δευτεροβάθμια επιτροπή αποφανθεί την οριστική απόρριψη ολόκληρης ή μέρους της ποσότητας των συμβατικών ειδών, η δυνατότητα σχετικής αντικατάστασής της με </w:t>
-      </w:r>
-      <w:proofErr w:type="spellStart"/>
-      <w:r>
-        <w:rPr>
-          <w:rFonts w:ascii="Arial" w:hAnsi="Arial" w:cs="Arial"/>
-          <w:sz w:val="24"/>
-          <w:szCs w:val="24"/>
-        </w:rPr>
-        <w:t>έτερη</w:t>
-      </w:r>
-      <w:proofErr w:type="spellEnd"/>
-      <w:r>
-        <w:rPr>
-          <w:rFonts w:ascii="Arial" w:hAnsi="Arial" w:cs="Arial"/>
-          <w:sz w:val="24"/>
-          <w:szCs w:val="24"/>
-        </w:rPr>
-        <w:t xml:space="preserve"> που να είναι σύμφωνη με τους όρους του παρόντος, θα παρέχεται μόνο κατόπιν έγκρισης του αρμοδίου οργάνου της Αναθέτουσας Αρχής.</w:t>
-      </w:r>
-    </w:p>
-    <w:p>
-      <w:pPr>
-        <w:tabs>
-          <w:tab w:val="left" w:pos="426"/>
-          <w:tab w:val="left" w:pos="851"/>
-          <w:tab w:val="left" w:pos="1276"/>
-          <w:tab w:val="left" w:pos="1701"/>
-          <w:tab w:val="left" w:pos="2127"/>
-          <w:tab w:val="left" w:pos="2552"/>
-          <w:tab w:val="left" w:pos="2977"/>
-          <w:tab w:val="left" w:pos="3402"/>
-          <w:tab w:val="left" w:pos="3828"/>
-          <w:tab w:val="left" w:pos="4253"/>
-          <w:tab w:val="left" w:pos="4678"/>
-          <w:tab w:val="left" w:pos="5103"/>
-          <w:tab w:val="left" w:pos="5529"/>
-          <w:tab w:val="left" w:pos="5954"/>
-          <w:tab w:val="left" w:pos="6379"/>
-          <w:tab w:val="left" w:pos="6804"/>
-          <w:tab w:val="left" w:pos="7230"/>
-          <w:tab w:val="left" w:pos="7655"/>
-          <w:tab w:val="left" w:pos="8080"/>
-        </w:tabs>
-        <w:jc w:val="both"/>
-        <w:rPr>
-          <w:rFonts w:ascii="Arial" w:hAnsi="Arial" w:cs="Arial"/>
-          <w:sz w:val="24"/>
-          <w:szCs w:val="24"/>
-        </w:rPr>
-      </w:pPr>
-      <w:r>
-        <w:rPr>
-          <w:rFonts w:ascii="Arial" w:hAnsi="Arial" w:cs="Arial"/>
-          <w:sz w:val="24"/>
-          <w:szCs w:val="24"/>
-        </w:rPr>
-        <w:tab/>
-        <w:t>3.</w:t>
-      </w:r>
-      <w:r>
-        <w:rPr>
-          <w:rFonts w:ascii="Arial" w:hAnsi="Arial" w:cs="Arial"/>
-          <w:sz w:val="24"/>
-          <w:szCs w:val="24"/>
-        </w:rPr>
-        <w:tab/>
-        <w:t>Ποιοτική/ποσοτική παραλαβή του συμβατικού αντικειμένου το οποίο αποκλίνει από τις τεχνικές προδιαγραφές/χαρακτηριστικά που έχει καθορίσει η Αναθέτουσα Αρχή, με έκπτωση επί της συμβατικής τους αξία, δεν προβλέπεται από την παρούσα.</w:t>
-      </w:r>
-    </w:p>
-    <w:p>
-      <w:pPr>
-        <w:tabs>
-          <w:tab w:val="left" w:pos="426"/>
-          <w:tab w:val="left" w:pos="851"/>
-          <w:tab w:val="left" w:pos="1276"/>
-          <w:tab w:val="left" w:pos="1701"/>
-          <w:tab w:val="left" w:pos="2127"/>
-          <w:tab w:val="left" w:pos="2552"/>
-          <w:tab w:val="left" w:pos="2977"/>
-          <w:tab w:val="left" w:pos="3402"/>
-          <w:tab w:val="left" w:pos="3828"/>
-          <w:tab w:val="left" w:pos="4253"/>
-          <w:tab w:val="left" w:pos="4678"/>
-          <w:tab w:val="left" w:pos="5103"/>
-          <w:tab w:val="left" w:pos="5529"/>
-          <w:tab w:val="left" w:pos="5954"/>
-          <w:tab w:val="left" w:pos="6379"/>
-          <w:tab w:val="left" w:pos="6804"/>
-          <w:tab w:val="left" w:pos="7230"/>
-          <w:tab w:val="left" w:pos="7655"/>
-          <w:tab w:val="left" w:pos="8080"/>
-        </w:tabs>
-        <w:jc w:val="both"/>
-        <w:rPr>
-          <w:rFonts w:ascii="Arial" w:hAnsi="Arial" w:cs="Arial"/>
-          <w:sz w:val="24"/>
-          <w:szCs w:val="24"/>
-        </w:rPr>
-      </w:pPr>
-    </w:p>
-    <w:p>
-      <w:pPr>
-        <w:tabs>
-          <w:tab w:val="left" w:pos="426"/>
-          <w:tab w:val="left" w:pos="851"/>
-          <w:tab w:val="left" w:pos="1276"/>
-          <w:tab w:val="left" w:pos="1701"/>
-          <w:tab w:val="left" w:pos="2127"/>
-          <w:tab w:val="left" w:pos="2552"/>
-          <w:tab w:val="left" w:pos="2977"/>
-          <w:tab w:val="left" w:pos="3402"/>
-          <w:tab w:val="left" w:pos="3828"/>
-          <w:tab w:val="left" w:pos="4253"/>
-          <w:tab w:val="left" w:pos="4678"/>
-          <w:tab w:val="left" w:pos="5103"/>
-          <w:tab w:val="left" w:pos="5529"/>
-          <w:tab w:val="left" w:pos="5954"/>
-          <w:tab w:val="left" w:pos="6379"/>
-          <w:tab w:val="left" w:pos="6804"/>
-          <w:tab w:val="left" w:pos="7230"/>
-          <w:tab w:val="left" w:pos="7655"/>
-          <w:tab w:val="left" w:pos="8080"/>
-        </w:tabs>
-        <w:jc w:val="both"/>
-        <w:rPr>
-          <w:rFonts w:ascii="Arial" w:hAnsi="Arial" w:cs="Arial"/>
-          <w:b/>
-          <w:bCs/>
-          <w:sz w:val="24"/>
-          <w:szCs w:val="24"/>
-        </w:rPr>
-      </w:pPr>
-      <w:r>
-        <w:rPr>
-          <w:rFonts w:ascii="Arial" w:hAnsi="Arial" w:cs="Arial"/>
-          <w:b/>
-          <w:bCs/>
-          <w:sz w:val="24"/>
-          <w:szCs w:val="24"/>
-        </w:rPr>
-        <w:t xml:space="preserve">Άρθρο </w:t>
-      </w:r>
-      <w:r>
-        <w:rPr>
-          <w:rFonts w:ascii="Arial" w:hAnsi="Arial" w:cs="Arial"/>
-          <w:b/>
-          <w:bCs/>
-          <w:sz w:val="24"/>
-          <w:szCs w:val="24"/>
-        </w:rPr>
-        <w:t>8 - Τρόπος και χρόνος πληρωμής</w:t>
+        <w:t>Άρθρο 8 - Τρόπος και χρόνος πληρωμής</w:t>
       </w:r>
     </w:p>
     <w:p>
@@ -3541,7 +3285,7 @@
         <w:pStyle w:val="a6"/>
         <w:numPr>
           <w:ilvl w:val="0"/>
-          <w:numId w:val="2"/>
+          <w:numId w:val="1"/>
         </w:numPr>
         <w:tabs>
           <w:tab w:val="left" w:pos="426"/>
@@ -3578,31 +3322,7 @@
           <w:sz w:val="24"/>
           <w:szCs w:val="24"/>
         </w:rPr>
-        <w:t>Η παραλαβή τιμολογίου όπως πραγματοποιηθεί μέσω της Εφαρμογής</w:t>
-      </w:r>
-      <w:r>
-        <w:rPr>
-          <w:rFonts w:ascii="Arial" w:hAnsi="Arial" w:cs="Arial"/>
-          <w:sz w:val="24"/>
-          <w:szCs w:val="24"/>
-        </w:rPr>
-        <w:t xml:space="preserve"> </w:t>
-      </w:r>
-      <w:r>
-        <w:rPr>
-          <w:rFonts w:ascii="Arial" w:hAnsi="Arial" w:cs="Arial"/>
-          <w:sz w:val="24"/>
-          <w:szCs w:val="24"/>
-        </w:rPr>
-        <w:t>Διάθεσης Ηλεκτρονικού Τιμολογίου (ΕΔΗΤ) και κωδικό ΑΑΗΤ</w:t>
-      </w:r>
-      <w:r>
-        <w:rPr>
-          <w:rFonts w:ascii="Arial" w:hAnsi="Arial" w:cs="Arial"/>
-          <w:sz w:val="24"/>
-          <w:szCs w:val="24"/>
-        </w:rPr>
-        <w:t xml:space="preserve"> {{</w:t>
+        <w:t>Η παραλαβή τιμολογίου όπως πραγματοποιηθεί μέσω της Εφαρμογής Διάθεσης Ηλεκτρονικού Τιμολογίου (ΕΔΗΤ) και κωδικό ΑΑΗΤ {{</w:t>
       </w:r>
       <w:r>
         <w:rPr>
@@ -3636,15 +3356,7 @@
           <w:sz w:val="24"/>
           <w:szCs w:val="24"/>
         </w:rPr>
-        <w:t>}}</w:t>
-      </w:r>
-      <w:r>
-        <w:rPr>
-          <w:rFonts w:ascii="Arial" w:hAnsi="Arial" w:cs="Arial"/>
-          <w:sz w:val="24"/>
-          <w:szCs w:val="24"/>
-        </w:rPr>
-        <w:t>.</w:t>
+        <w:t>}}.</w:t>
       </w:r>
     </w:p>
     <w:p>
@@ -3684,13 +3396,6 @@
           <w:szCs w:val="24"/>
         </w:rPr>
         <w:tab/>
-      </w:r>
-      <w:r>
-        <w:rPr>
-          <w:rFonts w:ascii="Arial" w:hAnsi="Arial" w:cs="Arial"/>
-          <w:sz w:val="24"/>
-          <w:szCs w:val="24"/>
-        </w:rPr>
         <w:t>2.</w:t>
       </w:r>
       <w:r>
@@ -3758,22 +3463,7 @@
           <w:szCs w:val="24"/>
         </w:rPr>
         <w:tab/>
-      </w:r>
-      <w:r>
-        <w:rPr>
-          <w:rFonts w:ascii="Arial" w:hAnsi="Arial" w:cs="Arial"/>
-          <w:sz w:val="24"/>
-          <w:szCs w:val="24"/>
-        </w:rPr>
-        <w:t>3</w:t>
-      </w:r>
-      <w:r>
-        <w:rPr>
-          <w:rFonts w:ascii="Arial" w:hAnsi="Arial" w:cs="Arial"/>
-          <w:sz w:val="24"/>
-          <w:szCs w:val="24"/>
-        </w:rPr>
-        <w:t>.</w:t>
+        <w:t>3.</w:t>
       </w:r>
       <w:r>
         <w:rPr>
@@ -3982,23 +3672,7 @@
           <w:sz w:val="24"/>
           <w:szCs w:val="24"/>
         </w:rPr>
-        <w:t xml:space="preserve"> θα υποβληθούν  τα κάτωθι δικαιολογητικά</w:t>
-      </w:r>
-      <w:r>
-        <w:rPr>
-          <w:rFonts w:ascii="Arial" w:hAnsi="Arial" w:cs="Arial"/>
-          <w:sz w:val="24"/>
-          <w:szCs w:val="24"/>
-        </w:rPr>
-        <w:t xml:space="preserve"> από τον ανάδοχο οικονομικό φορέα</w:t>
-      </w:r>
-      <w:r>
-        <w:rPr>
-          <w:rFonts w:ascii="Arial" w:hAnsi="Arial" w:cs="Arial"/>
-          <w:sz w:val="24"/>
-          <w:szCs w:val="24"/>
-        </w:rPr>
-        <w:t>:</w:t>
+        <w:t xml:space="preserve"> θα υποβληθούν  τα κάτωθι δικαιολογητικά από τον ανάδοχο οικονομικό φορέα:</w:t>
       </w:r>
     </w:p>
     <w:p>
@@ -4053,8 +3727,330 @@
           <w:sz w:val="24"/>
           <w:szCs w:val="24"/>
         </w:rPr>
-        <w:t>α</w:t>
-      </w:r>
+        <w:t>α.</w:t>
+      </w:r>
+      <w:r>
+        <w:rPr>
+          <w:rFonts w:ascii="Arial" w:hAnsi="Arial" w:cs="Arial"/>
+          <w:sz w:val="24"/>
+          <w:szCs w:val="24"/>
+        </w:rPr>
+        <w:tab/>
+        <w:t>Η παρούσα συναφθείσα σύμβαση σε πρωτότυπη μορφή.</w:t>
+      </w:r>
+    </w:p>
+    <w:p>
+      <w:pPr>
+        <w:tabs>
+          <w:tab w:val="left" w:pos="426"/>
+          <w:tab w:val="left" w:pos="851"/>
+          <w:tab w:val="left" w:pos="1276"/>
+          <w:tab w:val="left" w:pos="1701"/>
+          <w:tab w:val="left" w:pos="2127"/>
+          <w:tab w:val="left" w:pos="2552"/>
+          <w:tab w:val="left" w:pos="2977"/>
+          <w:tab w:val="left" w:pos="3402"/>
+          <w:tab w:val="left" w:pos="3828"/>
+          <w:tab w:val="left" w:pos="4253"/>
+          <w:tab w:val="left" w:pos="4678"/>
+          <w:tab w:val="left" w:pos="5103"/>
+          <w:tab w:val="left" w:pos="5529"/>
+          <w:tab w:val="left" w:pos="5954"/>
+          <w:tab w:val="left" w:pos="6379"/>
+          <w:tab w:val="left" w:pos="6804"/>
+          <w:tab w:val="left" w:pos="7230"/>
+          <w:tab w:val="left" w:pos="7655"/>
+          <w:tab w:val="left" w:pos="8080"/>
+        </w:tabs>
+        <w:jc w:val="both"/>
+        <w:rPr>
+          <w:rFonts w:ascii="Arial" w:hAnsi="Arial" w:cs="Arial"/>
+          <w:sz w:val="24"/>
+          <w:szCs w:val="24"/>
+        </w:rPr>
+      </w:pPr>
+      <w:r>
+        <w:rPr>
+          <w:rFonts w:ascii="Arial" w:hAnsi="Arial" w:cs="Arial"/>
+          <w:sz w:val="24"/>
+          <w:szCs w:val="24"/>
+        </w:rPr>
+        <w:tab/>
+      </w:r>
+      <w:r>
+        <w:rPr>
+          <w:rFonts w:ascii="Arial" w:hAnsi="Arial" w:cs="Arial"/>
+          <w:sz w:val="24"/>
+          <w:szCs w:val="24"/>
+        </w:rPr>
+        <w:tab/>
+      </w:r>
+      <w:r>
+        <w:rPr>
+          <w:rFonts w:ascii="Arial" w:hAnsi="Arial" w:cs="Arial"/>
+          <w:sz w:val="24"/>
+          <w:szCs w:val="24"/>
+        </w:rPr>
+        <w:t>β.</w:t>
+      </w:r>
+      <w:r>
+        <w:rPr>
+          <w:rFonts w:ascii="Arial" w:hAnsi="Arial" w:cs="Arial"/>
+          <w:sz w:val="24"/>
+          <w:szCs w:val="24"/>
+        </w:rPr>
+        <w:tab/>
+        <w:t>Τιμολόγιο {{PROC_TYPE}} του αναδόχου στο οποίο θα αναγράφεται ο εταιρικός αριθμός τραπεζικού λογαριασμού (ΙΒΑΝ), μέσω πλατφόρμας ΕΔΗΤ.</w:t>
+      </w:r>
+    </w:p>
+    <w:p>
+      <w:pPr>
+        <w:tabs>
+          <w:tab w:val="left" w:pos="426"/>
+          <w:tab w:val="left" w:pos="851"/>
+          <w:tab w:val="left" w:pos="1276"/>
+          <w:tab w:val="left" w:pos="1701"/>
+          <w:tab w:val="left" w:pos="2127"/>
+          <w:tab w:val="left" w:pos="2552"/>
+          <w:tab w:val="left" w:pos="2977"/>
+          <w:tab w:val="left" w:pos="3402"/>
+          <w:tab w:val="left" w:pos="3828"/>
+          <w:tab w:val="left" w:pos="4253"/>
+          <w:tab w:val="left" w:pos="4678"/>
+          <w:tab w:val="left" w:pos="5103"/>
+          <w:tab w:val="left" w:pos="5529"/>
+          <w:tab w:val="left" w:pos="5954"/>
+          <w:tab w:val="left" w:pos="6379"/>
+          <w:tab w:val="left" w:pos="6804"/>
+          <w:tab w:val="left" w:pos="7230"/>
+          <w:tab w:val="left" w:pos="7655"/>
+          <w:tab w:val="left" w:pos="8080"/>
+        </w:tabs>
+        <w:jc w:val="both"/>
+        <w:rPr>
+          <w:rFonts w:ascii="Arial" w:hAnsi="Arial" w:cs="Arial"/>
+          <w:sz w:val="24"/>
+          <w:szCs w:val="24"/>
+        </w:rPr>
+      </w:pPr>
+      <w:r>
+        <w:rPr>
+          <w:rFonts w:ascii="Arial" w:hAnsi="Arial" w:cs="Arial"/>
+          <w:sz w:val="24"/>
+          <w:szCs w:val="24"/>
+        </w:rPr>
+        <w:tab/>
+      </w:r>
+      <w:r>
+        <w:rPr>
+          <w:rFonts w:ascii="Arial" w:hAnsi="Arial" w:cs="Arial"/>
+          <w:sz w:val="24"/>
+          <w:szCs w:val="24"/>
+        </w:rPr>
+        <w:tab/>
+      </w:r>
+      <w:r>
+        <w:rPr>
+          <w:rFonts w:ascii="Arial" w:hAnsi="Arial" w:cs="Arial"/>
+          <w:sz w:val="24"/>
+          <w:szCs w:val="24"/>
+        </w:rPr>
+        <w:t>γ.</w:t>
+      </w:r>
+      <w:r>
+        <w:rPr>
+          <w:rFonts w:ascii="Arial" w:hAnsi="Arial" w:cs="Arial"/>
+          <w:sz w:val="24"/>
+          <w:szCs w:val="24"/>
+        </w:rPr>
+        <w:tab/>
+        <w:t xml:space="preserve">Πιστοποιητικό Φορολογικής Ενημερότητας για είσπραξη από φορείς Κεντρικής Διοίκησης. </w:t>
+      </w:r>
+    </w:p>
+    <w:p>
+      <w:pPr>
+        <w:tabs>
+          <w:tab w:val="left" w:pos="426"/>
+          <w:tab w:val="left" w:pos="851"/>
+          <w:tab w:val="left" w:pos="1276"/>
+          <w:tab w:val="left" w:pos="1701"/>
+          <w:tab w:val="left" w:pos="2127"/>
+          <w:tab w:val="left" w:pos="2552"/>
+          <w:tab w:val="left" w:pos="2977"/>
+          <w:tab w:val="left" w:pos="3402"/>
+          <w:tab w:val="left" w:pos="3828"/>
+          <w:tab w:val="left" w:pos="4253"/>
+          <w:tab w:val="left" w:pos="4678"/>
+          <w:tab w:val="left" w:pos="5103"/>
+          <w:tab w:val="left" w:pos="5529"/>
+          <w:tab w:val="left" w:pos="5954"/>
+          <w:tab w:val="left" w:pos="6379"/>
+          <w:tab w:val="left" w:pos="6804"/>
+          <w:tab w:val="left" w:pos="7230"/>
+          <w:tab w:val="left" w:pos="7655"/>
+          <w:tab w:val="left" w:pos="8080"/>
+        </w:tabs>
+        <w:jc w:val="both"/>
+        <w:rPr>
+          <w:rFonts w:ascii="Arial" w:hAnsi="Arial" w:cs="Arial"/>
+          <w:sz w:val="24"/>
+          <w:szCs w:val="24"/>
+        </w:rPr>
+      </w:pPr>
+      <w:r>
+        <w:rPr>
+          <w:rFonts w:ascii="Arial" w:hAnsi="Arial" w:cs="Arial"/>
+          <w:sz w:val="24"/>
+          <w:szCs w:val="24"/>
+        </w:rPr>
+        <w:tab/>
+      </w:r>
+      <w:r>
+        <w:rPr>
+          <w:rFonts w:ascii="Arial" w:hAnsi="Arial" w:cs="Arial"/>
+          <w:sz w:val="24"/>
+          <w:szCs w:val="24"/>
+        </w:rPr>
+        <w:tab/>
+      </w:r>
+      <w:r>
+        <w:rPr>
+          <w:rFonts w:ascii="Arial" w:hAnsi="Arial" w:cs="Arial"/>
+          <w:sz w:val="24"/>
+          <w:szCs w:val="24"/>
+        </w:rPr>
+        <w:t>δ.</w:t>
+      </w:r>
+      <w:r>
+        <w:rPr>
+          <w:rFonts w:ascii="Arial" w:hAnsi="Arial" w:cs="Arial"/>
+          <w:sz w:val="24"/>
+          <w:szCs w:val="24"/>
+        </w:rPr>
+        <w:tab/>
+        <w:t>Πιστοποιητικό Ασφαλιστικής Ενημερότητας για φορείς Κεντρικής Διοίκησης.</w:t>
+      </w:r>
+    </w:p>
+    <w:p>
+      <w:pPr>
+        <w:tabs>
+          <w:tab w:val="left" w:pos="426"/>
+          <w:tab w:val="left" w:pos="851"/>
+          <w:tab w:val="left" w:pos="1276"/>
+          <w:tab w:val="left" w:pos="1701"/>
+          <w:tab w:val="left" w:pos="2127"/>
+          <w:tab w:val="left" w:pos="2552"/>
+          <w:tab w:val="left" w:pos="2977"/>
+          <w:tab w:val="left" w:pos="3402"/>
+          <w:tab w:val="left" w:pos="3828"/>
+          <w:tab w:val="left" w:pos="4253"/>
+          <w:tab w:val="left" w:pos="4678"/>
+          <w:tab w:val="left" w:pos="5103"/>
+          <w:tab w:val="left" w:pos="5529"/>
+          <w:tab w:val="left" w:pos="5954"/>
+          <w:tab w:val="left" w:pos="6379"/>
+          <w:tab w:val="left" w:pos="6804"/>
+          <w:tab w:val="left" w:pos="7230"/>
+          <w:tab w:val="left" w:pos="7655"/>
+          <w:tab w:val="left" w:pos="8080"/>
+        </w:tabs>
+        <w:jc w:val="both"/>
+        <w:rPr>
+          <w:rFonts w:ascii="Arial" w:hAnsi="Arial" w:cs="Arial"/>
+          <w:sz w:val="24"/>
+          <w:szCs w:val="24"/>
+        </w:rPr>
+      </w:pPr>
+      <w:r>
+        <w:rPr>
+          <w:rFonts w:ascii="Arial" w:hAnsi="Arial" w:cs="Arial"/>
+          <w:sz w:val="24"/>
+          <w:szCs w:val="24"/>
+        </w:rPr>
+        <w:tab/>
+      </w:r>
+      <w:r>
+        <w:rPr>
+          <w:rFonts w:ascii="Arial" w:hAnsi="Arial" w:cs="Arial"/>
+          <w:sz w:val="24"/>
+          <w:szCs w:val="24"/>
+        </w:rPr>
+        <w:tab/>
+      </w:r>
+      <w:r>
+        <w:rPr>
+          <w:rFonts w:ascii="Arial" w:hAnsi="Arial" w:cs="Arial"/>
+          <w:sz w:val="24"/>
+          <w:szCs w:val="24"/>
+        </w:rPr>
+        <w:t>ε.</w:t>
+      </w:r>
+      <w:r>
+        <w:rPr>
+          <w:rFonts w:ascii="Arial" w:hAnsi="Arial" w:cs="Arial"/>
+          <w:sz w:val="24"/>
+          <w:szCs w:val="24"/>
+        </w:rPr>
+        <w:tab/>
+        <w:t>Αποδεικτικό έγγραφο νόμιμης εκπροσώπησης του ανάδοχου οικονομικού φορέα.</w:t>
+      </w:r>
+    </w:p>
+    <w:p>
+      <w:pPr>
+        <w:tabs>
+          <w:tab w:val="left" w:pos="426"/>
+          <w:tab w:val="left" w:pos="851"/>
+          <w:tab w:val="left" w:pos="1276"/>
+          <w:tab w:val="left" w:pos="1701"/>
+          <w:tab w:val="left" w:pos="2127"/>
+          <w:tab w:val="left" w:pos="2552"/>
+          <w:tab w:val="left" w:pos="2977"/>
+          <w:tab w:val="left" w:pos="3402"/>
+          <w:tab w:val="left" w:pos="3828"/>
+          <w:tab w:val="left" w:pos="4253"/>
+          <w:tab w:val="left" w:pos="4678"/>
+          <w:tab w:val="left" w:pos="5103"/>
+          <w:tab w:val="left" w:pos="5529"/>
+          <w:tab w:val="left" w:pos="5954"/>
+          <w:tab w:val="left" w:pos="6379"/>
+          <w:tab w:val="left" w:pos="6804"/>
+          <w:tab w:val="left" w:pos="7230"/>
+          <w:tab w:val="left" w:pos="7655"/>
+          <w:tab w:val="left" w:pos="8080"/>
+        </w:tabs>
+        <w:jc w:val="both"/>
+        <w:rPr>
+          <w:rFonts w:ascii="Arial" w:hAnsi="Arial" w:cs="Arial"/>
+          <w:sz w:val="24"/>
+          <w:szCs w:val="24"/>
+        </w:rPr>
+      </w:pPr>
+      <w:r>
+        <w:rPr>
+          <w:rFonts w:ascii="Arial" w:hAnsi="Arial" w:cs="Arial"/>
+          <w:sz w:val="24"/>
+          <w:szCs w:val="24"/>
+        </w:rPr>
+        <w:tab/>
+      </w:r>
+      <w:r>
+        <w:rPr>
+          <w:rFonts w:ascii="Arial" w:hAnsi="Arial" w:cs="Arial"/>
+          <w:sz w:val="24"/>
+          <w:szCs w:val="24"/>
+        </w:rPr>
+        <w:tab/>
+      </w:r>
+      <w:proofErr w:type="spellStart"/>
+      <w:r>
+        <w:rPr>
+          <w:rFonts w:ascii="Arial" w:hAnsi="Arial" w:cs="Arial"/>
+          <w:sz w:val="24"/>
+          <w:szCs w:val="24"/>
+        </w:rPr>
+        <w:t>στ</w:t>
+      </w:r>
+      <w:proofErr w:type="spellEnd"/>
       <w:r>
         <w:rPr>
           <w:rFonts w:ascii="Arial" w:hAnsi="Arial" w:cs="Arial"/>
@@ -4070,7 +4066,7 @@
           <w:szCs w:val="24"/>
         </w:rPr>
         <w:tab/>
-        <w:t>Η παρούσα συναφθείσα σύμβαση σε πρωτότυπη μορφή.</w:t>
+        <w:t>Απόσπασμα ποινικού μητρώου του ανάδοχου οικονομικού φορέα καθώς των μελών του διοικητικού, διευθυντικού, ή εποπτικού οργάνου αυτού ή προσώπων που έχουν εξουσία εκπροσώπησης, λήψης αποφάσεων ή ελέγχου σε αυτόν.</w:t>
       </w:r>
     </w:p>
     <w:p>
@@ -4125,16 +4121,16 @@
           <w:sz w:val="24"/>
           <w:szCs w:val="24"/>
         </w:rPr>
-        <w:t>β.</w:t>
-      </w:r>
-      <w:r>
-        <w:rPr>
-          <w:rFonts w:ascii="Arial" w:hAnsi="Arial" w:cs="Arial"/>
-          <w:sz w:val="24"/>
-          <w:szCs w:val="24"/>
-        </w:rPr>
-        <w:tab/>
-        <w:t>Τιμολόγιο {{PROC_TYPE}} του αναδόχου στο οποίο θα αναγράφεται ο εταιρικός αριθμός τραπεζικού λογαριασμού (ΙΒΑΝ), μέσω πλατφόρμας ΕΔΗΤ.</w:t>
+        <w:t>ζ.</w:t>
+      </w:r>
+      <w:r>
+        <w:rPr>
+          <w:rFonts w:ascii="Arial" w:hAnsi="Arial" w:cs="Arial"/>
+          <w:sz w:val="24"/>
+          <w:szCs w:val="24"/>
+        </w:rPr>
+        <w:tab/>
+        <w:t>Πιστοποιητικό εγγραφής στο μητρώο παραγωγών (ΕΜΠΑ) του ανάδοχου οικονομικού φορέα. Σε περίπτωση μη υποχρέωσης εγγραφής στο μητρώο παραγωγών, υπεύθυνη δήλωση του εκπροσώπου περί μη υποχρέωσης εγγραφής.</w:t>
       </w:r>
     </w:p>
     <w:p>
@@ -4189,24 +4185,16 @@
           <w:sz w:val="24"/>
           <w:szCs w:val="24"/>
         </w:rPr>
-        <w:t>γ</w:t>
-      </w:r>
-      <w:r>
-        <w:rPr>
-          <w:rFonts w:ascii="Arial" w:hAnsi="Arial" w:cs="Arial"/>
-          <w:sz w:val="24"/>
-          <w:szCs w:val="24"/>
-        </w:rPr>
-        <w:t>.</w:t>
-      </w:r>
-      <w:r>
-        <w:rPr>
-          <w:rFonts w:ascii="Arial" w:hAnsi="Arial" w:cs="Arial"/>
-          <w:sz w:val="24"/>
-          <w:szCs w:val="24"/>
-        </w:rPr>
-        <w:tab/>
-        <w:t xml:space="preserve">Πιστοποιητικό Φορολογικής Ενημερότητας για είσπραξη από φορείς Κεντρικής Διοίκησης. </w:t>
+        <w:t>η.</w:t>
+      </w:r>
+      <w:r>
+        <w:rPr>
+          <w:rFonts w:ascii="Arial" w:hAnsi="Arial" w:cs="Arial"/>
+          <w:sz w:val="24"/>
+          <w:szCs w:val="24"/>
+        </w:rPr>
+        <w:tab/>
+        <w:t>Υπεύθυνη δήλωση με τα στοιχεία επικοινωνίας του εκπροσώπου του ανάδοχου οικονομικού φορέα καθώς και το ΙΒΑΝ στο οποίο επιθυμεί να γίνει η εξόφληση του τιμολογίου.</w:t>
       </w:r>
     </w:p>
     <w:p>
@@ -4261,424 +4249,6 @@
           <w:sz w:val="24"/>
           <w:szCs w:val="24"/>
         </w:rPr>
-        <w:t>δ</w:t>
-      </w:r>
-      <w:r>
-        <w:rPr>
-          <w:rFonts w:ascii="Arial" w:hAnsi="Arial" w:cs="Arial"/>
-          <w:sz w:val="24"/>
-          <w:szCs w:val="24"/>
-        </w:rPr>
-        <w:t>.</w:t>
-      </w:r>
-      <w:r>
-        <w:rPr>
-          <w:rFonts w:ascii="Arial" w:hAnsi="Arial" w:cs="Arial"/>
-          <w:sz w:val="24"/>
-          <w:szCs w:val="24"/>
-        </w:rPr>
-        <w:tab/>
-        <w:t>Πιστοποιητικό Ασφαλιστικής Ενημερότητας για φορείς Κεντρικής Διοίκησης.</w:t>
-      </w:r>
-    </w:p>
-    <w:p>
-      <w:pPr>
-        <w:tabs>
-          <w:tab w:val="left" w:pos="426"/>
-          <w:tab w:val="left" w:pos="851"/>
-          <w:tab w:val="left" w:pos="1276"/>
-          <w:tab w:val="left" w:pos="1701"/>
-          <w:tab w:val="left" w:pos="2127"/>
-          <w:tab w:val="left" w:pos="2552"/>
-          <w:tab w:val="left" w:pos="2977"/>
-          <w:tab w:val="left" w:pos="3402"/>
-          <w:tab w:val="left" w:pos="3828"/>
-          <w:tab w:val="left" w:pos="4253"/>
-          <w:tab w:val="left" w:pos="4678"/>
-          <w:tab w:val="left" w:pos="5103"/>
-          <w:tab w:val="left" w:pos="5529"/>
-          <w:tab w:val="left" w:pos="5954"/>
-          <w:tab w:val="left" w:pos="6379"/>
-          <w:tab w:val="left" w:pos="6804"/>
-          <w:tab w:val="left" w:pos="7230"/>
-          <w:tab w:val="left" w:pos="7655"/>
-          <w:tab w:val="left" w:pos="8080"/>
-        </w:tabs>
-        <w:jc w:val="both"/>
-        <w:rPr>
-          <w:rFonts w:ascii="Arial" w:hAnsi="Arial" w:cs="Arial"/>
-          <w:sz w:val="24"/>
-          <w:szCs w:val="24"/>
-        </w:rPr>
-      </w:pPr>
-      <w:r>
-        <w:rPr>
-          <w:rFonts w:ascii="Arial" w:hAnsi="Arial" w:cs="Arial"/>
-          <w:sz w:val="24"/>
-          <w:szCs w:val="24"/>
-        </w:rPr>
-        <w:tab/>
-      </w:r>
-      <w:r>
-        <w:rPr>
-          <w:rFonts w:ascii="Arial" w:hAnsi="Arial" w:cs="Arial"/>
-          <w:sz w:val="24"/>
-          <w:szCs w:val="24"/>
-        </w:rPr>
-        <w:tab/>
-      </w:r>
-      <w:r>
-        <w:rPr>
-          <w:rFonts w:ascii="Arial" w:hAnsi="Arial" w:cs="Arial"/>
-          <w:sz w:val="24"/>
-          <w:szCs w:val="24"/>
-        </w:rPr>
-        <w:t>ε</w:t>
-      </w:r>
-      <w:r>
-        <w:rPr>
-          <w:rFonts w:ascii="Arial" w:hAnsi="Arial" w:cs="Arial"/>
-          <w:sz w:val="24"/>
-          <w:szCs w:val="24"/>
-        </w:rPr>
-        <w:t>.</w:t>
-      </w:r>
-      <w:r>
-        <w:rPr>
-          <w:rFonts w:ascii="Arial" w:hAnsi="Arial" w:cs="Arial"/>
-          <w:sz w:val="24"/>
-          <w:szCs w:val="24"/>
-        </w:rPr>
-        <w:tab/>
-        <w:t xml:space="preserve">Αποδεικτικό έγγραφο νόμιμης εκπροσώπησης του </w:t>
-      </w:r>
-      <w:r>
-        <w:rPr>
-          <w:rFonts w:ascii="Arial" w:hAnsi="Arial" w:cs="Arial"/>
-          <w:sz w:val="24"/>
-          <w:szCs w:val="24"/>
-        </w:rPr>
-        <w:t>ανάδοχου οικονομικού φορέα</w:t>
-      </w:r>
-      <w:r>
-        <w:rPr>
-          <w:rFonts w:ascii="Arial" w:hAnsi="Arial" w:cs="Arial"/>
-          <w:sz w:val="24"/>
-          <w:szCs w:val="24"/>
-        </w:rPr>
-        <w:t>.</w:t>
-      </w:r>
-    </w:p>
-    <w:p>
-      <w:pPr>
-        <w:tabs>
-          <w:tab w:val="left" w:pos="426"/>
-          <w:tab w:val="left" w:pos="851"/>
-          <w:tab w:val="left" w:pos="1276"/>
-          <w:tab w:val="left" w:pos="1701"/>
-          <w:tab w:val="left" w:pos="2127"/>
-          <w:tab w:val="left" w:pos="2552"/>
-          <w:tab w:val="left" w:pos="2977"/>
-          <w:tab w:val="left" w:pos="3402"/>
-          <w:tab w:val="left" w:pos="3828"/>
-          <w:tab w:val="left" w:pos="4253"/>
-          <w:tab w:val="left" w:pos="4678"/>
-          <w:tab w:val="left" w:pos="5103"/>
-          <w:tab w:val="left" w:pos="5529"/>
-          <w:tab w:val="left" w:pos="5954"/>
-          <w:tab w:val="left" w:pos="6379"/>
-          <w:tab w:val="left" w:pos="6804"/>
-          <w:tab w:val="left" w:pos="7230"/>
-          <w:tab w:val="left" w:pos="7655"/>
-          <w:tab w:val="left" w:pos="8080"/>
-        </w:tabs>
-        <w:jc w:val="both"/>
-        <w:rPr>
-          <w:rFonts w:ascii="Arial" w:hAnsi="Arial" w:cs="Arial"/>
-          <w:sz w:val="24"/>
-          <w:szCs w:val="24"/>
-        </w:rPr>
-      </w:pPr>
-      <w:r>
-        <w:rPr>
-          <w:rFonts w:ascii="Arial" w:hAnsi="Arial" w:cs="Arial"/>
-          <w:sz w:val="24"/>
-          <w:szCs w:val="24"/>
-        </w:rPr>
-        <w:tab/>
-      </w:r>
-      <w:r>
-        <w:rPr>
-          <w:rFonts w:ascii="Arial" w:hAnsi="Arial" w:cs="Arial"/>
-          <w:sz w:val="24"/>
-          <w:szCs w:val="24"/>
-        </w:rPr>
-        <w:tab/>
-      </w:r>
-      <w:proofErr w:type="spellStart"/>
-      <w:r>
-        <w:rPr>
-          <w:rFonts w:ascii="Arial" w:hAnsi="Arial" w:cs="Arial"/>
-          <w:sz w:val="24"/>
-          <w:szCs w:val="24"/>
-        </w:rPr>
-        <w:t>στ</w:t>
-      </w:r>
-      <w:proofErr w:type="spellEnd"/>
-      <w:r>
-        <w:rPr>
-          <w:rFonts w:ascii="Arial" w:hAnsi="Arial" w:cs="Arial"/>
-          <w:sz w:val="24"/>
-          <w:szCs w:val="24"/>
-        </w:rPr>
-        <w:t>.</w:t>
-      </w:r>
-      <w:r>
-        <w:rPr>
-          <w:rFonts w:ascii="Arial" w:hAnsi="Arial" w:cs="Arial"/>
-          <w:sz w:val="24"/>
-          <w:szCs w:val="24"/>
-        </w:rPr>
-        <w:tab/>
-        <w:t xml:space="preserve">Απόσπασμα ποινικού μητρώου του </w:t>
-      </w:r>
-      <w:r>
-        <w:rPr>
-          <w:rFonts w:ascii="Arial" w:hAnsi="Arial" w:cs="Arial"/>
-          <w:sz w:val="24"/>
-          <w:szCs w:val="24"/>
-        </w:rPr>
-        <w:t xml:space="preserve">ανάδοχου οικονομικού φορέα </w:t>
-      </w:r>
-      <w:r>
-        <w:rPr>
-          <w:rFonts w:ascii="Arial" w:hAnsi="Arial" w:cs="Arial"/>
-          <w:sz w:val="24"/>
-          <w:szCs w:val="24"/>
-        </w:rPr>
-        <w:t>καθώς των μελών του διοικητικού, διευθυντικού, ή εποπτικού οργάνου αυτού ή προσώπων που έχουν εξουσία εκπροσώπησης, λήψης αποφάσεων ή ελέγχου σε αυτόν.</w:t>
-      </w:r>
-    </w:p>
-    <w:p>
-      <w:pPr>
-        <w:tabs>
-          <w:tab w:val="left" w:pos="426"/>
-          <w:tab w:val="left" w:pos="851"/>
-          <w:tab w:val="left" w:pos="1276"/>
-          <w:tab w:val="left" w:pos="1701"/>
-          <w:tab w:val="left" w:pos="2127"/>
-          <w:tab w:val="left" w:pos="2552"/>
-          <w:tab w:val="left" w:pos="2977"/>
-          <w:tab w:val="left" w:pos="3402"/>
-          <w:tab w:val="left" w:pos="3828"/>
-          <w:tab w:val="left" w:pos="4253"/>
-          <w:tab w:val="left" w:pos="4678"/>
-          <w:tab w:val="left" w:pos="5103"/>
-          <w:tab w:val="left" w:pos="5529"/>
-          <w:tab w:val="left" w:pos="5954"/>
-          <w:tab w:val="left" w:pos="6379"/>
-          <w:tab w:val="left" w:pos="6804"/>
-          <w:tab w:val="left" w:pos="7230"/>
-          <w:tab w:val="left" w:pos="7655"/>
-          <w:tab w:val="left" w:pos="8080"/>
-        </w:tabs>
-        <w:jc w:val="both"/>
-        <w:rPr>
-          <w:rFonts w:ascii="Arial" w:hAnsi="Arial" w:cs="Arial"/>
-          <w:sz w:val="24"/>
-          <w:szCs w:val="24"/>
-        </w:rPr>
-      </w:pPr>
-      <w:r>
-        <w:rPr>
-          <w:rFonts w:ascii="Arial" w:hAnsi="Arial" w:cs="Arial"/>
-          <w:sz w:val="24"/>
-          <w:szCs w:val="24"/>
-        </w:rPr>
-        <w:tab/>
-      </w:r>
-      <w:r>
-        <w:rPr>
-          <w:rFonts w:ascii="Arial" w:hAnsi="Arial" w:cs="Arial"/>
-          <w:sz w:val="24"/>
-          <w:szCs w:val="24"/>
-        </w:rPr>
-        <w:tab/>
-      </w:r>
-      <w:r>
-        <w:rPr>
-          <w:rFonts w:ascii="Arial" w:hAnsi="Arial" w:cs="Arial"/>
-          <w:sz w:val="24"/>
-          <w:szCs w:val="24"/>
-        </w:rPr>
-        <w:t>ζ</w:t>
-      </w:r>
-      <w:r>
-        <w:rPr>
-          <w:rFonts w:ascii="Arial" w:hAnsi="Arial" w:cs="Arial"/>
-          <w:sz w:val="24"/>
-          <w:szCs w:val="24"/>
-        </w:rPr>
-        <w:t>.</w:t>
-      </w:r>
-      <w:r>
-        <w:rPr>
-          <w:rFonts w:ascii="Arial" w:hAnsi="Arial" w:cs="Arial"/>
-          <w:sz w:val="24"/>
-          <w:szCs w:val="24"/>
-        </w:rPr>
-        <w:tab/>
-        <w:t xml:space="preserve">Πιστοποιητικό εγγραφής στο μητρώο παραγωγών (ΕΜΠΑ) του </w:t>
-      </w:r>
-      <w:r>
-        <w:rPr>
-          <w:rFonts w:ascii="Arial" w:hAnsi="Arial" w:cs="Arial"/>
-          <w:sz w:val="24"/>
-          <w:szCs w:val="24"/>
-        </w:rPr>
-        <w:t>ανάδοχου οικονομικού φορέα</w:t>
-      </w:r>
-      <w:r>
-        <w:rPr>
-          <w:rFonts w:ascii="Arial" w:hAnsi="Arial" w:cs="Arial"/>
-          <w:sz w:val="24"/>
-          <w:szCs w:val="24"/>
-        </w:rPr>
-        <w:t>. Σε περίπτωση μη υποχρέωσης εγγραφής στο μητρώο παραγωγών, υπεύθυνη δήλωση του εκπροσώπου περί μη υποχρέωσης εγγραφής.</w:t>
-      </w:r>
-    </w:p>
-    <w:p>
-      <w:pPr>
-        <w:tabs>
-          <w:tab w:val="left" w:pos="426"/>
-          <w:tab w:val="left" w:pos="851"/>
-          <w:tab w:val="left" w:pos="1276"/>
-          <w:tab w:val="left" w:pos="1701"/>
-          <w:tab w:val="left" w:pos="2127"/>
-          <w:tab w:val="left" w:pos="2552"/>
-          <w:tab w:val="left" w:pos="2977"/>
-          <w:tab w:val="left" w:pos="3402"/>
-          <w:tab w:val="left" w:pos="3828"/>
-          <w:tab w:val="left" w:pos="4253"/>
-          <w:tab w:val="left" w:pos="4678"/>
-          <w:tab w:val="left" w:pos="5103"/>
-          <w:tab w:val="left" w:pos="5529"/>
-          <w:tab w:val="left" w:pos="5954"/>
-          <w:tab w:val="left" w:pos="6379"/>
-          <w:tab w:val="left" w:pos="6804"/>
-          <w:tab w:val="left" w:pos="7230"/>
-          <w:tab w:val="left" w:pos="7655"/>
-          <w:tab w:val="left" w:pos="8080"/>
-        </w:tabs>
-        <w:jc w:val="both"/>
-        <w:rPr>
-          <w:rFonts w:ascii="Arial" w:hAnsi="Arial" w:cs="Arial"/>
-          <w:sz w:val="24"/>
-          <w:szCs w:val="24"/>
-        </w:rPr>
-      </w:pPr>
-      <w:r>
-        <w:rPr>
-          <w:rFonts w:ascii="Arial" w:hAnsi="Arial" w:cs="Arial"/>
-          <w:sz w:val="24"/>
-          <w:szCs w:val="24"/>
-        </w:rPr>
-        <w:tab/>
-      </w:r>
-      <w:r>
-        <w:rPr>
-          <w:rFonts w:ascii="Arial" w:hAnsi="Arial" w:cs="Arial"/>
-          <w:sz w:val="24"/>
-          <w:szCs w:val="24"/>
-        </w:rPr>
-        <w:tab/>
-      </w:r>
-      <w:r>
-        <w:rPr>
-          <w:rFonts w:ascii="Arial" w:hAnsi="Arial" w:cs="Arial"/>
-          <w:sz w:val="24"/>
-          <w:szCs w:val="24"/>
-        </w:rPr>
-        <w:t>η.</w:t>
-      </w:r>
-      <w:r>
-        <w:rPr>
-          <w:rFonts w:ascii="Arial" w:hAnsi="Arial" w:cs="Arial"/>
-          <w:sz w:val="24"/>
-          <w:szCs w:val="24"/>
-        </w:rPr>
-        <w:tab/>
-        <w:t xml:space="preserve">Υπεύθυνη δήλωση με τα στοιχεία επικοινωνίας του εκπροσώπου του </w:t>
-      </w:r>
-      <w:r>
-        <w:rPr>
-          <w:rFonts w:ascii="Arial" w:hAnsi="Arial" w:cs="Arial"/>
-          <w:sz w:val="24"/>
-          <w:szCs w:val="24"/>
-        </w:rPr>
-        <w:t xml:space="preserve">ανάδοχου οικονομικού φορέα </w:t>
-      </w:r>
-      <w:r>
-        <w:rPr>
-          <w:rFonts w:ascii="Arial" w:hAnsi="Arial" w:cs="Arial"/>
-          <w:sz w:val="24"/>
-          <w:szCs w:val="24"/>
-        </w:rPr>
-        <w:t>καθώς και το ΙΒΑΝ στο οποίο επιθυμεί να γίνει η εξόφληση του τιμολογίου.</w:t>
-      </w:r>
-    </w:p>
-    <w:p>
-      <w:pPr>
-        <w:tabs>
-          <w:tab w:val="left" w:pos="426"/>
-          <w:tab w:val="left" w:pos="851"/>
-          <w:tab w:val="left" w:pos="1276"/>
-          <w:tab w:val="left" w:pos="1701"/>
-          <w:tab w:val="left" w:pos="2127"/>
-          <w:tab w:val="left" w:pos="2552"/>
-          <w:tab w:val="left" w:pos="2977"/>
-          <w:tab w:val="left" w:pos="3402"/>
-          <w:tab w:val="left" w:pos="3828"/>
-          <w:tab w:val="left" w:pos="4253"/>
-          <w:tab w:val="left" w:pos="4678"/>
-          <w:tab w:val="left" w:pos="5103"/>
-          <w:tab w:val="left" w:pos="5529"/>
-          <w:tab w:val="left" w:pos="5954"/>
-          <w:tab w:val="left" w:pos="6379"/>
-          <w:tab w:val="left" w:pos="6804"/>
-          <w:tab w:val="left" w:pos="7230"/>
-          <w:tab w:val="left" w:pos="7655"/>
-          <w:tab w:val="left" w:pos="8080"/>
-        </w:tabs>
-        <w:jc w:val="both"/>
-        <w:rPr>
-          <w:rFonts w:ascii="Arial" w:hAnsi="Arial" w:cs="Arial"/>
-          <w:sz w:val="24"/>
-          <w:szCs w:val="24"/>
-        </w:rPr>
-      </w:pPr>
-      <w:r>
-        <w:rPr>
-          <w:rFonts w:ascii="Arial" w:hAnsi="Arial" w:cs="Arial"/>
-          <w:sz w:val="24"/>
-          <w:szCs w:val="24"/>
-        </w:rPr>
-        <w:tab/>
-      </w:r>
-      <w:r>
-        <w:rPr>
-          <w:rFonts w:ascii="Arial" w:hAnsi="Arial" w:cs="Arial"/>
-          <w:sz w:val="24"/>
-          <w:szCs w:val="24"/>
-        </w:rPr>
-        <w:tab/>
-      </w:r>
-      <w:r>
-        <w:rPr>
-          <w:rFonts w:ascii="Arial" w:hAnsi="Arial" w:cs="Arial"/>
-          <w:sz w:val="24"/>
-          <w:szCs w:val="24"/>
-        </w:rPr>
         <w:t>θ.</w:t>
       </w:r>
       <w:r>
@@ -4688,23 +4258,7 @@
           <w:szCs w:val="24"/>
         </w:rPr>
         <w:tab/>
-        <w:t xml:space="preserve">Πιστοποιητικό έγγραφο στο οποίο αποδεικνύεται ότι το ΙΒΑΝ της ανωτέρω υπεύθυνης δήλωσης  αντιστοιχεί στην επωνυμία του </w:t>
-      </w:r>
-      <w:r>
-        <w:rPr>
-          <w:rFonts w:ascii="Arial" w:hAnsi="Arial" w:cs="Arial"/>
-          <w:sz w:val="24"/>
-          <w:szCs w:val="24"/>
-        </w:rPr>
-        <w:t>ανάδοχου οικονομικού φορέα</w:t>
-      </w:r>
-      <w:r>
-        <w:rPr>
-          <w:rFonts w:ascii="Arial" w:hAnsi="Arial" w:cs="Arial"/>
-          <w:sz w:val="24"/>
-          <w:szCs w:val="24"/>
-        </w:rPr>
-        <w:t>.</w:t>
+        <w:t>Πιστοποιητικό έγγραφο στο οποίο αποδεικνύεται ότι το ΙΒΑΝ της ανωτέρω υπεύθυνης δήλωσης  αντιστοιχεί στην επωνυμία του ανάδοχου οικονομικού φορέα.</w:t>
       </w:r>
     </w:p>
     <w:p>
@@ -4850,9 +4404,246 @@
           <w:sz w:val="24"/>
           <w:szCs w:val="24"/>
         </w:rPr>
-        <w:t xml:space="preserve">Άρθρο </w:t>
-      </w:r>
-      <w:r>
+        <w:t>Άρθρο 10 - Υποχρεώσεις Οικονομικού φορέα</w:t>
+      </w:r>
+    </w:p>
+    <w:p>
+      <w:pPr>
+        <w:tabs>
+          <w:tab w:val="left" w:pos="426"/>
+          <w:tab w:val="left" w:pos="851"/>
+          <w:tab w:val="left" w:pos="1276"/>
+          <w:tab w:val="left" w:pos="1701"/>
+          <w:tab w:val="left" w:pos="2127"/>
+          <w:tab w:val="left" w:pos="2552"/>
+          <w:tab w:val="left" w:pos="2977"/>
+          <w:tab w:val="left" w:pos="3402"/>
+          <w:tab w:val="left" w:pos="3828"/>
+          <w:tab w:val="left" w:pos="4253"/>
+          <w:tab w:val="left" w:pos="4678"/>
+          <w:tab w:val="left" w:pos="5103"/>
+          <w:tab w:val="left" w:pos="5529"/>
+          <w:tab w:val="left" w:pos="5954"/>
+          <w:tab w:val="left" w:pos="6379"/>
+          <w:tab w:val="left" w:pos="6804"/>
+          <w:tab w:val="left" w:pos="7230"/>
+          <w:tab w:val="left" w:pos="7655"/>
+          <w:tab w:val="left" w:pos="8080"/>
+        </w:tabs>
+        <w:jc w:val="both"/>
+        <w:rPr>
+          <w:rFonts w:ascii="Arial" w:hAnsi="Arial" w:cs="Arial"/>
+          <w:sz w:val="24"/>
+          <w:szCs w:val="24"/>
+        </w:rPr>
+      </w:pPr>
+      <w:r>
+        <w:rPr>
+          <w:rFonts w:ascii="Arial" w:hAnsi="Arial" w:cs="Arial"/>
+          <w:sz w:val="24"/>
+          <w:szCs w:val="24"/>
+        </w:rPr>
+        <w:tab/>
+        <w:t>1.</w:t>
+      </w:r>
+      <w:r>
+        <w:rPr>
+          <w:rFonts w:ascii="Arial" w:hAnsi="Arial" w:cs="Arial"/>
+          <w:sz w:val="24"/>
+          <w:szCs w:val="24"/>
+        </w:rPr>
+        <w:tab/>
+        <w:t>Κατά την εκτέλεση της σύμβασης ο ανάδοχος οικονομικός φορέας θα τηρεί τις υποχρεώσεις του:</w:t>
+      </w:r>
+    </w:p>
+    <w:p>
+      <w:pPr>
+        <w:tabs>
+          <w:tab w:val="left" w:pos="426"/>
+          <w:tab w:val="left" w:pos="851"/>
+          <w:tab w:val="left" w:pos="1276"/>
+          <w:tab w:val="left" w:pos="1701"/>
+          <w:tab w:val="left" w:pos="2127"/>
+          <w:tab w:val="left" w:pos="2552"/>
+          <w:tab w:val="left" w:pos="2977"/>
+          <w:tab w:val="left" w:pos="3402"/>
+          <w:tab w:val="left" w:pos="3828"/>
+          <w:tab w:val="left" w:pos="4253"/>
+          <w:tab w:val="left" w:pos="4678"/>
+          <w:tab w:val="left" w:pos="5103"/>
+          <w:tab w:val="left" w:pos="5529"/>
+          <w:tab w:val="left" w:pos="5954"/>
+          <w:tab w:val="left" w:pos="6379"/>
+          <w:tab w:val="left" w:pos="6804"/>
+          <w:tab w:val="left" w:pos="7230"/>
+          <w:tab w:val="left" w:pos="7655"/>
+          <w:tab w:val="left" w:pos="8080"/>
+        </w:tabs>
+        <w:jc w:val="both"/>
+        <w:rPr>
+          <w:rFonts w:ascii="Arial" w:hAnsi="Arial" w:cs="Arial"/>
+          <w:sz w:val="24"/>
+          <w:szCs w:val="24"/>
+        </w:rPr>
+      </w:pPr>
+      <w:r>
+        <w:rPr>
+          <w:rFonts w:ascii="Arial" w:hAnsi="Arial" w:cs="Arial"/>
+          <w:sz w:val="24"/>
+          <w:szCs w:val="24"/>
+        </w:rPr>
+        <w:lastRenderedPageBreak/>
+        <w:tab/>
+      </w:r>
+      <w:r>
+        <w:rPr>
+          <w:rFonts w:ascii="Arial" w:hAnsi="Arial" w:cs="Arial"/>
+          <w:sz w:val="24"/>
+          <w:szCs w:val="24"/>
+        </w:rPr>
+        <w:tab/>
+        <w:t>α.</w:t>
+      </w:r>
+      <w:r>
+        <w:rPr>
+          <w:rFonts w:ascii="Arial" w:hAnsi="Arial" w:cs="Arial"/>
+          <w:sz w:val="24"/>
+          <w:szCs w:val="24"/>
+        </w:rPr>
+        <w:tab/>
+        <w:t>Στους τομείς του περιβαλλοντικού, κοινωνικοασφαλιστικού και εργατικού δικαίου, που έχουν θεσπισθεί με το δίκαιο της Ένωσης, το εθνικό δίκαιο, συλλογικές συμβάσεις ή διεθνείς διατάξεις περιβαλλοντικού, κοινωνικοασφαλιστικού και εργατικού δικαίου οι οποίες απαριθμούνται στο Παράρτημα Χ του Προσαρτήματος Α' του ν.4412/16 (Α’147//08-08-16).</w:t>
+      </w:r>
+    </w:p>
+    <w:p>
+      <w:pPr>
+        <w:tabs>
+          <w:tab w:val="left" w:pos="426"/>
+          <w:tab w:val="left" w:pos="851"/>
+          <w:tab w:val="left" w:pos="1276"/>
+          <w:tab w:val="left" w:pos="1701"/>
+          <w:tab w:val="left" w:pos="2127"/>
+          <w:tab w:val="left" w:pos="2552"/>
+          <w:tab w:val="left" w:pos="2977"/>
+          <w:tab w:val="left" w:pos="3402"/>
+          <w:tab w:val="left" w:pos="3828"/>
+          <w:tab w:val="left" w:pos="4253"/>
+          <w:tab w:val="left" w:pos="4678"/>
+          <w:tab w:val="left" w:pos="5103"/>
+          <w:tab w:val="left" w:pos="5529"/>
+          <w:tab w:val="left" w:pos="5954"/>
+          <w:tab w:val="left" w:pos="6379"/>
+          <w:tab w:val="left" w:pos="6804"/>
+          <w:tab w:val="left" w:pos="7230"/>
+          <w:tab w:val="left" w:pos="7655"/>
+          <w:tab w:val="left" w:pos="8080"/>
+        </w:tabs>
+        <w:jc w:val="both"/>
+        <w:rPr>
+          <w:rFonts w:ascii="Arial" w:hAnsi="Arial" w:cs="Arial"/>
+          <w:sz w:val="24"/>
+          <w:szCs w:val="24"/>
+        </w:rPr>
+      </w:pPr>
+      <w:r>
+        <w:rPr>
+          <w:rFonts w:ascii="Arial" w:hAnsi="Arial" w:cs="Arial"/>
+          <w:sz w:val="24"/>
+          <w:szCs w:val="24"/>
+        </w:rPr>
+        <w:tab/>
+      </w:r>
+      <w:r>
+        <w:rPr>
+          <w:rFonts w:ascii="Arial" w:hAnsi="Arial" w:cs="Arial"/>
+          <w:sz w:val="24"/>
+          <w:szCs w:val="24"/>
+        </w:rPr>
+        <w:tab/>
+        <w:t>β.</w:t>
+      </w:r>
+      <w:r>
+        <w:rPr>
+          <w:rFonts w:ascii="Arial" w:hAnsi="Arial" w:cs="Arial"/>
+          <w:sz w:val="24"/>
+          <w:szCs w:val="24"/>
+        </w:rPr>
+        <w:tab/>
+        <w:t xml:space="preserve">Επιπρόσθετα θα τηρεί τις υποχρεώσεις των παρ. 2 και 11 του άρθρου 4β ή/και της παραγράφου 1 του άρθρου 12 ή /και της παραγράφου 1 του άρθρου 16 του ν.2939/2001, ως ισχύει σύμφωνα με τις οποίες οι παραγωγοί συσκευασιών, παραγωγοί ή διαχειριστές άλλων προϊόντων (όπως προσδιορίζονται στην παρ.1 του άρθρου 4β του υπόψη νόμου) υποχρεούνται να οργανώσουν ατομικό σύστημα εναλλακτικής διαχείρισης ή να συμμετέχουν σε συλλογικό σύστημα εναλλακτικής διαχείρισης, η οποία θα βεβαιώνεται από την ένταξη τους στο Εθνικό Μητρώο Παραγωγών Συσκευασιών και άλλων Προϊόντων (ΕΜΠΑ), όπως καταρτίσθηκε με την υπ’ </w:t>
+      </w:r>
+      <w:proofErr w:type="spellStart"/>
+      <w:r>
+        <w:rPr>
+          <w:rFonts w:ascii="Arial" w:hAnsi="Arial" w:cs="Arial"/>
+          <w:sz w:val="24"/>
+          <w:szCs w:val="24"/>
+        </w:rPr>
+        <w:t>αριθμ</w:t>
+      </w:r>
+      <w:proofErr w:type="spellEnd"/>
+      <w:r>
+        <w:rPr>
+          <w:rFonts w:ascii="Arial" w:hAnsi="Arial" w:cs="Arial"/>
+          <w:sz w:val="24"/>
+          <w:szCs w:val="24"/>
+        </w:rPr>
+        <w:t>. 181504/2016 (Β/2454) Απόφαση του Αναπληρωτή Υπουργού Περιβάλλοντος και Ενέργειας.» Για την πιστοποίηση της τήρησης των σχετικών υποχρεώσεων εκ μέρους του αναδόχου οικονομικού φορέα, μνημονεύεται στο παρόν συμφωνητικό ο αριθμός ΕΜΠΑ αυτού (Αριθμός ΕΜΠΑ αναδόχου). Εφόσον ο ανάδοχος οικονομικός φορέας δεν είναι υπόχρεος τήρησης αριθμού ΕΜΠΑ στα δικαιολογητικά της δαπάνης θα συνυποβάλλεται σχετική υπεύθυνη δήλωση του.</w:t>
+      </w:r>
+    </w:p>
+    <w:p>
+      <w:pPr>
+        <w:tabs>
+          <w:tab w:val="left" w:pos="426"/>
+          <w:tab w:val="left" w:pos="851"/>
+          <w:tab w:val="left" w:pos="1276"/>
+          <w:tab w:val="left" w:pos="1701"/>
+          <w:tab w:val="left" w:pos="2127"/>
+          <w:tab w:val="left" w:pos="2552"/>
+          <w:tab w:val="left" w:pos="2977"/>
+          <w:tab w:val="left" w:pos="3402"/>
+          <w:tab w:val="left" w:pos="3828"/>
+          <w:tab w:val="left" w:pos="4253"/>
+          <w:tab w:val="left" w:pos="4678"/>
+          <w:tab w:val="left" w:pos="5103"/>
+          <w:tab w:val="left" w:pos="5529"/>
+          <w:tab w:val="left" w:pos="5954"/>
+          <w:tab w:val="left" w:pos="6379"/>
+          <w:tab w:val="left" w:pos="6804"/>
+          <w:tab w:val="left" w:pos="7230"/>
+          <w:tab w:val="left" w:pos="7655"/>
+          <w:tab w:val="left" w:pos="8080"/>
+        </w:tabs>
+        <w:jc w:val="both"/>
+        <w:rPr>
+          <w:rFonts w:ascii="Arial" w:hAnsi="Arial" w:cs="Arial"/>
+          <w:sz w:val="24"/>
+          <w:szCs w:val="24"/>
+        </w:rPr>
+      </w:pPr>
+    </w:p>
+    <w:p>
+      <w:pPr>
+        <w:tabs>
+          <w:tab w:val="left" w:pos="426"/>
+          <w:tab w:val="left" w:pos="851"/>
+          <w:tab w:val="left" w:pos="1276"/>
+          <w:tab w:val="left" w:pos="1701"/>
+          <w:tab w:val="left" w:pos="2127"/>
+          <w:tab w:val="left" w:pos="2552"/>
+          <w:tab w:val="left" w:pos="2977"/>
+          <w:tab w:val="left" w:pos="3402"/>
+          <w:tab w:val="left" w:pos="3828"/>
+          <w:tab w:val="left" w:pos="4253"/>
+          <w:tab w:val="left" w:pos="4678"/>
+          <w:tab w:val="left" w:pos="5103"/>
+          <w:tab w:val="left" w:pos="5529"/>
+          <w:tab w:val="left" w:pos="5954"/>
+          <w:tab w:val="left" w:pos="6379"/>
+          <w:tab w:val="left" w:pos="6804"/>
+          <w:tab w:val="left" w:pos="7230"/>
+          <w:tab w:val="left" w:pos="7655"/>
+          <w:tab w:val="left" w:pos="8080"/>
+        </w:tabs>
+        <w:jc w:val="both"/>
         <w:rPr>
           <w:rFonts w:ascii="Arial" w:hAnsi="Arial" w:cs="Arial"/>
           <w:b/>
@@ -4860,278 +4651,8 @@
           <w:sz w:val="24"/>
           <w:szCs w:val="24"/>
         </w:rPr>
-        <w:t>10 - Υποχρεώσεις Οικονομικού φορέα</w:t>
-      </w:r>
-    </w:p>
-    <w:p>
-      <w:pPr>
-        <w:tabs>
-          <w:tab w:val="left" w:pos="426"/>
-          <w:tab w:val="left" w:pos="851"/>
-          <w:tab w:val="left" w:pos="1276"/>
-          <w:tab w:val="left" w:pos="1701"/>
-          <w:tab w:val="left" w:pos="2127"/>
-          <w:tab w:val="left" w:pos="2552"/>
-          <w:tab w:val="left" w:pos="2977"/>
-          <w:tab w:val="left" w:pos="3402"/>
-          <w:tab w:val="left" w:pos="3828"/>
-          <w:tab w:val="left" w:pos="4253"/>
-          <w:tab w:val="left" w:pos="4678"/>
-          <w:tab w:val="left" w:pos="5103"/>
-          <w:tab w:val="left" w:pos="5529"/>
-          <w:tab w:val="left" w:pos="5954"/>
-          <w:tab w:val="left" w:pos="6379"/>
-          <w:tab w:val="left" w:pos="6804"/>
-          <w:tab w:val="left" w:pos="7230"/>
-          <w:tab w:val="left" w:pos="7655"/>
-          <w:tab w:val="left" w:pos="8080"/>
-        </w:tabs>
-        <w:jc w:val="both"/>
-        <w:rPr>
-          <w:rFonts w:ascii="Arial" w:hAnsi="Arial" w:cs="Arial"/>
-          <w:sz w:val="24"/>
-          <w:szCs w:val="24"/>
-        </w:rPr>
-      </w:pPr>
-      <w:r>
-        <w:rPr>
-          <w:rFonts w:ascii="Arial" w:hAnsi="Arial" w:cs="Arial"/>
-          <w:sz w:val="24"/>
-          <w:szCs w:val="24"/>
-        </w:rPr>
-        <w:tab/>
-        <w:t>1.</w:t>
-      </w:r>
-      <w:r>
-        <w:rPr>
-          <w:rFonts w:ascii="Arial" w:hAnsi="Arial" w:cs="Arial"/>
-          <w:sz w:val="24"/>
-          <w:szCs w:val="24"/>
-        </w:rPr>
-        <w:tab/>
-        <w:t xml:space="preserve">Κατά την εκτέλεση της σύμβασης ο ανάδοχος </w:t>
-      </w:r>
-      <w:r>
-        <w:rPr>
-          <w:rFonts w:ascii="Arial" w:hAnsi="Arial" w:cs="Arial"/>
-          <w:sz w:val="24"/>
-          <w:szCs w:val="24"/>
-        </w:rPr>
-        <w:t xml:space="preserve">οικονομικός φορέας </w:t>
-      </w:r>
-      <w:r>
-        <w:rPr>
-          <w:rFonts w:ascii="Arial" w:hAnsi="Arial" w:cs="Arial"/>
-          <w:sz w:val="24"/>
-          <w:szCs w:val="24"/>
-        </w:rPr>
-        <w:t>θα τηρεί τις υποχρεώσεις του:</w:t>
-      </w:r>
-    </w:p>
-    <w:p>
-      <w:pPr>
-        <w:tabs>
-          <w:tab w:val="left" w:pos="426"/>
-          <w:tab w:val="left" w:pos="851"/>
-          <w:tab w:val="left" w:pos="1276"/>
-          <w:tab w:val="left" w:pos="1701"/>
-          <w:tab w:val="left" w:pos="2127"/>
-          <w:tab w:val="left" w:pos="2552"/>
-          <w:tab w:val="left" w:pos="2977"/>
-          <w:tab w:val="left" w:pos="3402"/>
-          <w:tab w:val="left" w:pos="3828"/>
-          <w:tab w:val="left" w:pos="4253"/>
-          <w:tab w:val="left" w:pos="4678"/>
-          <w:tab w:val="left" w:pos="5103"/>
-          <w:tab w:val="left" w:pos="5529"/>
-          <w:tab w:val="left" w:pos="5954"/>
-          <w:tab w:val="left" w:pos="6379"/>
-          <w:tab w:val="left" w:pos="6804"/>
-          <w:tab w:val="left" w:pos="7230"/>
-          <w:tab w:val="left" w:pos="7655"/>
-          <w:tab w:val="left" w:pos="8080"/>
-        </w:tabs>
-        <w:jc w:val="both"/>
-        <w:rPr>
-          <w:rFonts w:ascii="Arial" w:hAnsi="Arial" w:cs="Arial"/>
-          <w:sz w:val="24"/>
-          <w:szCs w:val="24"/>
-        </w:rPr>
-      </w:pPr>
-      <w:r>
-        <w:rPr>
-          <w:rFonts w:ascii="Arial" w:hAnsi="Arial" w:cs="Arial"/>
-          <w:sz w:val="24"/>
-          <w:szCs w:val="24"/>
-        </w:rPr>
-        <w:lastRenderedPageBreak/>
-        <w:tab/>
-      </w:r>
-      <w:r>
-        <w:rPr>
-          <w:rFonts w:ascii="Arial" w:hAnsi="Arial" w:cs="Arial"/>
-          <w:sz w:val="24"/>
-          <w:szCs w:val="24"/>
-        </w:rPr>
-        <w:tab/>
-        <w:t>α.</w:t>
-      </w:r>
-      <w:r>
-        <w:rPr>
-          <w:rFonts w:ascii="Arial" w:hAnsi="Arial" w:cs="Arial"/>
-          <w:sz w:val="24"/>
-          <w:szCs w:val="24"/>
-        </w:rPr>
-        <w:tab/>
-        <w:t>Στους τομείς του περιβαλλοντικού, κοινωνικοασφαλιστικού και εργατικού δικαίου, που έχουν θεσπισθεί με το δίκαιο της Ένωσης, το εθνικό δίκαιο, συλλογικές συμβάσεις ή διεθνείς διατάξεις περιβαλλοντικού, κοινωνικοασφαλιστικού και εργατικού δικαίου οι οποίες απαριθμούνται στο Παράρτημα Χ του Προσαρτήματος Α' του ν.4412/16 (Α’147//08-08-16).</w:t>
-      </w:r>
-    </w:p>
-    <w:p>
-      <w:pPr>
-        <w:tabs>
-          <w:tab w:val="left" w:pos="426"/>
-          <w:tab w:val="left" w:pos="851"/>
-          <w:tab w:val="left" w:pos="1276"/>
-          <w:tab w:val="left" w:pos="1701"/>
-          <w:tab w:val="left" w:pos="2127"/>
-          <w:tab w:val="left" w:pos="2552"/>
-          <w:tab w:val="left" w:pos="2977"/>
-          <w:tab w:val="left" w:pos="3402"/>
-          <w:tab w:val="left" w:pos="3828"/>
-          <w:tab w:val="left" w:pos="4253"/>
-          <w:tab w:val="left" w:pos="4678"/>
-          <w:tab w:val="left" w:pos="5103"/>
-          <w:tab w:val="left" w:pos="5529"/>
-          <w:tab w:val="left" w:pos="5954"/>
-          <w:tab w:val="left" w:pos="6379"/>
-          <w:tab w:val="left" w:pos="6804"/>
-          <w:tab w:val="left" w:pos="7230"/>
-          <w:tab w:val="left" w:pos="7655"/>
-          <w:tab w:val="left" w:pos="8080"/>
-        </w:tabs>
-        <w:jc w:val="both"/>
-        <w:rPr>
-          <w:rFonts w:ascii="Arial" w:hAnsi="Arial" w:cs="Arial"/>
-          <w:sz w:val="24"/>
-          <w:szCs w:val="24"/>
-        </w:rPr>
-      </w:pPr>
-      <w:r>
-        <w:rPr>
-          <w:rFonts w:ascii="Arial" w:hAnsi="Arial" w:cs="Arial"/>
-          <w:sz w:val="24"/>
-          <w:szCs w:val="24"/>
-        </w:rPr>
-        <w:tab/>
-      </w:r>
-      <w:r>
-        <w:rPr>
-          <w:rFonts w:ascii="Arial" w:hAnsi="Arial" w:cs="Arial"/>
-          <w:sz w:val="24"/>
-          <w:szCs w:val="24"/>
-        </w:rPr>
-        <w:tab/>
-        <w:t>β.</w:t>
-      </w:r>
-      <w:r>
-        <w:rPr>
-          <w:rFonts w:ascii="Arial" w:hAnsi="Arial" w:cs="Arial"/>
-          <w:sz w:val="24"/>
-          <w:szCs w:val="24"/>
-        </w:rPr>
-        <w:tab/>
-        <w:t xml:space="preserve">Επιπρόσθετα θα τηρεί τις υποχρεώσεις των παρ. 2 και 11 του άρθρου 4β ή/και της παραγράφου 1 του άρθρου 12 ή /και της παραγράφου 1 του άρθρου 16 του ν.2939/2001, ως ισχύει σύμφωνα με τις οποίες οι παραγωγοί συσκευασιών, παραγωγοί ή διαχειριστές άλλων προϊόντων (όπως προσδιορίζονται στην παρ.1 του άρθρου 4β του υπόψη νόμου) υποχρεούνται να οργανώσουν ατομικό σύστημα εναλλακτικής διαχείρισης ή να συμμετέχουν σε συλλογικό σύστημα εναλλακτικής διαχείρισης, η οποία θα βεβαιώνεται από την ένταξη τους στο Εθνικό Μητρώο Παραγωγών Συσκευασιών και άλλων Προϊόντων (ΕΜΠΑ), όπως καταρτίσθηκε με την υπ’ </w:t>
-      </w:r>
-      <w:proofErr w:type="spellStart"/>
-      <w:r>
-        <w:rPr>
-          <w:rFonts w:ascii="Arial" w:hAnsi="Arial" w:cs="Arial"/>
-          <w:sz w:val="24"/>
-          <w:szCs w:val="24"/>
-        </w:rPr>
-        <w:t>αριθμ</w:t>
-      </w:r>
-      <w:proofErr w:type="spellEnd"/>
-      <w:r>
-        <w:rPr>
-          <w:rFonts w:ascii="Arial" w:hAnsi="Arial" w:cs="Arial"/>
-          <w:sz w:val="24"/>
-          <w:szCs w:val="24"/>
-        </w:rPr>
-        <w:t>. 181504/2016 (Β/2454) Απόφαση του Αναπληρωτή Υπουργού Περιβάλλοντος και Ενέργειας.» Για την πιστοποίηση της τήρησης των σχετικών υποχρεώσεων εκ μέρους του αναδόχου οικονομικού φορέα, μνημονεύεται στο παρόν συμφωνητικό ο αριθμός ΕΜΠΑ αυτού (Αριθμός ΕΜΠΑ αναδόχου). Εφόσον ο ανάδοχος</w:t>
-      </w:r>
-      <w:r>
-        <w:rPr>
-          <w:rFonts w:ascii="Arial" w:hAnsi="Arial" w:cs="Arial"/>
-          <w:sz w:val="24"/>
-          <w:szCs w:val="24"/>
-        </w:rPr>
-        <w:t xml:space="preserve"> οικονομικός φορέας</w:t>
-      </w:r>
-      <w:r>
-        <w:rPr>
-          <w:rFonts w:ascii="Arial" w:hAnsi="Arial" w:cs="Arial"/>
-          <w:sz w:val="24"/>
-          <w:szCs w:val="24"/>
-        </w:rPr>
-        <w:t xml:space="preserve"> δεν είναι υπόχρεος τήρησης αριθμού ΕΜΠΑ στα δικαιολογητικά της δαπάνης θα συνυποβάλλεται σχετική υπεύθυνη δήλωση του.</w:t>
-      </w:r>
-    </w:p>
-    <w:p>
-      <w:pPr>
-        <w:tabs>
-          <w:tab w:val="left" w:pos="426"/>
-          <w:tab w:val="left" w:pos="851"/>
-          <w:tab w:val="left" w:pos="1276"/>
-          <w:tab w:val="left" w:pos="1701"/>
-          <w:tab w:val="left" w:pos="2127"/>
-          <w:tab w:val="left" w:pos="2552"/>
-          <w:tab w:val="left" w:pos="2977"/>
-          <w:tab w:val="left" w:pos="3402"/>
-          <w:tab w:val="left" w:pos="3828"/>
-          <w:tab w:val="left" w:pos="4253"/>
-          <w:tab w:val="left" w:pos="4678"/>
-          <w:tab w:val="left" w:pos="5103"/>
-          <w:tab w:val="left" w:pos="5529"/>
-          <w:tab w:val="left" w:pos="5954"/>
-          <w:tab w:val="left" w:pos="6379"/>
-          <w:tab w:val="left" w:pos="6804"/>
-          <w:tab w:val="left" w:pos="7230"/>
-          <w:tab w:val="left" w:pos="7655"/>
-          <w:tab w:val="left" w:pos="8080"/>
-        </w:tabs>
-        <w:jc w:val="both"/>
-        <w:rPr>
-          <w:rFonts w:ascii="Arial" w:hAnsi="Arial" w:cs="Arial"/>
-          <w:sz w:val="24"/>
-          <w:szCs w:val="24"/>
-        </w:rPr>
-      </w:pPr>
-    </w:p>
-    <w:p>
-      <w:pPr>
-        <w:tabs>
-          <w:tab w:val="left" w:pos="426"/>
-          <w:tab w:val="left" w:pos="851"/>
-          <w:tab w:val="left" w:pos="1276"/>
-          <w:tab w:val="left" w:pos="1701"/>
-          <w:tab w:val="left" w:pos="2127"/>
-          <w:tab w:val="left" w:pos="2552"/>
-          <w:tab w:val="left" w:pos="2977"/>
-          <w:tab w:val="left" w:pos="3402"/>
-          <w:tab w:val="left" w:pos="3828"/>
-          <w:tab w:val="left" w:pos="4253"/>
-          <w:tab w:val="left" w:pos="4678"/>
-          <w:tab w:val="left" w:pos="5103"/>
-          <w:tab w:val="left" w:pos="5529"/>
-          <w:tab w:val="left" w:pos="5954"/>
-          <w:tab w:val="left" w:pos="6379"/>
-          <w:tab w:val="left" w:pos="6804"/>
-          <w:tab w:val="left" w:pos="7230"/>
-          <w:tab w:val="left" w:pos="7655"/>
-          <w:tab w:val="left" w:pos="8080"/>
-        </w:tabs>
-        <w:jc w:val="both"/>
+      </w:pPr>
+      <w:r>
         <w:rPr>
           <w:rFonts w:ascii="Arial" w:hAnsi="Arial" w:cs="Arial"/>
           <w:b/>
@@ -5139,15 +4660,6 @@
           <w:sz w:val="24"/>
           <w:szCs w:val="24"/>
         </w:rPr>
-      </w:pPr>
-      <w:r>
-        <w:rPr>
-          <w:rFonts w:ascii="Arial" w:hAnsi="Arial" w:cs="Arial"/>
-          <w:b/>
-          <w:bCs/>
-          <w:sz w:val="24"/>
-          <w:szCs w:val="24"/>
-        </w:rPr>
         <w:t>Άρθρο 11 Λοιπές διατάξεις</w:t>
       </w:r>
     </w:p>
@@ -5264,13 +4776,6 @@
           <w:szCs w:val="24"/>
         </w:rPr>
         <w:tab/>
-      </w:r>
-      <w:r>
-        <w:rPr>
-          <w:rFonts w:ascii="Arial" w:hAnsi="Arial" w:cs="Arial"/>
-          <w:sz w:val="24"/>
-          <w:szCs w:val="24"/>
-        </w:rPr>
         <w:t>Δεν προβλέπεται αναπροσαρμογή του συμβατικού τιμήματος.</w:t>
       </w:r>
     </w:p>
@@ -5320,13 +4825,6 @@
           <w:szCs w:val="24"/>
         </w:rPr>
         <w:tab/>
-      </w:r>
-      <w:r>
-        <w:rPr>
-          <w:rFonts w:ascii="Arial" w:hAnsi="Arial" w:cs="Arial"/>
-          <w:sz w:val="24"/>
-          <w:szCs w:val="24"/>
-        </w:rPr>
         <w:t>Οι συμβατικοί όροι που καθορίστηκαν ανωτέρω θεωρούνται ουσιώδεις και δεν επιτρέπεται καμία σχετική τροποποίηση αυτών παρά μόνο σε αντικειμενικά δικαιολογημένες περιπτώσεις (λόγοι ανωτέρας βίας) κατόπιν κοινής συμφωνίας των συμβαλλόμενων μερών.</w:t>
       </w:r>
     </w:p>
@@ -7559,8 +7057,14 @@
         </w:rPr>
       </w:pPr>
     </w:p>
+    <w:p/>
     <w:sectPr>
-      <w:footerReference w:type="default" r:id="rId7"/>
+      <w:headerReference w:type="even" r:id="rId5"/>
+      <w:headerReference w:type="default" r:id="rId6"/>
+      <w:footerReference w:type="even" r:id="rId7"/>
+      <w:footerReference w:type="default" r:id="rId8"/>
+      <w:headerReference w:type="first" r:id="rId9"/>
+      <w:footerReference w:type="first" r:id="rId10"/>
       <w:pgSz w:w="11906" w:h="16838"/>
       <w:pgMar w:top="1440" w:right="1800" w:bottom="1440" w:left="1800" w:header="708" w:footer="227" w:gutter="0"/>
       <w:cols w:space="708"/>
@@ -7570,32 +7074,13 @@
 </w:document>
 </file>
 
-<file path=word/endnotes.xml><?xml version="1.0" encoding="utf-8"?>
-<w:endnotes xmlns:wpc="http://schemas.microsoft.com/office/word/2010/wordprocessingCanvas" xmlns:cx="http://schemas.microsoft.com/office/drawing/2014/chartex" xmlns:cx1="http://schemas.microsoft.com/office/drawing/2015/9/8/chartex" xmlns:cx2="http://schemas.microsoft.com/office/drawing/2015/10/21/chartex" xmlns:cx3="http://schemas.microsoft.com/office/drawing/2016/5/9/chartex" xmlns:cx4="http://schemas.microsoft.com/office/drawing/2016/5/10/chartex" xmlns:cx5="http://schemas.microsoft.com/office/drawing/2016/5/11/chartex" xmlns:cx6="http://schemas.microsoft.com/office/drawing/2016/5/12/chartex" xmlns:cx7="http://schemas.microsoft.com/office/drawing/2016/5/13/chartex" xmlns:cx8="http://schemas.microsoft.com/office/drawing/2016/5/14/chartex" xmlns:mc="http://schemas.openxmlformats.org/markup-compatibility/2006" xmlns:aink="http://schemas.microsoft.com/office/drawing/2016/ink" xmlns:am3d="http://schemas.microsoft.com/office/drawing/2017/model3d" xmlns:o="urn:schemas-microsoft-com:office:office" xmlns:oel="http://schemas.microsoft.com/office/2019/extlst" xmlns:r="http://schemas.openxmlformats.org/officeDocument/2006/relationships" xmlns:m="http://schemas.openxmlformats.org/officeDocument/2006/math" xmlns:v="urn:schemas-microsoft-com:vml" xmlns:wp14="http://schemas.microsoft.com/office/word/2010/wordprocessingDrawing" xmlns:wp="http://schemas.openxmlformats.org/drawingml/2006/wordprocessingDrawing" xmlns:w10="urn:schemas-microsoft-com:office:word" xmlns:w="http://schemas.openxmlformats.org/wordprocessingml/2006/main" xmlns:w14="http://schemas.microsoft.com/office/word/2010/wordml" xmlns:w15="http://schemas.microsoft.com/office/word/2012/wordml" xmlns:w16cex="http://schemas.microsoft.com/office/word/2018/wordml/cex" xmlns:w16cid="http://schemas.microsoft.com/office/word/2016/wordml/cid" xmlns:w16="http://schemas.microsoft.com/office/word/2018/wordml" xmlns:w16du="http://schemas.microsoft.com/office/word/2023/wordml/word16du" xmlns:w16sdtdh="http://schemas.microsoft.com/office/word/2020/wordml/sdtdatahash" xmlns:w16sdtfl="http://schemas.microsoft.com/office/word/2024/wordml/sdtformatlock" xmlns:w16se="http://schemas.microsoft.com/office/word/2015/wordml/symex" xmlns:wpg="http://schemas.microsoft.com/office/word/2010/wordprocessingGroup" xmlns:wpi="http://schemas.microsoft.com/office/word/2010/wordprocessingInk" xmlns:wne="http://schemas.microsoft.com/office/word/2006/wordml" xmlns:wps="http://schemas.microsoft.com/office/word/2010/wordprocessingShape" mc:Ignorable="w14 w15 w16se w16cid w16 w16cex w16sdtdh w16sdtfl w16du wp14">
-  <w:endnote w:type="separator" w:id="-1">
-    <w:p>
-      <w:pPr>
-        <w:spacing w:after="0" w:line="240" w:lineRule="auto"/>
-      </w:pPr>
-      <w:r>
-        <w:separator/>
-      </w:r>
-    </w:p>
-  </w:endnote>
-  <w:endnote w:type="continuationSeparator" w:id="0">
-    <w:p>
-      <w:pPr>
-        <w:spacing w:after="0" w:line="240" w:lineRule="auto"/>
-      </w:pPr>
-      <w:r>
-        <w:continuationSeparator/>
-      </w:r>
-    </w:p>
-  </w:endnote>
-</w:endnotes>
+<file path=word/footer1.xml><?xml version="1.0" encoding="utf-8"?>
+<w:ftr xmlns:wpc="http://schemas.microsoft.com/office/word/2010/wordprocessingCanvas" xmlns:cx="http://schemas.microsoft.com/office/drawing/2014/chartex" xmlns:cx1="http://schemas.microsoft.com/office/drawing/2015/9/8/chartex" xmlns:cx2="http://schemas.microsoft.com/office/drawing/2015/10/21/chartex" xmlns:cx3="http://schemas.microsoft.com/office/drawing/2016/5/9/chartex" xmlns:cx4="http://schemas.microsoft.com/office/drawing/2016/5/10/chartex" xmlns:cx5="http://schemas.microsoft.com/office/drawing/2016/5/11/chartex" xmlns:cx6="http://schemas.microsoft.com/office/drawing/2016/5/12/chartex" xmlns:cx7="http://schemas.microsoft.com/office/drawing/2016/5/13/chartex" xmlns:cx8="http://schemas.microsoft.com/office/drawing/2016/5/14/chartex" xmlns:mc="http://schemas.openxmlformats.org/markup-compatibility/2006" xmlns:aink="http://schemas.microsoft.com/office/drawing/2016/ink" xmlns:am3d="http://schemas.microsoft.com/office/drawing/2017/model3d" xmlns:o="urn:schemas-microsoft-com:office:office" xmlns:oel="http://schemas.microsoft.com/office/2019/extlst" xmlns:r="http://schemas.openxmlformats.org/officeDocument/2006/relationships" xmlns:m="http://schemas.openxmlformats.org/officeDocument/2006/math" xmlns:v="urn:schemas-microsoft-com:vml" xmlns:wp14="http://schemas.microsoft.com/office/word/2010/wordprocessingDrawing" xmlns:wp="http://schemas.openxmlformats.org/drawingml/2006/wordprocessingDrawing" xmlns:w10="urn:schemas-microsoft-com:office:word" xmlns:w="http://schemas.openxmlformats.org/wordprocessingml/2006/main" xmlns:w14="http://schemas.microsoft.com/office/word/2010/wordml" xmlns:w15="http://schemas.microsoft.com/office/word/2012/wordml" xmlns:w16cex="http://schemas.microsoft.com/office/word/2018/wordml/cex" xmlns:w16cid="http://schemas.microsoft.com/office/word/2016/wordml/cid" xmlns:w16="http://schemas.microsoft.com/office/word/2018/wordml" xmlns:w16du="http://schemas.microsoft.com/office/word/2023/wordml/word16du" xmlns:w16sdtdh="http://schemas.microsoft.com/office/word/2020/wordml/sdtdatahash" xmlns:w16sdtfl="http://schemas.microsoft.com/office/word/2024/wordml/sdtformatlock" xmlns:w16se="http://schemas.microsoft.com/office/word/2015/wordml/symex" xmlns:wpg="http://schemas.microsoft.com/office/word/2010/wordprocessingGroup" xmlns:wpi="http://schemas.microsoft.com/office/word/2010/wordprocessingInk" xmlns:wne="http://schemas.microsoft.com/office/word/2006/wordml" xmlns:wps="http://schemas.microsoft.com/office/word/2010/wordprocessingShape" mc:Ignorable="w14 w15 w16se w16cid w16 w16cex w16sdtdh w16sdtfl w16du wp14">
+  <w:p/>
+</w:ftr>
 </file>
 
-<file path=word/footer1.xml><?xml version="1.0" encoding="utf-8"?>
+<file path=word/footer2.xml><?xml version="1.0" encoding="utf-8"?>
 <w:ftr xmlns:wpc="http://schemas.microsoft.com/office/word/2010/wordprocessingCanvas" xmlns:cx="http://schemas.microsoft.com/office/drawing/2014/chartex" xmlns:cx1="http://schemas.microsoft.com/office/drawing/2015/9/8/chartex" xmlns:cx2="http://schemas.microsoft.com/office/drawing/2015/10/21/chartex" xmlns:cx3="http://schemas.microsoft.com/office/drawing/2016/5/9/chartex" xmlns:cx4="http://schemas.microsoft.com/office/drawing/2016/5/10/chartex" xmlns:cx5="http://schemas.microsoft.com/office/drawing/2016/5/11/chartex" xmlns:cx6="http://schemas.microsoft.com/office/drawing/2016/5/12/chartex" xmlns:cx7="http://schemas.microsoft.com/office/drawing/2016/5/13/chartex" xmlns:cx8="http://schemas.microsoft.com/office/drawing/2016/5/14/chartex" xmlns:mc="http://schemas.openxmlformats.org/markup-compatibility/2006" xmlns:aink="http://schemas.microsoft.com/office/drawing/2016/ink" xmlns:am3d="http://schemas.microsoft.com/office/drawing/2017/model3d" xmlns:o="urn:schemas-microsoft-com:office:office" xmlns:oel="http://schemas.microsoft.com/office/2019/extlst" xmlns:r="http://schemas.openxmlformats.org/officeDocument/2006/relationships" xmlns:m="http://schemas.openxmlformats.org/officeDocument/2006/math" xmlns:v="urn:schemas-microsoft-com:vml" xmlns:wp14="http://schemas.microsoft.com/office/word/2010/wordprocessingDrawing" xmlns:wp="http://schemas.openxmlformats.org/drawingml/2006/wordprocessingDrawing" xmlns:w10="urn:schemas-microsoft-com:office:word" xmlns:w="http://schemas.openxmlformats.org/wordprocessingml/2006/main" xmlns:w14="http://schemas.microsoft.com/office/word/2010/wordml" xmlns:w15="http://schemas.microsoft.com/office/word/2012/wordml" xmlns:w16cex="http://schemas.microsoft.com/office/word/2018/wordml/cex" xmlns:w16cid="http://schemas.microsoft.com/office/word/2016/wordml/cid" xmlns:w16="http://schemas.microsoft.com/office/word/2018/wordml" xmlns:w16du="http://schemas.microsoft.com/office/word/2023/wordml/word16du" xmlns:w16sdtdh="http://schemas.microsoft.com/office/word/2020/wordml/sdtdatahash" xmlns:w16sdtfl="http://schemas.microsoft.com/office/word/2024/wordml/sdtformatlock" xmlns:w16se="http://schemas.microsoft.com/office/word/2015/wordml/symex" xmlns:wpg="http://schemas.microsoft.com/office/word/2010/wordprocessingGroup" xmlns:wpi="http://schemas.microsoft.com/office/word/2010/wordprocessingInk" xmlns:wne="http://schemas.microsoft.com/office/word/2006/wordml" xmlns:wps="http://schemas.microsoft.com/office/word/2010/wordprocessingShape" mc:Ignorable="w14 w15 w16se w16cid w16 w16cex w16sdtdh w16sdtfl w16du wp14">
   <w:sdt>
     <w:sdtPr>
@@ -7608,7 +7093,7 @@
     <w:sdtContent>
       <w:p>
         <w:pPr>
-          <w:pStyle w:val="ac"/>
+          <w:pStyle w:val="ab"/>
           <w:jc w:val="center"/>
         </w:pPr>
         <w:r>
@@ -7631,7 +7116,7 @@
   </w:sdt>
   <w:p>
     <w:pPr>
-      <w:pStyle w:val="ac"/>
+      <w:pStyle w:val="ab"/>
       <w:jc w:val="center"/>
     </w:pPr>
     <w:r>
@@ -7641,44 +7126,43 @@
 </w:ftr>
 </file>
 
-<file path=word/footnotes.xml><?xml version="1.0" encoding="utf-8"?>
-<w:footnotes xmlns:wpc="http://schemas.microsoft.com/office/word/2010/wordprocessingCanvas" xmlns:cx="http://schemas.microsoft.com/office/drawing/2014/chartex" xmlns:cx1="http://schemas.microsoft.com/office/drawing/2015/9/8/chartex" xmlns:cx2="http://schemas.microsoft.com/office/drawing/2015/10/21/chartex" xmlns:cx3="http://schemas.microsoft.com/office/drawing/2016/5/9/chartex" xmlns:cx4="http://schemas.microsoft.com/office/drawing/2016/5/10/chartex" xmlns:cx5="http://schemas.microsoft.com/office/drawing/2016/5/11/chartex" xmlns:cx6="http://schemas.microsoft.com/office/drawing/2016/5/12/chartex" xmlns:cx7="http://schemas.microsoft.com/office/drawing/2016/5/13/chartex" xmlns:cx8="http://schemas.microsoft.com/office/drawing/2016/5/14/chartex" xmlns:mc="http://schemas.openxmlformats.org/markup-compatibility/2006" xmlns:aink="http://schemas.microsoft.com/office/drawing/2016/ink" xmlns:am3d="http://schemas.microsoft.com/office/drawing/2017/model3d" xmlns:o="urn:schemas-microsoft-com:office:office" xmlns:oel="http://schemas.microsoft.com/office/2019/extlst" xmlns:r="http://schemas.openxmlformats.org/officeDocument/2006/relationships" xmlns:m="http://schemas.openxmlformats.org/officeDocument/2006/math" xmlns:v="urn:schemas-microsoft-com:vml" xmlns:wp14="http://schemas.microsoft.com/office/word/2010/wordprocessingDrawing" xmlns:wp="http://schemas.openxmlformats.org/drawingml/2006/wordprocessingDrawing" xmlns:w10="urn:schemas-microsoft-com:office:word" xmlns:w="http://schemas.openxmlformats.org/wordprocessingml/2006/main" xmlns:w14="http://schemas.microsoft.com/office/word/2010/wordml" xmlns:w15="http://schemas.microsoft.com/office/word/2012/wordml" xmlns:w16cex="http://schemas.microsoft.com/office/word/2018/wordml/cex" xmlns:w16cid="http://schemas.microsoft.com/office/word/2016/wordml/cid" xmlns:w16="http://schemas.microsoft.com/office/word/2018/wordml" xmlns:w16du="http://schemas.microsoft.com/office/word/2023/wordml/word16du" xmlns:w16sdtdh="http://schemas.microsoft.com/office/word/2020/wordml/sdtdatahash" xmlns:w16sdtfl="http://schemas.microsoft.com/office/word/2024/wordml/sdtformatlock" xmlns:w16se="http://schemas.microsoft.com/office/word/2015/wordml/symex" xmlns:wpg="http://schemas.microsoft.com/office/word/2010/wordprocessingGroup" xmlns:wpi="http://schemas.microsoft.com/office/word/2010/wordprocessingInk" xmlns:wne="http://schemas.microsoft.com/office/word/2006/wordml" xmlns:wps="http://schemas.microsoft.com/office/word/2010/wordprocessingShape" mc:Ignorable="w14 w15 w16se w16cid w16 w16cex w16sdtdh w16sdtfl w16du wp14">
-  <w:footnote w:type="separator" w:id="-1">
-    <w:p>
-      <w:pPr>
-        <w:spacing w:after="0" w:line="240" w:lineRule="auto"/>
-      </w:pPr>
-      <w:r>
-        <w:separator/>
-      </w:r>
-    </w:p>
-  </w:footnote>
-  <w:footnote w:type="continuationSeparator" w:id="0">
-    <w:p>
-      <w:pPr>
-        <w:spacing w:after="0" w:line="240" w:lineRule="auto"/>
-      </w:pPr>
-      <w:r>
-        <w:continuationSeparator/>
-      </w:r>
-    </w:p>
-  </w:footnote>
-</w:footnotes>
+<file path=word/footer3.xml><?xml version="1.0" encoding="utf-8"?>
+<w:ftr xmlns:wpc="http://schemas.microsoft.com/office/word/2010/wordprocessingCanvas" xmlns:cx="http://schemas.microsoft.com/office/drawing/2014/chartex" xmlns:cx1="http://schemas.microsoft.com/office/drawing/2015/9/8/chartex" xmlns:cx2="http://schemas.microsoft.com/office/drawing/2015/10/21/chartex" xmlns:cx3="http://schemas.microsoft.com/office/drawing/2016/5/9/chartex" xmlns:cx4="http://schemas.microsoft.com/office/drawing/2016/5/10/chartex" xmlns:cx5="http://schemas.microsoft.com/office/drawing/2016/5/11/chartex" xmlns:cx6="http://schemas.microsoft.com/office/drawing/2016/5/12/chartex" xmlns:cx7="http://schemas.microsoft.com/office/drawing/2016/5/13/chartex" xmlns:cx8="http://schemas.microsoft.com/office/drawing/2016/5/14/chartex" xmlns:mc="http://schemas.openxmlformats.org/markup-compatibility/2006" xmlns:aink="http://schemas.microsoft.com/office/drawing/2016/ink" xmlns:am3d="http://schemas.microsoft.com/office/drawing/2017/model3d" xmlns:o="urn:schemas-microsoft-com:office:office" xmlns:oel="http://schemas.microsoft.com/office/2019/extlst" xmlns:r="http://schemas.openxmlformats.org/officeDocument/2006/relationships" xmlns:m="http://schemas.openxmlformats.org/officeDocument/2006/math" xmlns:v="urn:schemas-microsoft-com:vml" xmlns:wp14="http://schemas.microsoft.com/office/word/2010/wordprocessingDrawing" xmlns:wp="http://schemas.openxmlformats.org/drawingml/2006/wordprocessingDrawing" xmlns:w10="urn:schemas-microsoft-com:office:word" xmlns:w="http://schemas.openxmlformats.org/wordprocessingml/2006/main" xmlns:w14="http://schemas.microsoft.com/office/word/2010/wordml" xmlns:w15="http://schemas.microsoft.com/office/word/2012/wordml" xmlns:w16cex="http://schemas.microsoft.com/office/word/2018/wordml/cex" xmlns:w16cid="http://schemas.microsoft.com/office/word/2016/wordml/cid" xmlns:w16="http://schemas.microsoft.com/office/word/2018/wordml" xmlns:w16du="http://schemas.microsoft.com/office/word/2023/wordml/word16du" xmlns:w16sdtdh="http://schemas.microsoft.com/office/word/2020/wordml/sdtdatahash" xmlns:w16sdtfl="http://schemas.microsoft.com/office/word/2024/wordml/sdtformatlock" xmlns:w16se="http://schemas.microsoft.com/office/word/2015/wordml/symex" xmlns:wpg="http://schemas.microsoft.com/office/word/2010/wordprocessingGroup" xmlns:wpi="http://schemas.microsoft.com/office/word/2010/wordprocessingInk" xmlns:wne="http://schemas.microsoft.com/office/word/2006/wordml" xmlns:wps="http://schemas.microsoft.com/office/word/2010/wordprocessingShape" mc:Ignorable="w14 w15 w16se w16cid w16 w16cex w16sdtdh w16sdtfl w16du wp14">
+  <w:p/>
+</w:ftr>
+</file>
+
+<file path=word/header1.xml><?xml version="1.0" encoding="utf-8"?>
+<w:hdr xmlns:wpc="http://schemas.microsoft.com/office/word/2010/wordprocessingCanvas" xmlns:cx="http://schemas.microsoft.com/office/drawing/2014/chartex" xmlns:cx1="http://schemas.microsoft.com/office/drawing/2015/9/8/chartex" xmlns:cx2="http://schemas.microsoft.com/office/drawing/2015/10/21/chartex" xmlns:cx3="http://schemas.microsoft.com/office/drawing/2016/5/9/chartex" xmlns:cx4="http://schemas.microsoft.com/office/drawing/2016/5/10/chartex" xmlns:cx5="http://schemas.microsoft.com/office/drawing/2016/5/11/chartex" xmlns:cx6="http://schemas.microsoft.com/office/drawing/2016/5/12/chartex" xmlns:cx7="http://schemas.microsoft.com/office/drawing/2016/5/13/chartex" xmlns:cx8="http://schemas.microsoft.com/office/drawing/2016/5/14/chartex" xmlns:mc="http://schemas.openxmlformats.org/markup-compatibility/2006" xmlns:aink="http://schemas.microsoft.com/office/drawing/2016/ink" xmlns:am3d="http://schemas.microsoft.com/office/drawing/2017/model3d" xmlns:o="urn:schemas-microsoft-com:office:office" xmlns:oel="http://schemas.microsoft.com/office/2019/extlst" xmlns:r="http://schemas.openxmlformats.org/officeDocument/2006/relationships" xmlns:m="http://schemas.openxmlformats.org/officeDocument/2006/math" xmlns:v="urn:schemas-microsoft-com:vml" xmlns:wp14="http://schemas.microsoft.com/office/word/2010/wordprocessingDrawing" xmlns:wp="http://schemas.openxmlformats.org/drawingml/2006/wordprocessingDrawing" xmlns:w10="urn:schemas-microsoft-com:office:word" xmlns:w="http://schemas.openxmlformats.org/wordprocessingml/2006/main" xmlns:w14="http://schemas.microsoft.com/office/word/2010/wordml" xmlns:w15="http://schemas.microsoft.com/office/word/2012/wordml" xmlns:w16cex="http://schemas.microsoft.com/office/word/2018/wordml/cex" xmlns:w16cid="http://schemas.microsoft.com/office/word/2016/wordml/cid" xmlns:w16="http://schemas.microsoft.com/office/word/2018/wordml" xmlns:w16du="http://schemas.microsoft.com/office/word/2023/wordml/word16du" xmlns:w16sdtdh="http://schemas.microsoft.com/office/word/2020/wordml/sdtdatahash" xmlns:w16sdtfl="http://schemas.microsoft.com/office/word/2024/wordml/sdtformatlock" xmlns:w16se="http://schemas.microsoft.com/office/word/2015/wordml/symex" xmlns:wpg="http://schemas.microsoft.com/office/word/2010/wordprocessingGroup" xmlns:wpi="http://schemas.microsoft.com/office/word/2010/wordprocessingInk" xmlns:wne="http://schemas.microsoft.com/office/word/2006/wordml" xmlns:wps="http://schemas.microsoft.com/office/word/2010/wordprocessingShape" mc:Ignorable="w14 w15 w16se w16cid w16 w16cex w16sdtdh w16sdtfl w16du wp14">
+  <w:p/>
+</w:hdr>
+</file>
+
+<file path=word/header2.xml><?xml version="1.0" encoding="utf-8"?>
+<w:hdr xmlns:wpc="http://schemas.microsoft.com/office/word/2010/wordprocessingCanvas" xmlns:cx="http://schemas.microsoft.com/office/drawing/2014/chartex" xmlns:cx1="http://schemas.microsoft.com/office/drawing/2015/9/8/chartex" xmlns:cx2="http://schemas.microsoft.com/office/drawing/2015/10/21/chartex" xmlns:cx3="http://schemas.microsoft.com/office/drawing/2016/5/9/chartex" xmlns:cx4="http://schemas.microsoft.com/office/drawing/2016/5/10/chartex" xmlns:cx5="http://schemas.microsoft.com/office/drawing/2016/5/11/chartex" xmlns:cx6="http://schemas.microsoft.com/office/drawing/2016/5/12/chartex" xmlns:cx7="http://schemas.microsoft.com/office/drawing/2016/5/13/chartex" xmlns:cx8="http://schemas.microsoft.com/office/drawing/2016/5/14/chartex" xmlns:mc="http://schemas.openxmlformats.org/markup-compatibility/2006" xmlns:aink="http://schemas.microsoft.com/office/drawing/2016/ink" xmlns:am3d="http://schemas.microsoft.com/office/drawing/2017/model3d" xmlns:o="urn:schemas-microsoft-com:office:office" xmlns:oel="http://schemas.microsoft.com/office/2019/extlst" xmlns:r="http://schemas.openxmlformats.org/officeDocument/2006/relationships" xmlns:m="http://schemas.openxmlformats.org/officeDocument/2006/math" xmlns:v="urn:schemas-microsoft-com:vml" xmlns:wp14="http://schemas.microsoft.com/office/word/2010/wordprocessingDrawing" xmlns:wp="http://schemas.openxmlformats.org/drawingml/2006/wordprocessingDrawing" xmlns:w10="urn:schemas-microsoft-com:office:word" xmlns:w="http://schemas.openxmlformats.org/wordprocessingml/2006/main" xmlns:w14="http://schemas.microsoft.com/office/word/2010/wordml" xmlns:w15="http://schemas.microsoft.com/office/word/2012/wordml" xmlns:w16cex="http://schemas.microsoft.com/office/word/2018/wordml/cex" xmlns:w16cid="http://schemas.microsoft.com/office/word/2016/wordml/cid" xmlns:w16="http://schemas.microsoft.com/office/word/2018/wordml" xmlns:w16du="http://schemas.microsoft.com/office/word/2023/wordml/word16du" xmlns:w16sdtdh="http://schemas.microsoft.com/office/word/2020/wordml/sdtdatahash" xmlns:w16sdtfl="http://schemas.microsoft.com/office/word/2024/wordml/sdtformatlock" xmlns:w16se="http://schemas.microsoft.com/office/word/2015/wordml/symex" xmlns:wpg="http://schemas.microsoft.com/office/word/2010/wordprocessingGroup" xmlns:wpi="http://schemas.microsoft.com/office/word/2010/wordprocessingInk" xmlns:wne="http://schemas.microsoft.com/office/word/2006/wordml" xmlns:wps="http://schemas.microsoft.com/office/word/2010/wordprocessingShape" mc:Ignorable="w14 w15 w16se w16cid w16 w16cex w16sdtdh w16sdtfl w16du wp14">
+  <w:p/>
+</w:hdr>
+</file>
+
+<file path=word/header3.xml><?xml version="1.0" encoding="utf-8"?>
+<w:hdr xmlns:wpc="http://schemas.microsoft.com/office/word/2010/wordprocessingCanvas" xmlns:cx="http://schemas.microsoft.com/office/drawing/2014/chartex" xmlns:cx1="http://schemas.microsoft.com/office/drawing/2015/9/8/chartex" xmlns:cx2="http://schemas.microsoft.com/office/drawing/2015/10/21/chartex" xmlns:cx3="http://schemas.microsoft.com/office/drawing/2016/5/9/chartex" xmlns:cx4="http://schemas.microsoft.com/office/drawing/2016/5/10/chartex" xmlns:cx5="http://schemas.microsoft.com/office/drawing/2016/5/11/chartex" xmlns:cx6="http://schemas.microsoft.com/office/drawing/2016/5/12/chartex" xmlns:cx7="http://schemas.microsoft.com/office/drawing/2016/5/13/chartex" xmlns:cx8="http://schemas.microsoft.com/office/drawing/2016/5/14/chartex" xmlns:mc="http://schemas.openxmlformats.org/markup-compatibility/2006" xmlns:aink="http://schemas.microsoft.com/office/drawing/2016/ink" xmlns:am3d="http://schemas.microsoft.com/office/drawing/2017/model3d" xmlns:o="urn:schemas-microsoft-com:office:office" xmlns:oel="http://schemas.microsoft.com/office/2019/extlst" xmlns:r="http://schemas.openxmlformats.org/officeDocument/2006/relationships" xmlns:m="http://schemas.openxmlformats.org/officeDocument/2006/math" xmlns:v="urn:schemas-microsoft-com:vml" xmlns:wp14="http://schemas.microsoft.com/office/word/2010/wordprocessingDrawing" xmlns:wp="http://schemas.openxmlformats.org/drawingml/2006/wordprocessingDrawing" xmlns:w10="urn:schemas-microsoft-com:office:word" xmlns:w="http://schemas.openxmlformats.org/wordprocessingml/2006/main" xmlns:w14="http://schemas.microsoft.com/office/word/2010/wordml" xmlns:w15="http://schemas.microsoft.com/office/word/2012/wordml" xmlns:w16cex="http://schemas.microsoft.com/office/word/2018/wordml/cex" xmlns:w16cid="http://schemas.microsoft.com/office/word/2016/wordml/cid" xmlns:w16="http://schemas.microsoft.com/office/word/2018/wordml" xmlns:w16du="http://schemas.microsoft.com/office/word/2023/wordml/word16du" xmlns:w16sdtdh="http://schemas.microsoft.com/office/word/2020/wordml/sdtdatahash" xmlns:w16sdtfl="http://schemas.microsoft.com/office/word/2024/wordml/sdtformatlock" xmlns:w16se="http://schemas.microsoft.com/office/word/2015/wordml/symex" xmlns:wpg="http://schemas.microsoft.com/office/word/2010/wordprocessingGroup" xmlns:wpi="http://schemas.microsoft.com/office/word/2010/wordprocessingInk" xmlns:wne="http://schemas.microsoft.com/office/word/2006/wordml" xmlns:wps="http://schemas.microsoft.com/office/word/2010/wordprocessingShape" mc:Ignorable="w14 w15 w16se w16cid w16 w16cex w16sdtdh w16sdtfl w16du wp14">
+  <w:p/>
+</w:hdr>
 </file>
 
 <file path=word/numbering.xml><?xml version="1.0" encoding="utf-8"?>
 <w:numbering xmlns:wpc="http://schemas.microsoft.com/office/word/2010/wordprocessingCanvas" xmlns:cx="http://schemas.microsoft.com/office/drawing/2014/chartex" xmlns:cx1="http://schemas.microsoft.com/office/drawing/2015/9/8/chartex" xmlns:cx2="http://schemas.microsoft.com/office/drawing/2015/10/21/chartex" xmlns:cx3="http://schemas.microsoft.com/office/drawing/2016/5/9/chartex" xmlns:cx4="http://schemas.microsoft.com/office/drawing/2016/5/10/chartex" xmlns:cx5="http://schemas.microsoft.com/office/drawing/2016/5/11/chartex" xmlns:cx6="http://schemas.microsoft.com/office/drawing/2016/5/12/chartex" xmlns:cx7="http://schemas.microsoft.com/office/drawing/2016/5/13/chartex" xmlns:cx8="http://schemas.microsoft.com/office/drawing/2016/5/14/chartex" xmlns:mc="http://schemas.openxmlformats.org/markup-compatibility/2006" xmlns:aink="http://schemas.microsoft.com/office/drawing/2016/ink" xmlns:am3d="http://schemas.microsoft.com/office/drawing/2017/model3d" xmlns:o="urn:schemas-microsoft-com:office:office" xmlns:oel="http://schemas.microsoft.com/office/2019/extlst" xmlns:r="http://schemas.openxmlformats.org/officeDocument/2006/relationships" xmlns:m="http://schemas.openxmlformats.org/officeDocument/2006/math" xmlns:v="urn:schemas-microsoft-com:vml" xmlns:wp14="http://schemas.microsoft.com/office/word/2010/wordprocessingDrawing" xmlns:wp="http://schemas.openxmlformats.org/drawingml/2006/wordprocessingDrawing" xmlns:w10="urn:schemas-microsoft-com:office:word" xmlns:w="http://schemas.openxmlformats.org/wordprocessingml/2006/main" xmlns:w14="http://schemas.microsoft.com/office/word/2010/wordml" xmlns:w15="http://schemas.microsoft.com/office/word/2012/wordml" xmlns:w16cex="http://schemas.microsoft.com/office/word/2018/wordml/cex" xmlns:w16cid="http://schemas.microsoft.com/office/word/2016/wordml/cid" xmlns:w16="http://schemas.microsoft.com/office/word/2018/wordml" xmlns:w16du="http://schemas.microsoft.com/office/word/2023/wordml/word16du" xmlns:w16sdtdh="http://schemas.microsoft.com/office/word/2020/wordml/sdtdatahash" xmlns:w16sdtfl="http://schemas.microsoft.com/office/word/2024/wordml/sdtformatlock" xmlns:w16se="http://schemas.microsoft.com/office/word/2015/wordml/symex" xmlns:wpg="http://schemas.microsoft.com/office/word/2010/wordprocessingGroup" xmlns:wpi="http://schemas.microsoft.com/office/word/2010/wordprocessingInk" xmlns:wne="http://schemas.microsoft.com/office/word/2006/wordml" xmlns:wps="http://schemas.microsoft.com/office/word/2010/wordprocessingShape" mc:Ignorable="w14 w15 w16se w16cid w16 w16cex w16sdtdh w16sdtfl w16du wp14">
   <w:abstractNum w:abstractNumId="0" w15:restartNumberingAfterBreak="0">
-    <w:nsid w:val="1DC41F43"/>
+    <w:nsid w:val="34F71579"/>
     <w:multiLevelType w:val="hybridMultilevel"/>
-    <w:tmpl w:val="3DC29054"/>
-    <w:lvl w:ilvl="0" w:tplc="9C28458A">
+    <w:tmpl w:val="C8CA6E38"/>
+    <w:lvl w:ilvl="0" w:tplc="0408000F">
       <w:start w:val="1"/>
       <w:numFmt w:val="decimal"/>
       <w:lvlText w:val="%1."/>
       <w:lvlJc w:val="left"/>
       <w:pPr>
-        <w:ind w:left="1632" w:hanging="360"/>
+        <w:ind w:left="720" w:hanging="360"/>
       </w:pPr>
       <w:rPr>
         <w:rFonts w:hint="default"/>
@@ -7690,7 +7174,7 @@
       <w:lvlText w:val="%2."/>
       <w:lvlJc w:val="left"/>
       <w:pPr>
-        <w:ind w:left="2352" w:hanging="360"/>
+        <w:ind w:left="1440" w:hanging="360"/>
       </w:pPr>
     </w:lvl>
     <w:lvl w:ilvl="2" w:tplc="0408001B" w:tentative="1">
@@ -7699,7 +7183,7 @@
       <w:lvlText w:val="%3."/>
       <w:lvlJc w:val="right"/>
       <w:pPr>
-        <w:ind w:left="3072" w:hanging="180"/>
+        <w:ind w:left="2160" w:hanging="180"/>
       </w:pPr>
     </w:lvl>
     <w:lvl w:ilvl="3" w:tplc="0408000F" w:tentative="1">
@@ -7708,7 +7192,7 @@
       <w:lvlText w:val="%4."/>
       <w:lvlJc w:val="left"/>
       <w:pPr>
-        <w:ind w:left="3792" w:hanging="360"/>
+        <w:ind w:left="2880" w:hanging="360"/>
       </w:pPr>
     </w:lvl>
     <w:lvl w:ilvl="4" w:tplc="04080019" w:tentative="1">
@@ -7717,7 +7201,7 @@
       <w:lvlText w:val="%5."/>
       <w:lvlJc w:val="left"/>
       <w:pPr>
-        <w:ind w:left="4512" w:hanging="360"/>
+        <w:ind w:left="3600" w:hanging="360"/>
       </w:pPr>
     </w:lvl>
     <w:lvl w:ilvl="5" w:tplc="0408001B" w:tentative="1">
@@ -7726,7 +7210,7 @@
       <w:lvlText w:val="%6."/>
       <w:lvlJc w:val="right"/>
       <w:pPr>
-        <w:ind w:left="5232" w:hanging="180"/>
+        <w:ind w:left="4320" w:hanging="180"/>
       </w:pPr>
     </w:lvl>
     <w:lvl w:ilvl="6" w:tplc="0408000F" w:tentative="1">
@@ -7735,7 +7219,7 @@
       <w:lvlText w:val="%7."/>
       <w:lvlJc w:val="left"/>
       <w:pPr>
-        <w:ind w:left="5952" w:hanging="360"/>
+        <w:ind w:left="5040" w:hanging="360"/>
       </w:pPr>
     </w:lvl>
     <w:lvl w:ilvl="7" w:tplc="04080019" w:tentative="1">
@@ -7744,7 +7228,7 @@
       <w:lvlText w:val="%8."/>
       <w:lvlJc w:val="left"/>
       <w:pPr>
-        <w:ind w:left="6672" w:hanging="360"/>
+        <w:ind w:left="5760" w:hanging="360"/>
       </w:pPr>
     </w:lvl>
     <w:lvl w:ilvl="8" w:tplc="0408001B" w:tentative="1">
@@ -7753,104 +7237,12 @@
       <w:lvlText w:val="%9."/>
       <w:lvlJc w:val="right"/>
       <w:pPr>
-        <w:ind w:left="7392" w:hanging="180"/>
+        <w:ind w:left="6480" w:hanging="180"/>
       </w:pPr>
     </w:lvl>
   </w:abstractNum>
-  <w:abstractNum w:abstractNumId="1" w15:restartNumberingAfterBreak="0">
-    <w:nsid w:val="34F71579"/>
-    <w:multiLevelType w:val="hybridMultilevel"/>
-    <w:tmpl w:val="C8CA6E38"/>
-    <w:lvl w:ilvl="0" w:tplc="0408000F">
-      <w:start w:val="1"/>
-      <w:numFmt w:val="decimal"/>
-      <w:lvlText w:val="%1."/>
-      <w:lvlJc w:val="left"/>
-      <w:pPr>
-        <w:ind w:left="720" w:hanging="360"/>
-      </w:pPr>
-      <w:rPr>
-        <w:rFonts w:hint="default"/>
-      </w:rPr>
-    </w:lvl>
-    <w:lvl w:ilvl="1" w:tplc="04080019" w:tentative="1">
-      <w:start w:val="1"/>
-      <w:numFmt w:val="lowerLetter"/>
-      <w:lvlText w:val="%2."/>
-      <w:lvlJc w:val="left"/>
-      <w:pPr>
-        <w:ind w:left="1440" w:hanging="360"/>
-      </w:pPr>
-    </w:lvl>
-    <w:lvl w:ilvl="2" w:tplc="0408001B" w:tentative="1">
-      <w:start w:val="1"/>
-      <w:numFmt w:val="lowerRoman"/>
-      <w:lvlText w:val="%3."/>
-      <w:lvlJc w:val="right"/>
-      <w:pPr>
-        <w:ind w:left="2160" w:hanging="180"/>
-      </w:pPr>
-    </w:lvl>
-    <w:lvl w:ilvl="3" w:tplc="0408000F" w:tentative="1">
-      <w:start w:val="1"/>
-      <w:numFmt w:val="decimal"/>
-      <w:lvlText w:val="%4."/>
-      <w:lvlJc w:val="left"/>
-      <w:pPr>
-        <w:ind w:left="2880" w:hanging="360"/>
-      </w:pPr>
-    </w:lvl>
-    <w:lvl w:ilvl="4" w:tplc="04080019" w:tentative="1">
-      <w:start w:val="1"/>
-      <w:numFmt w:val="lowerLetter"/>
-      <w:lvlText w:val="%5."/>
-      <w:lvlJc w:val="left"/>
-      <w:pPr>
-        <w:ind w:left="3600" w:hanging="360"/>
-      </w:pPr>
-    </w:lvl>
-    <w:lvl w:ilvl="5" w:tplc="0408001B" w:tentative="1">
-      <w:start w:val="1"/>
-      <w:numFmt w:val="lowerRoman"/>
-      <w:lvlText w:val="%6."/>
-      <w:lvlJc w:val="right"/>
-      <w:pPr>
-        <w:ind w:left="4320" w:hanging="180"/>
-      </w:pPr>
-    </w:lvl>
-    <w:lvl w:ilvl="6" w:tplc="0408000F" w:tentative="1">
-      <w:start w:val="1"/>
-      <w:numFmt w:val="decimal"/>
-      <w:lvlText w:val="%7."/>
-      <w:lvlJc w:val="left"/>
-      <w:pPr>
-        <w:ind w:left="5040" w:hanging="360"/>
-      </w:pPr>
-    </w:lvl>
-    <w:lvl w:ilvl="7" w:tplc="04080019" w:tentative="1">
-      <w:start w:val="1"/>
-      <w:numFmt w:val="lowerLetter"/>
-      <w:lvlText w:val="%8."/>
-      <w:lvlJc w:val="left"/>
-      <w:pPr>
-        <w:ind w:left="5760" w:hanging="360"/>
-      </w:pPr>
-    </w:lvl>
-    <w:lvl w:ilvl="8" w:tplc="0408001B" w:tentative="1">
-      <w:start w:val="1"/>
-      <w:numFmt w:val="lowerRoman"/>
-      <w:lvlText w:val="%9."/>
-      <w:lvlJc w:val="right"/>
-      <w:pPr>
-        <w:ind w:left="6480" w:hanging="180"/>
-      </w:pPr>
-    </w:lvl>
-  </w:abstractNum>
-  <w:num w:numId="1" w16cid:durableId="1133333780">
+  <w:num w:numId="1" w16cid:durableId="689527132">
     <w:abstractNumId w:val="0"/>
-  </w:num>
-  <w:num w:numId="2" w16cid:durableId="689527132">
-    <w:abstractNumId w:val="1"/>
   </w:num>
 </w:numbering>
 </file>
@@ -8255,6 +7647,7 @@
   <w:style w:type="paragraph" w:default="1" w:styleId="a">
     <w:name w:val="Normal"/>
     <w:qFormat/>
+    <w:rsid w:val="00A13DE2"/>
   </w:style>
   <w:style w:type="paragraph" w:styleId="1">
     <w:name w:val="heading 1"/>
@@ -8263,7 +7656,7 @@
     <w:link w:val="1Char"/>
     <w:uiPriority w:val="9"/>
     <w:qFormat/>
-    <w:rsid w:val="00A13AC1"/>
+    <w:rsid w:val="00C93681"/>
     <w:pPr>
       <w:keepNext/>
       <w:keepLines/>
@@ -8286,7 +7679,7 @@
     <w:semiHidden/>
     <w:unhideWhenUsed/>
     <w:qFormat/>
-    <w:rsid w:val="00A13AC1"/>
+    <w:rsid w:val="00C93681"/>
     <w:pPr>
       <w:keepNext/>
       <w:keepLines/>
@@ -8309,7 +7702,7 @@
     <w:semiHidden/>
     <w:unhideWhenUsed/>
     <w:qFormat/>
-    <w:rsid w:val="00A13AC1"/>
+    <w:rsid w:val="00C93681"/>
     <w:pPr>
       <w:keepNext/>
       <w:keepLines/>
@@ -8332,7 +7725,7 @@
     <w:semiHidden/>
     <w:unhideWhenUsed/>
     <w:qFormat/>
-    <w:rsid w:val="00A13AC1"/>
+    <w:rsid w:val="00C93681"/>
     <w:pPr>
       <w:keepNext/>
       <w:keepLines/>
@@ -8355,7 +7748,7 @@
     <w:semiHidden/>
     <w:unhideWhenUsed/>
     <w:qFormat/>
-    <w:rsid w:val="00A13AC1"/>
+    <w:rsid w:val="00C93681"/>
     <w:pPr>
       <w:keepNext/>
       <w:keepLines/>
@@ -8376,7 +7769,7 @@
     <w:semiHidden/>
     <w:unhideWhenUsed/>
     <w:qFormat/>
-    <w:rsid w:val="00A13AC1"/>
+    <w:rsid w:val="00C93681"/>
     <w:pPr>
       <w:keepNext/>
       <w:keepLines/>
@@ -8399,7 +7792,7 @@
     <w:semiHidden/>
     <w:unhideWhenUsed/>
     <w:qFormat/>
-    <w:rsid w:val="00A13AC1"/>
+    <w:rsid w:val="00C93681"/>
     <w:pPr>
       <w:keepNext/>
       <w:keepLines/>
@@ -8420,7 +7813,7 @@
     <w:semiHidden/>
     <w:unhideWhenUsed/>
     <w:qFormat/>
-    <w:rsid w:val="00A13AC1"/>
+    <w:rsid w:val="00C93681"/>
     <w:pPr>
       <w:keepNext/>
       <w:keepLines/>
@@ -8443,7 +7836,7 @@
     <w:semiHidden/>
     <w:unhideWhenUsed/>
     <w:qFormat/>
-    <w:rsid w:val="00A13AC1"/>
+    <w:rsid w:val="00C93681"/>
     <w:pPr>
       <w:keepNext/>
       <w:keepLines/>
@@ -8458,6 +7851,7 @@
   <w:style w:type="character" w:default="1" w:styleId="a0">
     <w:name w:val="Default Paragraph Font"/>
     <w:uiPriority w:val="1"/>
+    <w:semiHidden/>
     <w:unhideWhenUsed/>
   </w:style>
   <w:style w:type="table" w:default="1" w:styleId="a1">
@@ -8486,7 +7880,7 @@
     <w:basedOn w:val="a0"/>
     <w:link w:val="1"/>
     <w:uiPriority w:val="9"/>
-    <w:rsid w:val="00A13AC1"/>
+    <w:rsid w:val="00C93681"/>
     <w:rPr>
       <w:rFonts w:asciiTheme="majorHAnsi" w:eastAsiaTheme="majorEastAsia" w:hAnsiTheme="majorHAnsi" w:cstheme="majorBidi"/>
       <w:color w:val="0F4761" w:themeColor="accent1" w:themeShade="BF"/>
@@ -8500,7 +7894,7 @@
     <w:link w:val="2"/>
     <w:uiPriority w:val="9"/>
     <w:semiHidden/>
-    <w:rsid w:val="00A13AC1"/>
+    <w:rsid w:val="00C93681"/>
     <w:rPr>
       <w:rFonts w:asciiTheme="majorHAnsi" w:eastAsiaTheme="majorEastAsia" w:hAnsiTheme="majorHAnsi" w:cstheme="majorBidi"/>
       <w:color w:val="0F4761" w:themeColor="accent1" w:themeShade="BF"/>
@@ -8514,7 +7908,7 @@
     <w:link w:val="3"/>
     <w:uiPriority w:val="9"/>
     <w:semiHidden/>
-    <w:rsid w:val="00A13AC1"/>
+    <w:rsid w:val="00C93681"/>
     <w:rPr>
       <w:rFonts w:eastAsiaTheme="majorEastAsia" w:cstheme="majorBidi"/>
       <w:color w:val="0F4761" w:themeColor="accent1" w:themeShade="BF"/>
@@ -8528,7 +7922,7 @@
     <w:link w:val="4"/>
     <w:uiPriority w:val="9"/>
     <w:semiHidden/>
-    <w:rsid w:val="00A13AC1"/>
+    <w:rsid w:val="00C93681"/>
     <w:rPr>
       <w:rFonts w:eastAsiaTheme="majorEastAsia" w:cstheme="majorBidi"/>
       <w:i/>
@@ -8542,7 +7936,7 @@
     <w:link w:val="5"/>
     <w:uiPriority w:val="9"/>
     <w:semiHidden/>
-    <w:rsid w:val="00A13AC1"/>
+    <w:rsid w:val="00C93681"/>
     <w:rPr>
       <w:rFonts w:eastAsiaTheme="majorEastAsia" w:cstheme="majorBidi"/>
       <w:color w:val="0F4761" w:themeColor="accent1" w:themeShade="BF"/>
@@ -8554,7 +7948,7 @@
     <w:link w:val="6"/>
     <w:uiPriority w:val="9"/>
     <w:semiHidden/>
-    <w:rsid w:val="00A13AC1"/>
+    <w:rsid w:val="00C93681"/>
     <w:rPr>
       <w:rFonts w:eastAsiaTheme="majorEastAsia" w:cstheme="majorBidi"/>
       <w:i/>
@@ -8568,7 +7962,7 @@
     <w:link w:val="7"/>
     <w:uiPriority w:val="9"/>
     <w:semiHidden/>
-    <w:rsid w:val="00A13AC1"/>
+    <w:rsid w:val="00C93681"/>
     <w:rPr>
       <w:rFonts w:eastAsiaTheme="majorEastAsia" w:cstheme="majorBidi"/>
       <w:color w:val="595959" w:themeColor="text1" w:themeTint="A6"/>
@@ -8580,7 +7974,7 @@
     <w:link w:val="8"/>
     <w:uiPriority w:val="9"/>
     <w:semiHidden/>
-    <w:rsid w:val="00A13AC1"/>
+    <w:rsid w:val="00C93681"/>
     <w:rPr>
       <w:rFonts w:eastAsiaTheme="majorEastAsia" w:cstheme="majorBidi"/>
       <w:i/>
@@ -8594,7 +7988,7 @@
     <w:link w:val="9"/>
     <w:uiPriority w:val="9"/>
     <w:semiHidden/>
-    <w:rsid w:val="00A13AC1"/>
+    <w:rsid w:val="00C93681"/>
     <w:rPr>
       <w:rFonts w:eastAsiaTheme="majorEastAsia" w:cstheme="majorBidi"/>
       <w:color w:val="272727" w:themeColor="text1" w:themeTint="D8"/>
@@ -8607,7 +8001,7 @@
     <w:link w:val="Char"/>
     <w:uiPriority w:val="10"/>
     <w:qFormat/>
-    <w:rsid w:val="00A13AC1"/>
+    <w:rsid w:val="00C93681"/>
     <w:pPr>
       <w:spacing w:after="80" w:line="240" w:lineRule="auto"/>
       <w:contextualSpacing/>
@@ -8625,7 +8019,7 @@
     <w:basedOn w:val="a0"/>
     <w:link w:val="a3"/>
     <w:uiPriority w:val="10"/>
-    <w:rsid w:val="00A13AC1"/>
+    <w:rsid w:val="00C93681"/>
     <w:rPr>
       <w:rFonts w:asciiTheme="majorHAnsi" w:eastAsiaTheme="majorEastAsia" w:hAnsiTheme="majorHAnsi" w:cstheme="majorBidi"/>
       <w:spacing w:val="-10"/>
@@ -8641,7 +8035,7 @@
     <w:link w:val="Char0"/>
     <w:uiPriority w:val="11"/>
     <w:qFormat/>
-    <w:rsid w:val="00A13AC1"/>
+    <w:rsid w:val="00C93681"/>
     <w:pPr>
       <w:numPr>
         <w:ilvl w:val="1"/>
@@ -8660,7 +8054,7 @@
     <w:basedOn w:val="a0"/>
     <w:link w:val="a4"/>
     <w:uiPriority w:val="11"/>
-    <w:rsid w:val="00A13AC1"/>
+    <w:rsid w:val="00C93681"/>
     <w:rPr>
       <w:rFonts w:eastAsiaTheme="majorEastAsia" w:cstheme="majorBidi"/>
       <w:color w:val="595959" w:themeColor="text1" w:themeTint="A6"/>
@@ -8676,7 +8070,7 @@
     <w:link w:val="Char1"/>
     <w:uiPriority w:val="29"/>
     <w:qFormat/>
-    <w:rsid w:val="00A13AC1"/>
+    <w:rsid w:val="00C93681"/>
     <w:pPr>
       <w:spacing w:before="160"/>
       <w:jc w:val="center"/>
@@ -8692,7 +8086,7 @@
     <w:basedOn w:val="a0"/>
     <w:link w:val="a5"/>
     <w:uiPriority w:val="29"/>
-    <w:rsid w:val="00A13AC1"/>
+    <w:rsid w:val="00C93681"/>
     <w:rPr>
       <w:i/>
       <w:iCs/>
@@ -8704,7 +8098,7 @@
     <w:basedOn w:val="a"/>
     <w:uiPriority w:val="34"/>
     <w:qFormat/>
-    <w:rsid w:val="00A13AC1"/>
+    <w:rsid w:val="00C93681"/>
     <w:pPr>
       <w:ind w:left="720"/>
       <w:contextualSpacing/>
@@ -8715,7 +8109,7 @@
     <w:basedOn w:val="a0"/>
     <w:uiPriority w:val="21"/>
     <w:qFormat/>
-    <w:rsid w:val="00A13AC1"/>
+    <w:rsid w:val="00C93681"/>
     <w:rPr>
       <w:i/>
       <w:iCs/>
@@ -8729,7 +8123,7 @@
     <w:link w:val="Char2"/>
     <w:uiPriority w:val="30"/>
     <w:qFormat/>
-    <w:rsid w:val="00A13AC1"/>
+    <w:rsid w:val="00C93681"/>
     <w:pPr>
       <w:pBdr>
         <w:top w:val="single" w:sz="4" w:space="10" w:color="0F4761" w:themeColor="accent1" w:themeShade="BF"/>
@@ -8750,7 +8144,7 @@
     <w:basedOn w:val="a0"/>
     <w:link w:val="a8"/>
     <w:uiPriority w:val="30"/>
-    <w:rsid w:val="00A13AC1"/>
+    <w:rsid w:val="00C93681"/>
     <w:rPr>
       <w:i/>
       <w:iCs/>
@@ -8762,7 +8156,7 @@
     <w:basedOn w:val="a0"/>
     <w:uiPriority w:val="32"/>
     <w:qFormat/>
-    <w:rsid w:val="00A13AC1"/>
+    <w:rsid w:val="00C93681"/>
     <w:rPr>
       <w:b/>
       <w:bCs/>
@@ -8775,7 +8169,7 @@
     <w:name w:val="Table Grid"/>
     <w:basedOn w:val="a1"/>
     <w:uiPriority w:val="39"/>
-    <w:rsid w:val="000E7D89"/>
+    <w:rsid w:val="00A13DE2"/>
     <w:pPr>
       <w:spacing w:after="0" w:line="240" w:lineRule="auto"/>
     </w:pPr>
@@ -8791,12 +8185,12 @@
     </w:tblPr>
   </w:style>
   <w:style w:type="paragraph" w:styleId="ab">
-    <w:name w:val="header"/>
+    <w:name w:val="footer"/>
     <w:basedOn w:val="a"/>
     <w:link w:val="Char3"/>
     <w:uiPriority w:val="99"/>
     <w:unhideWhenUsed/>
-    <w:rsid w:val="00F75002"/>
+    <w:rsid w:val="00A13DE2"/>
     <w:pPr>
       <w:tabs>
         <w:tab w:val="center" w:pos="4153"/>
@@ -8806,33 +8200,11 @@
     </w:pPr>
   </w:style>
   <w:style w:type="character" w:customStyle="1" w:styleId="Char3">
-    <w:name w:val="Κεφαλίδα Char"/>
+    <w:name w:val="Υποσέλιδο Char"/>
     <w:basedOn w:val="a0"/>
     <w:link w:val="ab"/>
     <w:uiPriority w:val="99"/>
-    <w:rsid w:val="00F75002"/>
-  </w:style>
-  <w:style w:type="paragraph" w:styleId="ac">
-    <w:name w:val="footer"/>
-    <w:basedOn w:val="a"/>
-    <w:link w:val="Char4"/>
-    <w:uiPriority w:val="99"/>
-    <w:unhideWhenUsed/>
-    <w:rsid w:val="00F75002"/>
-    <w:pPr>
-      <w:tabs>
-        <w:tab w:val="center" w:pos="4153"/>
-        <w:tab w:val="right" w:pos="8306"/>
-      </w:tabs>
-      <w:spacing w:after="0" w:line="240" w:lineRule="auto"/>
-    </w:pPr>
-  </w:style>
-  <w:style w:type="character" w:customStyle="1" w:styleId="Char4">
-    <w:name w:val="Υποσέλιδο Char"/>
-    <w:basedOn w:val="a0"/>
-    <w:link w:val="ac"/>
-    <w:uiPriority w:val="99"/>
-    <w:rsid w:val="00F75002"/>
+    <w:rsid w:val="00A13DE2"/>
   </w:style>
 </w:styles>
 </file>
